--- a/文章发表库/宪法文章/程伟：论中国民主第6篇.docx
+++ b/文章发表库/宪法文章/程伟：论中国民主第6篇.docx
@@ -32,7 +32,29 @@
           <w:szCs w:val="36"/>
           <w:u w:val="none"/>
         </w:rPr>
-        <w:t xml:space="preserve">论中国民主的未来之《五民宪法》详解</w:t>
+        <w:t xml:space="preserve">论中国民主的未来之《</w:t>
+      </w:r>
+      <w:r>
+        <w:rPr>
+          <w:rFonts w:ascii="Songti SC" w:hAnsi="Songti SC" w:eastAsia="Songti SC" w:cs="Songti SC"/>
+          <w:b/>
+          <w:color w:val="000000"/>
+          <w:sz w:val="36"/>
+          <w:szCs w:val="36"/>
+          <w:u w:val="none"/>
+        </w:rPr>
+        <w:t xml:space="preserve">公</w:t>
+      </w:r>
+      <w:r>
+        <w:rPr>
+          <w:rFonts w:ascii="Songti SC" w:hAnsi="Songti SC" w:eastAsia="Songti SC" w:cs="Songti SC"/>
+          <w:b/>
+          <w:color w:val="000000"/>
+          <w:sz w:val="36"/>
+          <w:szCs w:val="36"/>
+          <w:u w:val="none"/>
+        </w:rPr>
+        <w:t xml:space="preserve">民宪法》详解</w:t>
       </w:r>
       <w:r>
         <w:rPr>
@@ -84,8 +106,8 @@
           <w:b/>
           <w:bCs/>
           <w:color w:val="000000"/>
-          <w:sz w:val="36"/>
-          <w:szCs w:val="36"/>
+          <w:sz w:val="28"/>
+          <w:szCs w:val="28"/>
           <w:highlight w:val="none"/>
           <w:u w:val="none"/>
         </w:rPr>
@@ -95,8 +117,8 @@
           <w:rFonts w:ascii="Songti SC" w:hAnsi="Songti SC" w:eastAsia="Songti SC" w:cs="Songti SC"/>
           <w:b/>
           <w:color w:val="000000"/>
-          <w:sz w:val="36"/>
-          <w:szCs w:val="36"/>
+          <w:sz w:val="28"/>
+          <w:szCs w:val="28"/>
           <w:u w:val="none"/>
         </w:rPr>
         <w:t xml:space="preserve">宪法</w:t>
@@ -106,8 +128,8 @@
           <w:rFonts w:ascii="Songti SC" w:hAnsi="Songti SC" w:eastAsia="Songti SC" w:cs="Songti SC"/>
           <w:b/>
           <w:color w:val="000000"/>
-          <w:sz w:val="36"/>
-          <w:szCs w:val="36"/>
+          <w:sz w:val="28"/>
+          <w:szCs w:val="28"/>
           <w:u w:val="none"/>
         </w:rPr>
         <w:t xml:space="preserve">第</w:t>
@@ -117,44 +139,22 @@
           <w:rFonts w:ascii="Songti SC" w:hAnsi="Songti SC" w:eastAsia="Songti SC" w:cs="Songti SC"/>
           <w:b/>
           <w:color w:val="000000"/>
-          <w:sz w:val="36"/>
-          <w:szCs w:val="36"/>
-          <w:u w:val="none"/>
-        </w:rPr>
-        <w:t xml:space="preserve">四</w:t>
+          <w:sz w:val="28"/>
+          <w:szCs w:val="28"/>
+          <w:u w:val="none"/>
+        </w:rPr>
+        <w:t xml:space="preserve">五</w:t>
       </w:r>
       <w:r>
         <w:rPr>
           <w:rFonts w:ascii="Songti SC" w:hAnsi="Songti SC" w:eastAsia="Songti SC" w:cs="Songti SC"/>
           <w:b/>
           <w:color w:val="000000"/>
-          <w:sz w:val="36"/>
-          <w:szCs w:val="36"/>
+          <w:sz w:val="28"/>
+          <w:szCs w:val="28"/>
           <w:u w:val="none"/>
         </w:rPr>
         <w:t xml:space="preserve">条：</w:t>
-      </w:r>
-      <w:r>
-        <w:rPr>
-          <w:rFonts w:ascii="Songti SC" w:hAnsi="Songti SC" w:eastAsia="Songti SC" w:cs="Songti SC"/>
-          <w:b/>
-          <w:color w:val="000000"/>
-          <w:sz w:val="36"/>
-          <w:szCs w:val="36"/>
-          <w:u w:val="none"/>
-        </w:rPr>
-        <w:t xml:space="preserve">国家</w:t>
-      </w:r>
-      <w:r>
-        <w:rPr>
-          <w:rFonts w:ascii="Songti SC" w:hAnsi="Songti SC" w:eastAsia="Songti SC" w:cs="Songti SC"/>
-          <w:b/>
-          <w:color w:val="000000"/>
-          <w:sz w:val="36"/>
-          <w:szCs w:val="36"/>
-          <w:u w:val="none"/>
-        </w:rPr>
-        <w:t xml:space="preserve">格言</w:t>
       </w:r>
       <w:r>
         <w:rPr>
@@ -162,11 +162,11 @@
           <w:b/>
           <w:bCs/>
           <w:color w:val="000000"/>
-          <w:sz w:val="36"/>
-          <w:szCs w:val="36"/>
-          <w:highlight w:val="none"/>
-          <w:u w:val="none"/>
-        </w:rPr>
+          <w:sz w:val="28"/>
+          <w:szCs w:val="28"/>
+          <w:u w:val="none"/>
+        </w:rPr>
+        <w:t xml:space="preserve">国旗、国歌、国徽与货币的象征</w:t>
       </w:r>
       <w:r>
         <w:rPr>
@@ -174,8 +174,44 @@
           <w:b/>
           <w:bCs/>
           <w:color w:val="000000"/>
-          <w:sz w:val="36"/>
-          <w:szCs w:val="36"/>
+          <w:sz w:val="28"/>
+          <w:szCs w:val="28"/>
+          <w:u w:val="none"/>
+        </w:rPr>
+        <w:t xml:space="preserve">和</w:t>
+      </w:r>
+      <w:r>
+        <w:rPr>
+          <w:rFonts w:ascii="Songti SC" w:hAnsi="Songti SC" w:eastAsia="Songti SC" w:cs="Songti SC"/>
+          <w:b/>
+          <w:bCs/>
+          <w:color w:val="000000"/>
+          <w:sz w:val="28"/>
+          <w:szCs w:val="28"/>
+          <w:u w:val="none"/>
+        </w:rPr>
+        <w:t xml:space="preserve">意义</w:t>
+      </w:r>
+      <w:r>
+        <w:rPr>
+          <w:rFonts w:ascii="Songti SC" w:hAnsi="Songti SC" w:eastAsia="Songti SC" w:cs="Songti SC"/>
+          <w:b/>
+          <w:bCs/>
+          <w:color w:val="000000"/>
+          <w:sz w:val="28"/>
+          <w:szCs w:val="28"/>
+          <w:highlight w:val="none"/>
+          <w:u w:val="none"/>
+        </w:rPr>
+      </w:r>
+      <w:r>
+        <w:rPr>
+          <w:rFonts w:ascii="Songti SC" w:hAnsi="Songti SC" w:eastAsia="Songti SC" w:cs="Songti SC"/>
+          <w:b/>
+          <w:bCs/>
+          <w:color w:val="000000"/>
+          <w:sz w:val="28"/>
+          <w:szCs w:val="28"/>
           <w:highlight w:val="none"/>
           <w:u w:val="none"/>
         </w:rPr>
@@ -225,7 +261,7 @@
           <w:highlight w:val="none"/>
           <w:u w:val="none"/>
         </w:rPr>
-        <w:t xml:space="preserve">何清风</w:t>
+        <w:t xml:space="preserve">程伟</w:t>
       </w:r>
       <w:r>
         <w:rPr>
@@ -253,137 +289,170 @@
     <w:p>
       <w:pPr>
         <w:pBdr/>
-        <w:spacing/>
-        <w:ind/>
-        <w:rPr>
-          <w:rFonts w:ascii="Songti SC" w:hAnsi="Songti SC" w:eastAsia="Songti SC" w:cs="Songti SC"/>
+        <w:shd w:val="nil" w:color="auto"/>
+        <w:spacing/>
+        <w:ind/>
+        <w:rPr>
+          <w:rFonts w:ascii="宋體-簡" w:hAnsi="宋體-簡" w:cs="宋體-簡"/>
           <w:b/>
           <w:bCs/>
-          <w:color w:val="000000"/>
-          <w:sz w:val="24"/>
-          <w:szCs w:val="24"/>
-          <w:highlight w:val="none"/>
-          <w:u w:val="none"/>
-        </w:rPr>
-      </w:pPr>
-      <w:r>
-        <w:rPr>
-          <w:rFonts w:ascii="Songti SC" w:hAnsi="Songti SC" w:eastAsia="Songti SC" w:cs="Songti SC"/>
+          <w:sz w:val="24"/>
+          <w:szCs w:val="24"/>
+          <w14:ligatures w14:val="none"/>
+        </w:rPr>
+      </w:pPr>
+      <w:r>
+        <w:rPr>
+          <w:rFonts w:ascii="宋體-簡" w:hAnsi="宋體-簡" w:eastAsia="宋體-簡" w:cs="宋體-簡"/>
           <w:b/>
           <w:bCs/>
-          <w:color w:val="000000"/>
           <w:sz w:val="24"/>
           <w:szCs w:val="24"/>
           <w:highlight w:val="none"/>
-          <w:u w:val="none"/>
-        </w:rPr>
-        <w:t xml:space="preserve">引言：</w:t>
-      </w:r>
-      <w:r>
-        <w:rPr>
-          <w:rFonts w:ascii="Songti SC" w:hAnsi="Songti SC" w:eastAsia="Songti SC" w:cs="Songti SC"/>
+        </w:rPr>
+        <w:t xml:space="preserve">摘要：</w:t>
+      </w:r>
+      <w:r>
+        <w:rPr>
+          <w:rFonts w:ascii="宋體-簡" w:hAnsi="宋體-簡" w:eastAsia="宋體-簡" w:cs="宋體-簡"/>
           <w:b/>
           <w:bCs/>
-          <w:color w:val="000000"/>
-          <w:sz w:val="24"/>
-          <w:szCs w:val="24"/>
-          <w:highlight w:val="none"/>
-          <w:u w:val="none"/>
-        </w:rPr>
-        <w:t xml:space="preserve">灯塔</w:t>
-      </w:r>
-      <w:r>
-        <w:rPr>
-          <w:rFonts w:ascii="Songti SC" w:hAnsi="Songti SC" w:eastAsia="Songti SC" w:cs="Songti SC"/>
+          <w:sz w:val="24"/>
+          <w:szCs w:val="24"/>
+        </w:rPr>
+        <w:t xml:space="preserve">宪法第五条规范了国旗和国徽的设计语言，确定了《中华联邦颂》为国歌，汉语普通话为官方语言，汉语正体字为官方文字，并将国家的法定货币体系确定为以主权区块链为基础，同时发行纸质</w:t>
+      </w:r>
+      <w:r>
+        <w:rPr>
+          <w:rFonts w:ascii="宋體-簡" w:hAnsi="宋體-簡" w:eastAsia="宋體-簡" w:cs="宋體-簡"/>
           <w:b/>
           <w:bCs/>
-          <w:color w:val="000000"/>
-          <w:sz w:val="24"/>
-          <w:szCs w:val="24"/>
-          <w:highlight w:val="none"/>
-          <w:u w:val="none"/>
-        </w:rPr>
-        <w:t xml:space="preserve">照亮过</w:t>
-      </w:r>
-      <w:r>
-        <w:rPr>
-          <w:rFonts w:ascii="Songti SC" w:hAnsi="Songti SC" w:eastAsia="Songti SC" w:cs="Songti SC"/>
+          <w:sz w:val="24"/>
+          <w:szCs w:val="24"/>
+        </w:rPr>
+        <w:t xml:space="preserve">公</w:t>
+      </w:r>
+      <w:r>
+        <w:rPr>
+          <w:rFonts w:ascii="宋體-簡" w:hAnsi="宋體-簡" w:eastAsia="宋體-簡" w:cs="宋體-簡"/>
           <w:b/>
           <w:bCs/>
-          <w:color w:val="000000"/>
-          <w:sz w:val="24"/>
-          <w:szCs w:val="24"/>
-          <w:highlight w:val="none"/>
-          <w:u w:val="none"/>
-        </w:rPr>
-        <w:t xml:space="preserve">我们</w:t>
-      </w:r>
-      <w:r>
-        <w:rPr>
-          <w:rFonts w:ascii="Songti SC" w:hAnsi="Songti SC" w:eastAsia="Songti SC" w:cs="Songti SC"/>
+          <w:sz w:val="24"/>
+          <w:szCs w:val="24"/>
+        </w:rPr>
+        <w:t xml:space="preserve">民币和数字</w:t>
+      </w:r>
+      <w:r>
+        <w:rPr>
+          <w:rFonts w:ascii="宋體-簡" w:hAnsi="宋體-簡" w:eastAsia="宋體-簡" w:cs="宋體-簡"/>
           <w:b/>
           <w:bCs/>
-          <w:color w:val="000000"/>
-          <w:sz w:val="24"/>
-          <w:szCs w:val="24"/>
-          <w:highlight w:val="none"/>
-          <w:u w:val="none"/>
-        </w:rPr>
-        <w:t xml:space="preserve">成长</w:t>
-      </w:r>
-      <w:r>
-        <w:rPr>
-          <w:rFonts w:ascii="Songti SC" w:hAnsi="Songti SC" w:eastAsia="Songti SC" w:cs="Songti SC"/>
+          <w:sz w:val="24"/>
+          <w:szCs w:val="24"/>
+        </w:rPr>
+        <w:t xml:space="preserve">公</w:t>
+      </w:r>
+      <w:r>
+        <w:rPr>
+          <w:rFonts w:ascii="宋體-簡" w:hAnsi="宋體-簡" w:eastAsia="宋體-簡" w:cs="宋體-簡"/>
           <w:b/>
           <w:bCs/>
-          <w:color w:val="000000"/>
-          <w:sz w:val="24"/>
-          <w:szCs w:val="24"/>
-          <w:highlight w:val="none"/>
-          <w:u w:val="none"/>
-        </w:rPr>
-        <w:t xml:space="preserve">的</w:t>
-      </w:r>
-      <w:r>
-        <w:rPr>
-          <w:rFonts w:ascii="Songti SC" w:hAnsi="Songti SC" w:eastAsia="Songti SC" w:cs="Songti SC"/>
+          <w:sz w:val="24"/>
+          <w:szCs w:val="24"/>
+        </w:rPr>
+        <w:t xml:space="preserve">民币作为国家的法定货币，以实现主权货币去中心化，限制政府垄断货币发行的权力</w:t>
+      </w:r>
+      <w:r>
+        <w:rPr>
+          <w:rFonts w:ascii="宋體-簡" w:hAnsi="宋體-簡" w:eastAsia="宋體-簡" w:cs="宋體-簡"/>
           <w:b/>
           <w:bCs/>
-          <w:color w:val="000000"/>
           <w:sz w:val="24"/>
           <w:szCs w:val="24"/>
           <w:highlight w:val="none"/>
-          <w:u w:val="none"/>
-        </w:rPr>
-        <w:t xml:space="preserve">道路</w:t>
-      </w:r>
-      <w:r>
-        <w:rPr>
-          <w:rFonts w:ascii="Songti SC" w:hAnsi="Songti SC" w:eastAsia="Songti SC" w:cs="Songti SC"/>
+        </w:rPr>
+        <w:t xml:space="preserve">。</w:t>
+      </w:r>
+      <w:r>
+        <w:rPr>
+          <w:rFonts w:ascii="宋體-簡" w:hAnsi="宋體-簡" w:cs="宋體-簡"/>
           <w:b/>
           <w:bCs/>
-          <w:color w:val="000000"/>
-          <w:sz w:val="24"/>
-          <w:szCs w:val="24"/>
-          <w:highlight w:val="none"/>
-          <w:u w:val="none"/>
-        </w:rPr>
-      </w:r>
-      <w:r>
-        <w:rPr>
-          <w:rFonts w:ascii="Songti SC" w:hAnsi="Songti SC" w:eastAsia="Songti SC" w:cs="Songti SC"/>
+          <w:sz w:val="24"/>
+          <w:szCs w:val="24"/>
+          <w14:ligatures w14:val="none"/>
+        </w:rPr>
+      </w:r>
+      <w:r>
+        <w:rPr>
+          <w:rFonts w:ascii="宋體-簡" w:hAnsi="宋體-簡" w:cs="宋體-簡"/>
           <w:b/>
           <w:bCs/>
-          <w:color w:val="000000"/>
-          <w:sz w:val="24"/>
-          <w:szCs w:val="24"/>
-          <w:highlight w:val="none"/>
-          <w:u w:val="none"/>
+          <w:sz w:val="24"/>
+          <w:szCs w:val="24"/>
+          <w14:ligatures w14:val="none"/>
         </w:rPr>
       </w:r>
     </w:p>
     <w:p>
       <w:pPr>
+        <w:suppressLineNumbers w:val="false"/>
+        <w:pBdr/>
+        <w:spacing w:after="0" w:before="0" w:line="240" w:lineRule="auto"/>
+        <w:ind/>
+        <w:contextualSpacing w:val="false"/>
+        <w:jc w:val="left"/>
+        <w:rPr>
+          <w:rFonts w:ascii="Songti SC" w:hAnsi="Songti SC" w:eastAsia="Songti SC" w:cs="Songti SC"/>
+          <w:b/>
+          <w:bCs/>
+          <w:color w:val="000000"/>
+          <w:sz w:val="24"/>
+          <w:szCs w:val="24"/>
+          <w:highlight w:val="none"/>
+          <w:u w:val="none"/>
+        </w:rPr>
+      </w:pPr>
+      <w:r>
+        <w:rPr>
+          <w:rFonts w:ascii="Songti SC" w:hAnsi="Songti SC" w:eastAsia="Songti SC" w:cs="Songti SC"/>
+          <w:b/>
+          <w:bCs/>
+          <w:color w:val="000000"/>
+          <w:sz w:val="24"/>
+          <w:szCs w:val="24"/>
+          <w:highlight w:val="none"/>
+          <w:u w:val="none"/>
+        </w:rPr>
+        <w:t xml:space="preserve">引言：</w:t>
+      </w:r>
+      <w:r>
+        <w:rPr>
+          <w:rFonts w:ascii="Songti SC" w:hAnsi="Songti SC" w:eastAsia="Songti SC" w:cs="Songti SC"/>
+          <w:b/>
+          <w:bCs/>
+          <w:color w:val="000000"/>
+          <w:sz w:val="24"/>
+          <w:szCs w:val="24"/>
+          <w:highlight w:val="none"/>
+          <w:u w:val="none"/>
+        </w:rPr>
+      </w:r>
+      <w:r>
+        <w:rPr>
+          <w:rFonts w:ascii="Songti SC" w:hAnsi="Songti SC" w:eastAsia="Songti SC" w:cs="Songti SC"/>
+          <w:b/>
+          <w:bCs/>
+          <w:color w:val="000000"/>
+          <w:sz w:val="24"/>
+          <w:szCs w:val="24"/>
+          <w:highlight w:val="none"/>
+          <w:u w:val="none"/>
+        </w:rPr>
+      </w:r>
+    </w:p>
+    <w:p>
+      <w:pPr>
         <w:pBdr/>
         <w:spacing/>
         <w:ind/>
@@ -403,10 +472,8 @@
           <w:rFonts w:ascii="Songti SC" w:hAnsi="Songti SC" w:eastAsia="Songti SC" w:cs="Songti SC"/>
           <w:b w:val="0"/>
           <w:bCs w:val="0"/>
-          <w:color w:val="000000"/>
-          <w:sz w:val="24"/>
-          <w:szCs w:val="24"/>
-          <w:u w:val="none"/>
+          <w:sz w:val="24"/>
+          <w:szCs w:val="24"/>
         </w:rPr>
         <w:t xml:space="preserve">    </w:t>
       </w:r>
@@ -415,60 +482,50 @@
           <w:rFonts w:ascii="Songti SC" w:hAnsi="Songti SC" w:eastAsia="Songti SC" w:cs="Songti SC"/>
           <w:b w:val="0"/>
           <w:bCs w:val="0"/>
-          <w:color w:val="000000"/>
-          <w:sz w:val="24"/>
-          <w:szCs w:val="24"/>
-          <w:u w:val="none"/>
-        </w:rPr>
-        <w:t xml:space="preserve">在我</w:t>
+          <w:sz w:val="24"/>
+          <w:szCs w:val="24"/>
+        </w:rPr>
+        <w:t xml:space="preserve">我们</w:t>
       </w:r>
       <w:r>
         <w:rPr>
           <w:rFonts w:ascii="Songti SC" w:hAnsi="Songti SC" w:eastAsia="Songti SC" w:cs="Songti SC"/>
           <w:b w:val="0"/>
           <w:bCs w:val="0"/>
-          <w:color w:val="000000"/>
-          <w:sz w:val="24"/>
-          <w:szCs w:val="24"/>
-          <w:u w:val="none"/>
-        </w:rPr>
-        <w:t xml:space="preserve">小时候</w:t>
+          <w:sz w:val="24"/>
+          <w:szCs w:val="24"/>
+        </w:rPr>
+        <w:t xml:space="preserve">励志</w:t>
       </w:r>
       <w:r>
         <w:rPr>
           <w:rFonts w:ascii="Songti SC" w:hAnsi="Songti SC" w:eastAsia="Songti SC" w:cs="Songti SC"/>
           <w:b w:val="0"/>
           <w:bCs w:val="0"/>
-          <w:color w:val="000000"/>
-          <w:sz w:val="24"/>
-          <w:szCs w:val="24"/>
-          <w:u w:val="none"/>
-        </w:rPr>
-        <w:t xml:space="preserve">经常</w:t>
+          <w:sz w:val="24"/>
+          <w:szCs w:val="24"/>
+        </w:rPr>
+        <w:t xml:space="preserve">要</w:t>
       </w:r>
       <w:r>
         <w:rPr>
           <w:rFonts w:ascii="Songti SC" w:hAnsi="Songti SC" w:eastAsia="Songti SC" w:cs="Songti SC"/>
           <w:b w:val="0"/>
           <w:bCs w:val="0"/>
-          <w:color w:val="000000"/>
-          <w:sz w:val="24"/>
-          <w:szCs w:val="24"/>
-          <w:u w:val="none"/>
-        </w:rPr>
-        <w:t xml:space="preserve">听到</w:t>
+          <w:sz w:val="24"/>
+          <w:szCs w:val="24"/>
+        </w:rPr>
+        <w:t xml:space="preserve">建立</w:t>
       </w:r>
       <w:r>
         <w:rPr>
           <w:rFonts w:ascii="Songti SC" w:hAnsi="Songti SC" w:eastAsia="Songti SC" w:cs="Songti SC"/>
           <w:b w:val="0"/>
           <w:bCs w:val="0"/>
-          <w:color w:val="000000"/>
-          <w:sz w:val="24"/>
-          <w:szCs w:val="24"/>
-          <w:u w:val="none"/>
-        </w:rPr>
-        <w:t xml:space="preserve">大人们</w:t>
+          <w:sz w:val="24"/>
+          <w:szCs w:val="24"/>
+        </w:rPr>
+        <w:t xml:space="preserve">的</w:t>
       </w:r>
       <w:r>
         <w:rPr>
@@ -480,7 +537,7 @@
           <w:szCs w:val="24"/>
           <w:u w:val="none"/>
         </w:rPr>
-        <w:t xml:space="preserve">在</w:t>
+        <w:t xml:space="preserve">中华民族联邦共和国作为一个以普世价值和民族</w:t>
       </w:r>
       <w:r>
         <w:rPr>
@@ -492,7 +549,7 @@
           <w:szCs w:val="24"/>
           <w:u w:val="none"/>
         </w:rPr>
-        <w:t xml:space="preserve">谈论</w:t>
+        <w:t xml:space="preserve">文化</w:t>
       </w:r>
       <w:r>
         <w:rPr>
@@ -504,7 +561,7 @@
           <w:szCs w:val="24"/>
           <w:u w:val="none"/>
         </w:rPr>
-        <w:t xml:space="preserve">，</w:t>
+        <w:t xml:space="preserve">复兴为目标的理想国度，其国家象征体系承载了深厚的文化底蕴和时代精神。从国旗“红地国土自由花”，到国歌《中华联邦颂》，再到国徽“金盾龙凤大好河山”，以及官方语言、文字和多元化的货币体系，这些元素共同勾勒出联邦共和国的独特形象和国家意志。本文将围绕这些国家象征，深入探讨其设计理念、文化内涵以及</w:t>
       </w:r>
       <w:r>
         <w:rPr>
@@ -516,7 +573,7 @@
           <w:szCs w:val="24"/>
           <w:u w:val="none"/>
         </w:rPr>
-        <w:t xml:space="preserve">在</w:t>
+        <w:t xml:space="preserve">未来</w:t>
       </w:r>
       <w:r>
         <w:rPr>
@@ -528,7 +585,7 @@
           <w:szCs w:val="24"/>
           <w:u w:val="none"/>
         </w:rPr>
-        <w:t xml:space="preserve">大洋</w:t>
+        <w:t xml:space="preserve">对联邦共和国的意义，展现其作为人类文明灯塔的宏伟愿景。</w:t>
       </w:r>
       <w:r>
         <w:rPr>
@@ -538,9 +595,9 @@
           <w:color w:val="000000"/>
           <w:sz w:val="24"/>
           <w:szCs w:val="24"/>
-          <w:u w:val="none"/>
-        </w:rPr>
-        <w:t xml:space="preserve">的</w:t>
+          <w:highlight w:val="none"/>
+          <w:u w:val="none"/>
+        </w:rPr>
       </w:r>
       <w:r>
         <w:rPr>
@@ -550,11 +607,16 @@
           <w:color w:val="000000"/>
           <w:sz w:val="24"/>
           <w:szCs w:val="24"/>
-          <w:u w:val="none"/>
-        </w:rPr>
-        <w:t xml:space="preserve">彼岸</w:t>
-      </w:r>
-      <w:r>
+          <w:highlight w:val="none"/>
+          <w:u w:val="none"/>
+        </w:rPr>
+      </w:r>
+    </w:p>
+    <w:p>
+      <w:pPr>
+        <w:pBdr/>
+        <w:spacing/>
+        <w:ind/>
         <w:rPr>
           <w:rFonts w:ascii="Songti SC" w:hAnsi="Songti SC" w:eastAsia="Songti SC" w:cs="Songti SC"/>
           <w:b w:val="0"/>
@@ -564,923 +626,7 @@
           <w:szCs w:val="24"/>
           <w:u w:val="none"/>
         </w:rPr>
-        <w:t xml:space="preserve">有一个</w:t>
-      </w:r>
-      <w:r>
-        <w:rPr>
-          <w:rFonts w:ascii="Songti SC" w:hAnsi="Songti SC" w:eastAsia="Songti SC" w:cs="Songti SC"/>
-          <w:b w:val="0"/>
-          <w:bCs w:val="0"/>
-          <w:color w:val="000000"/>
-          <w:sz w:val="24"/>
-          <w:szCs w:val="24"/>
-          <w:u w:val="none"/>
-        </w:rPr>
-        <w:t xml:space="preserve">叫</w:t>
-      </w:r>
-      <w:r>
-        <w:rPr>
-          <w:rFonts w:ascii="Songti SC" w:hAnsi="Songti SC" w:eastAsia="Songti SC" w:cs="Songti SC"/>
-          <w:b w:val="0"/>
-          <w:bCs w:val="0"/>
-          <w:color w:val="000000"/>
-          <w:sz w:val="24"/>
-          <w:szCs w:val="24"/>
-          <w:u w:val="none"/>
-        </w:rPr>
-        <w:t xml:space="preserve">美国</w:t>
-      </w:r>
-      <w:r>
-        <w:rPr>
-          <w:rFonts w:ascii="Songti SC" w:hAnsi="Songti SC" w:eastAsia="Songti SC" w:cs="Songti SC"/>
-          <w:b w:val="0"/>
-          <w:bCs w:val="0"/>
-          <w:color w:val="000000"/>
-          <w:sz w:val="24"/>
-          <w:szCs w:val="24"/>
-          <w:u w:val="none"/>
-        </w:rPr>
-        <w:t xml:space="preserve">的</w:t>
-      </w:r>
-      <w:r>
-        <w:rPr>
-          <w:rFonts w:ascii="Songti SC" w:hAnsi="Songti SC" w:eastAsia="Songti SC" w:cs="Songti SC"/>
-          <w:b w:val="0"/>
-          <w:bCs w:val="0"/>
-          <w:color w:val="000000"/>
-          <w:sz w:val="24"/>
-          <w:szCs w:val="24"/>
-          <w:u w:val="none"/>
-        </w:rPr>
-        <w:t xml:space="preserve">国家，</w:t>
-      </w:r>
-      <w:r>
-        <w:rPr>
-          <w:rFonts w:ascii="Songti SC" w:hAnsi="Songti SC" w:eastAsia="Songti SC" w:cs="Songti SC"/>
-          <w:b w:val="0"/>
-          <w:bCs w:val="0"/>
-          <w:color w:val="000000"/>
-          <w:sz w:val="24"/>
-          <w:szCs w:val="24"/>
-          <w:u w:val="none"/>
-        </w:rPr>
-        <w:t xml:space="preserve">那是</w:t>
-      </w:r>
-      <w:r>
-        <w:rPr>
-          <w:rFonts w:ascii="Songti SC" w:hAnsi="Songti SC" w:eastAsia="Songti SC" w:cs="Songti SC"/>
-          <w:b w:val="0"/>
-          <w:bCs w:val="0"/>
-          <w:color w:val="000000"/>
-          <w:sz w:val="24"/>
-          <w:szCs w:val="24"/>
-          <w:u w:val="none"/>
-        </w:rPr>
-        <w:t xml:space="preserve">人类</w:t>
-      </w:r>
-      <w:r>
-        <w:rPr>
-          <w:rFonts w:ascii="Songti SC" w:hAnsi="Songti SC" w:eastAsia="Songti SC" w:cs="Songti SC"/>
-          <w:b w:val="0"/>
-          <w:bCs w:val="0"/>
-          <w:color w:val="000000"/>
-          <w:sz w:val="24"/>
-          <w:szCs w:val="24"/>
-          <w:u w:val="none"/>
-        </w:rPr>
-        <w:t xml:space="preserve">的</w:t>
-      </w:r>
-      <w:r>
-        <w:rPr>
-          <w:rFonts w:ascii="Songti SC" w:hAnsi="Songti SC" w:eastAsia="Songti SC" w:cs="Songti SC"/>
-          <w:b w:val="0"/>
-          <w:bCs w:val="0"/>
-          <w:color w:val="000000"/>
-          <w:sz w:val="24"/>
-          <w:szCs w:val="24"/>
-          <w:u w:val="none"/>
-        </w:rPr>
-        <w:t xml:space="preserve">灯塔，</w:t>
-      </w:r>
-      <w:r>
-        <w:rPr>
-          <w:rFonts w:ascii="Songti SC" w:hAnsi="Songti SC" w:eastAsia="Songti SC" w:cs="Songti SC"/>
-          <w:b w:val="0"/>
-          <w:bCs w:val="0"/>
-          <w:color w:val="000000"/>
-          <w:sz w:val="24"/>
-          <w:szCs w:val="24"/>
-          <w:u w:val="none"/>
-        </w:rPr>
-        <w:t xml:space="preserve">是</w:t>
-      </w:r>
-      <w:r>
-        <w:rPr>
-          <w:rFonts w:ascii="Songti SC" w:hAnsi="Songti SC" w:eastAsia="Songti SC" w:cs="Songti SC"/>
-          <w:b w:val="0"/>
-          <w:bCs w:val="0"/>
-          <w:color w:val="000000"/>
-          <w:sz w:val="24"/>
-          <w:szCs w:val="24"/>
-          <w:u w:val="none"/>
-        </w:rPr>
-        <w:t xml:space="preserve">人们</w:t>
-      </w:r>
-      <w:r>
-        <w:rPr>
-          <w:rFonts w:ascii="Songti SC" w:hAnsi="Songti SC" w:eastAsia="Songti SC" w:cs="Songti SC"/>
-          <w:b w:val="0"/>
-          <w:bCs w:val="0"/>
-          <w:color w:val="000000"/>
-          <w:sz w:val="24"/>
-          <w:szCs w:val="24"/>
-          <w:u w:val="none"/>
-        </w:rPr>
-        <w:t xml:space="preserve">最后</w:t>
-      </w:r>
-      <w:r>
-        <w:rPr>
-          <w:rFonts w:ascii="Songti SC" w:hAnsi="Songti SC" w:eastAsia="Songti SC" w:cs="Songti SC"/>
-          <w:b w:val="0"/>
-          <w:bCs w:val="0"/>
-          <w:color w:val="000000"/>
-          <w:sz w:val="24"/>
-          <w:szCs w:val="24"/>
-          <w:u w:val="none"/>
-        </w:rPr>
-        <w:t xml:space="preserve">的</w:t>
-      </w:r>
-      <w:r>
-        <w:rPr>
-          <w:rFonts w:ascii="Songti SC" w:hAnsi="Songti SC" w:eastAsia="Songti SC" w:cs="Songti SC"/>
-          <w:b w:val="0"/>
-          <w:bCs w:val="0"/>
-          <w:color w:val="000000"/>
-          <w:sz w:val="24"/>
-          <w:szCs w:val="24"/>
-          <w:u w:val="none"/>
-        </w:rPr>
-        <w:t xml:space="preserve">庇护所，</w:t>
-      </w:r>
-      <w:r>
-        <w:rPr>
-          <w:rFonts w:ascii="Songti SC" w:hAnsi="Songti SC" w:eastAsia="Songti SC" w:cs="Songti SC"/>
-          <w:b w:val="0"/>
-          <w:bCs w:val="0"/>
-          <w:color w:val="000000"/>
-          <w:sz w:val="24"/>
-          <w:szCs w:val="24"/>
-          <w:u w:val="none"/>
-        </w:rPr>
-        <w:t xml:space="preserve">那时候</w:t>
-      </w:r>
-      <w:r>
-        <w:rPr>
-          <w:rFonts w:ascii="Songti SC" w:hAnsi="Songti SC" w:eastAsia="Songti SC" w:cs="Songti SC"/>
-          <w:b w:val="0"/>
-          <w:bCs w:val="0"/>
-          <w:color w:val="000000"/>
-          <w:sz w:val="24"/>
-          <w:szCs w:val="24"/>
-          <w:u w:val="none"/>
-        </w:rPr>
-        <w:t xml:space="preserve">的</w:t>
-      </w:r>
-      <w:r>
-        <w:rPr>
-          <w:rFonts w:ascii="Songti SC" w:hAnsi="Songti SC" w:eastAsia="Songti SC" w:cs="Songti SC"/>
-          <w:b w:val="0"/>
-          <w:bCs w:val="0"/>
-          <w:color w:val="000000"/>
-          <w:sz w:val="24"/>
-          <w:szCs w:val="24"/>
-          <w:u w:val="none"/>
-        </w:rPr>
-        <w:t xml:space="preserve">我</w:t>
-      </w:r>
-      <w:r>
-        <w:rPr>
-          <w:rFonts w:ascii="Songti SC" w:hAnsi="Songti SC" w:eastAsia="Songti SC" w:cs="Songti SC"/>
-          <w:b w:val="0"/>
-          <w:bCs w:val="0"/>
-          <w:color w:val="000000"/>
-          <w:sz w:val="24"/>
-          <w:szCs w:val="24"/>
-          <w:u w:val="none"/>
-        </w:rPr>
-        <w:t xml:space="preserve">对于</w:t>
-      </w:r>
-      <w:r>
-        <w:rPr>
-          <w:rFonts w:ascii="Songti SC" w:hAnsi="Songti SC" w:eastAsia="Songti SC" w:cs="Songti SC"/>
-          <w:b w:val="0"/>
-          <w:bCs w:val="0"/>
-          <w:color w:val="000000"/>
-          <w:sz w:val="24"/>
-          <w:szCs w:val="24"/>
-          <w:u w:val="none"/>
-        </w:rPr>
-        <w:t xml:space="preserve">什么</w:t>
-      </w:r>
-      <w:r>
-        <w:rPr>
-          <w:rFonts w:ascii="Songti SC" w:hAnsi="Songti SC" w:eastAsia="Songti SC" w:cs="Songti SC"/>
-          <w:b w:val="0"/>
-          <w:bCs w:val="0"/>
-          <w:color w:val="000000"/>
-          <w:sz w:val="24"/>
-          <w:szCs w:val="24"/>
-          <w:u w:val="none"/>
-        </w:rPr>
-        <w:t xml:space="preserve">是</w:t>
-      </w:r>
-      <w:r>
-        <w:rPr>
-          <w:rFonts w:ascii="Songti SC" w:hAnsi="Songti SC" w:eastAsia="Songti SC" w:cs="Songti SC"/>
-          <w:b w:val="0"/>
-          <w:bCs w:val="0"/>
-          <w:color w:val="000000"/>
-          <w:sz w:val="24"/>
-          <w:szCs w:val="24"/>
-          <w:u w:val="none"/>
-        </w:rPr>
-        <w:t xml:space="preserve">灯塔、</w:t>
-      </w:r>
-      <w:r>
-        <w:rPr>
-          <w:rFonts w:ascii="Songti SC" w:hAnsi="Songti SC" w:eastAsia="Songti SC" w:cs="Songti SC"/>
-          <w:b w:val="0"/>
-          <w:bCs w:val="0"/>
-          <w:color w:val="000000"/>
-          <w:sz w:val="24"/>
-          <w:szCs w:val="24"/>
-          <w:u w:val="none"/>
-        </w:rPr>
-        <w:t xml:space="preserve">什么</w:t>
-      </w:r>
-      <w:r>
-        <w:rPr>
-          <w:rFonts w:ascii="Songti SC" w:hAnsi="Songti SC" w:eastAsia="Songti SC" w:cs="Songti SC"/>
-          <w:b w:val="0"/>
-          <w:bCs w:val="0"/>
-          <w:color w:val="000000"/>
-          <w:sz w:val="24"/>
-          <w:szCs w:val="24"/>
-          <w:u w:val="none"/>
-        </w:rPr>
-        <w:t xml:space="preserve">是</w:t>
-      </w:r>
-      <w:r>
-        <w:rPr>
-          <w:rFonts w:ascii="Songti SC" w:hAnsi="Songti SC" w:eastAsia="Songti SC" w:cs="Songti SC"/>
-          <w:b w:val="0"/>
-          <w:bCs w:val="0"/>
-          <w:color w:val="000000"/>
-          <w:sz w:val="24"/>
-          <w:szCs w:val="24"/>
-          <w:u w:val="none"/>
-        </w:rPr>
-        <w:t xml:space="preserve">美国、</w:t>
-      </w:r>
-      <w:r>
-        <w:rPr>
-          <w:rFonts w:ascii="Songti SC" w:hAnsi="Songti SC" w:eastAsia="Songti SC" w:cs="Songti SC"/>
-          <w:b w:val="0"/>
-          <w:bCs w:val="0"/>
-          <w:color w:val="000000"/>
-          <w:sz w:val="24"/>
-          <w:szCs w:val="24"/>
-          <w:u w:val="none"/>
-        </w:rPr>
-        <w:t xml:space="preserve">什么</w:t>
-      </w:r>
-      <w:r>
-        <w:rPr>
-          <w:rFonts w:ascii="Songti SC" w:hAnsi="Songti SC" w:eastAsia="Songti SC" w:cs="Songti SC"/>
-          <w:b w:val="0"/>
-          <w:bCs w:val="0"/>
-          <w:color w:val="000000"/>
-          <w:sz w:val="24"/>
-          <w:szCs w:val="24"/>
-          <w:u w:val="none"/>
-        </w:rPr>
-        <w:t xml:space="preserve">是</w:t>
-      </w:r>
-      <w:r>
-        <w:rPr>
-          <w:rFonts w:ascii="Songti SC" w:hAnsi="Songti SC" w:eastAsia="Songti SC" w:cs="Songti SC"/>
-          <w:b w:val="0"/>
-          <w:bCs w:val="0"/>
-          <w:color w:val="000000"/>
-          <w:sz w:val="24"/>
-          <w:szCs w:val="24"/>
-          <w:u w:val="none"/>
-        </w:rPr>
-        <w:t xml:space="preserve">庇护所</w:t>
-      </w:r>
-      <w:r>
-        <w:rPr>
-          <w:rFonts w:ascii="Songti SC" w:hAnsi="Songti SC" w:eastAsia="Songti SC" w:cs="Songti SC"/>
-          <w:b w:val="0"/>
-          <w:bCs w:val="0"/>
-          <w:color w:val="000000"/>
-          <w:sz w:val="24"/>
-          <w:szCs w:val="24"/>
-          <w:u w:val="none"/>
-        </w:rPr>
-        <w:t xml:space="preserve">似懂非懂，</w:t>
-      </w:r>
-      <w:r>
-        <w:rPr>
-          <w:rFonts w:ascii="Songti SC" w:hAnsi="Songti SC" w:eastAsia="Songti SC" w:cs="Songti SC"/>
-          <w:b w:val="0"/>
-          <w:bCs w:val="0"/>
-          <w:color w:val="000000"/>
-          <w:sz w:val="24"/>
-          <w:szCs w:val="24"/>
-          <w:u w:val="none"/>
-        </w:rPr>
-        <w:t xml:space="preserve">只是</w:t>
-      </w:r>
-      <w:r>
-        <w:rPr>
-          <w:rFonts w:ascii="Songti SC" w:hAnsi="Songti SC" w:eastAsia="Songti SC" w:cs="Songti SC"/>
-          <w:b w:val="0"/>
-          <w:bCs w:val="0"/>
-          <w:color w:val="000000"/>
-          <w:sz w:val="24"/>
-          <w:szCs w:val="24"/>
-          <w:u w:val="none"/>
-        </w:rPr>
-        <w:t xml:space="preserve">隐隐约约</w:t>
-      </w:r>
-      <w:r>
-        <w:rPr>
-          <w:rFonts w:ascii="Songti SC" w:hAnsi="Songti SC" w:eastAsia="Songti SC" w:cs="Songti SC"/>
-          <w:b w:val="0"/>
-          <w:bCs w:val="0"/>
-          <w:color w:val="000000"/>
-          <w:sz w:val="24"/>
-          <w:szCs w:val="24"/>
-          <w:u w:val="none"/>
-        </w:rPr>
-        <w:t xml:space="preserve">能</w:t>
-      </w:r>
-      <w:r>
-        <w:rPr>
-          <w:rFonts w:ascii="Songti SC" w:hAnsi="Songti SC" w:eastAsia="Songti SC" w:cs="Songti SC"/>
-          <w:b w:val="0"/>
-          <w:bCs w:val="0"/>
-          <w:color w:val="000000"/>
-          <w:sz w:val="24"/>
-          <w:szCs w:val="24"/>
-          <w:u w:val="none"/>
-        </w:rPr>
-        <w:t xml:space="preserve">感受</w:t>
-      </w:r>
-      <w:r>
-        <w:rPr>
-          <w:rFonts w:ascii="Songti SC" w:hAnsi="Songti SC" w:eastAsia="Songti SC" w:cs="Songti SC"/>
-          <w:b w:val="0"/>
-          <w:bCs w:val="0"/>
-          <w:color w:val="000000"/>
-          <w:sz w:val="24"/>
-          <w:szCs w:val="24"/>
-          <w:u w:val="none"/>
-        </w:rPr>
-        <w:t xml:space="preserve">到</w:t>
-      </w:r>
-      <w:r>
-        <w:rPr>
-          <w:rFonts w:ascii="Songti SC" w:hAnsi="Songti SC" w:eastAsia="Songti SC" w:cs="Songti SC"/>
-          <w:b w:val="0"/>
-          <w:bCs w:val="0"/>
-          <w:color w:val="000000"/>
-          <w:sz w:val="24"/>
-          <w:szCs w:val="24"/>
-          <w:u w:val="none"/>
-        </w:rPr>
-        <w:t xml:space="preserve">人们</w:t>
-      </w:r>
-      <w:r>
-        <w:rPr>
-          <w:rFonts w:ascii="Songti SC" w:hAnsi="Songti SC" w:eastAsia="Songti SC" w:cs="Songti SC"/>
-          <w:b w:val="0"/>
-          <w:bCs w:val="0"/>
-          <w:color w:val="000000"/>
-          <w:sz w:val="24"/>
-          <w:szCs w:val="24"/>
-          <w:u w:val="none"/>
-        </w:rPr>
-        <w:t xml:space="preserve">对</w:t>
-      </w:r>
-      <w:r>
-        <w:rPr>
-          <w:rFonts w:ascii="Songti SC" w:hAnsi="Songti SC" w:eastAsia="Songti SC" w:cs="Songti SC"/>
-          <w:b w:val="0"/>
-          <w:bCs w:val="0"/>
-          <w:color w:val="000000"/>
-          <w:sz w:val="24"/>
-          <w:szCs w:val="24"/>
-          <w:u w:val="none"/>
-        </w:rPr>
-        <w:t xml:space="preserve">那里</w:t>
-      </w:r>
-      <w:r>
-        <w:rPr>
-          <w:rFonts w:ascii="Songti SC" w:hAnsi="Songti SC" w:eastAsia="Songti SC" w:cs="Songti SC"/>
-          <w:b w:val="0"/>
-          <w:bCs w:val="0"/>
-          <w:color w:val="000000"/>
-          <w:sz w:val="24"/>
-          <w:szCs w:val="24"/>
-          <w:u w:val="none"/>
-        </w:rPr>
-        <w:t xml:space="preserve">的</w:t>
-      </w:r>
-      <w:r>
-        <w:rPr>
-          <w:rFonts w:ascii="Songti SC" w:hAnsi="Songti SC" w:eastAsia="Songti SC" w:cs="Songti SC"/>
-          <w:b w:val="0"/>
-          <w:bCs w:val="0"/>
-          <w:color w:val="000000"/>
-          <w:sz w:val="24"/>
-          <w:szCs w:val="24"/>
-          <w:u w:val="none"/>
-        </w:rPr>
-        <w:t xml:space="preserve">向往</w:t>
-      </w:r>
-      <w:r>
-        <w:rPr>
-          <w:rFonts w:ascii="Songti SC" w:hAnsi="Songti SC" w:eastAsia="Songti SC" w:cs="Songti SC"/>
-          <w:b w:val="0"/>
-          <w:bCs w:val="0"/>
-          <w:color w:val="000000"/>
-          <w:sz w:val="24"/>
-          <w:szCs w:val="24"/>
-          <w:u w:val="none"/>
-        </w:rPr>
-        <w:t xml:space="preserve">与</w:t>
-      </w:r>
-      <w:r>
-        <w:rPr>
-          <w:rFonts w:ascii="Songti SC" w:hAnsi="Songti SC" w:eastAsia="Songti SC" w:cs="Songti SC"/>
-          <w:b w:val="0"/>
-          <w:bCs w:val="0"/>
-          <w:color w:val="000000"/>
-          <w:sz w:val="24"/>
-          <w:szCs w:val="24"/>
-          <w:u w:val="none"/>
-        </w:rPr>
-        <w:t xml:space="preserve">赞美。</w:t>
-      </w:r>
-      <w:r>
-        <w:rPr>
-          <w:rFonts w:ascii="Songti SC" w:hAnsi="Songti SC" w:eastAsia="Songti SC" w:cs="Songti SC"/>
-          <w:b w:val="0"/>
-          <w:bCs w:val="0"/>
-          <w:color w:val="000000"/>
-          <w:sz w:val="24"/>
-          <w:szCs w:val="24"/>
-          <w:u w:val="none"/>
-        </w:rPr>
-        <w:t xml:space="preserve">今天，</w:t>
-      </w:r>
-      <w:r>
-        <w:rPr>
-          <w:rFonts w:ascii="Songti SC" w:hAnsi="Songti SC" w:eastAsia="Songti SC" w:cs="Songti SC"/>
-          <w:b w:val="0"/>
-          <w:bCs w:val="0"/>
-          <w:color w:val="000000"/>
-          <w:sz w:val="24"/>
-          <w:szCs w:val="24"/>
-          <w:u w:val="none"/>
-        </w:rPr>
-        <w:t xml:space="preserve">我</w:t>
-      </w:r>
-      <w:r>
-        <w:rPr>
-          <w:rFonts w:ascii="Songti SC" w:hAnsi="Songti SC" w:eastAsia="Songti SC" w:cs="Songti SC"/>
-          <w:b w:val="0"/>
-          <w:bCs w:val="0"/>
-          <w:color w:val="000000"/>
-          <w:sz w:val="24"/>
-          <w:szCs w:val="24"/>
-          <w:u w:val="none"/>
-        </w:rPr>
-        <w:t xml:space="preserve">站在</w:t>
-      </w:r>
-      <w:r>
-        <w:rPr>
-          <w:rFonts w:ascii="Songti SC" w:hAnsi="Songti SC" w:eastAsia="Songti SC" w:cs="Songti SC"/>
-          <w:b w:val="0"/>
-          <w:bCs w:val="0"/>
-          <w:color w:val="000000"/>
-          <w:sz w:val="24"/>
-          <w:szCs w:val="24"/>
-          <w:u w:val="none"/>
-        </w:rPr>
-        <w:t xml:space="preserve">这</w:t>
-      </w:r>
-      <w:r>
-        <w:rPr>
-          <w:rFonts w:ascii="Songti SC" w:hAnsi="Songti SC" w:eastAsia="Songti SC" w:cs="Songti SC"/>
-          <w:b w:val="0"/>
-          <w:bCs w:val="0"/>
-          <w:color w:val="000000"/>
-          <w:sz w:val="24"/>
-          <w:szCs w:val="24"/>
-          <w:u w:val="none"/>
-        </w:rPr>
-        <w:t xml:space="preserve">片</w:t>
-      </w:r>
-      <w:r>
-        <w:rPr>
-          <w:rFonts w:ascii="Songti SC" w:hAnsi="Songti SC" w:eastAsia="Songti SC" w:cs="Songti SC"/>
-          <w:b w:val="0"/>
-          <w:bCs w:val="0"/>
-          <w:color w:val="000000"/>
-          <w:sz w:val="24"/>
-          <w:szCs w:val="24"/>
-          <w:u w:val="none"/>
-        </w:rPr>
-        <w:t xml:space="preserve">土地上</w:t>
-      </w:r>
-      <w:r>
-        <w:rPr>
-          <w:rFonts w:ascii="Songti SC" w:hAnsi="Songti SC" w:eastAsia="Songti SC" w:cs="Songti SC"/>
-          <w:b w:val="0"/>
-          <w:bCs w:val="0"/>
-          <w:color w:val="000000"/>
-          <w:sz w:val="24"/>
-          <w:szCs w:val="24"/>
-          <w:u w:val="none"/>
-        </w:rPr>
-        <w:t xml:space="preserve">感慨万千</w:t>
-      </w:r>
-      <w:r>
-        <w:rPr>
-          <w:rFonts w:ascii="Songti SC" w:hAnsi="Songti SC" w:eastAsia="Songti SC" w:cs="Songti SC"/>
-          <w:b w:val="0"/>
-          <w:bCs w:val="0"/>
-          <w:color w:val="000000"/>
-          <w:sz w:val="24"/>
-          <w:szCs w:val="24"/>
-          <w:u w:val="none"/>
-        </w:rPr>
-        <w:t xml:space="preserve">，</w:t>
-      </w:r>
-      <w:r>
-        <w:rPr>
-          <w:rFonts w:ascii="Songti SC" w:hAnsi="Songti SC" w:eastAsia="Songti SC" w:cs="Songti SC"/>
-          <w:b w:val="0"/>
-          <w:bCs w:val="0"/>
-          <w:color w:val="000000"/>
-          <w:sz w:val="24"/>
-          <w:szCs w:val="24"/>
-          <w:u w:val="none"/>
-        </w:rPr>
-        <w:t xml:space="preserve">只为</w:t>
-      </w:r>
-      <w:r>
-        <w:rPr>
-          <w:rFonts w:ascii="Songti SC" w:hAnsi="Songti SC" w:eastAsia="Songti SC" w:cs="Songti SC"/>
-          <w:b w:val="0"/>
-          <w:bCs w:val="0"/>
-          <w:color w:val="000000"/>
-          <w:sz w:val="24"/>
-          <w:szCs w:val="24"/>
-          <w:u w:val="none"/>
-        </w:rPr>
-        <w:t xml:space="preserve">一个</w:t>
-      </w:r>
-      <w:r>
-        <w:rPr>
-          <w:rFonts w:ascii="Songti SC" w:hAnsi="Songti SC" w:eastAsia="Songti SC" w:cs="Songti SC"/>
-          <w:b w:val="0"/>
-          <w:bCs w:val="0"/>
-          <w:color w:val="000000"/>
-          <w:sz w:val="24"/>
-          <w:szCs w:val="24"/>
-          <w:u w:val="none"/>
-        </w:rPr>
-        <w:t xml:space="preserve">目的而来，</w:t>
-      </w:r>
-      <w:r>
-        <w:rPr>
-          <w:rFonts w:ascii="Songti SC" w:hAnsi="Songti SC" w:eastAsia="Songti SC" w:cs="Songti SC"/>
-          <w:b w:val="0"/>
-          <w:bCs w:val="0"/>
-          <w:color w:val="000000"/>
-          <w:sz w:val="24"/>
-          <w:szCs w:val="24"/>
-          <w:u w:val="none"/>
-        </w:rPr>
-        <w:t xml:space="preserve">那就是</w:t>
-      </w:r>
-      <w:r>
-        <w:rPr>
-          <w:rFonts w:ascii="Songti SC" w:hAnsi="Songti SC" w:eastAsia="Songti SC" w:cs="Songti SC"/>
-          <w:b w:val="0"/>
-          <w:bCs w:val="0"/>
-          <w:color w:val="000000"/>
-          <w:sz w:val="24"/>
-          <w:szCs w:val="24"/>
-          <w:u w:val="none"/>
-        </w:rPr>
-        <w:t xml:space="preserve">要</w:t>
-      </w:r>
-      <w:r>
-        <w:rPr>
-          <w:rFonts w:ascii="Songti SC" w:hAnsi="Songti SC" w:eastAsia="Songti SC" w:cs="Songti SC"/>
-          <w:b w:val="0"/>
-          <w:bCs w:val="0"/>
-          <w:color w:val="000000"/>
-          <w:sz w:val="24"/>
-          <w:szCs w:val="24"/>
-          <w:u w:val="none"/>
-        </w:rPr>
-        <w:t xml:space="preserve">把</w:t>
-      </w:r>
-      <w:r>
-        <w:rPr>
-          <w:rFonts w:ascii="Songti SC" w:hAnsi="Songti SC" w:eastAsia="Songti SC" w:cs="Songti SC"/>
-          <w:b w:val="0"/>
-          <w:bCs w:val="0"/>
-          <w:color w:val="000000"/>
-          <w:sz w:val="24"/>
-          <w:szCs w:val="24"/>
-          <w:u w:val="none"/>
-        </w:rPr>
-        <w:t xml:space="preserve">出生</w:t>
-      </w:r>
-      <w:r>
-        <w:rPr>
-          <w:rFonts w:ascii="Songti SC" w:hAnsi="Songti SC" w:eastAsia="Songti SC" w:cs="Songti SC"/>
-          <w:b w:val="0"/>
-          <w:bCs w:val="0"/>
-          <w:color w:val="000000"/>
-          <w:sz w:val="24"/>
-          <w:szCs w:val="24"/>
-          <w:u w:val="none"/>
-        </w:rPr>
-        <w:t xml:space="preserve">成长</w:t>
-      </w:r>
-      <w:r>
-        <w:rPr>
-          <w:rFonts w:ascii="Songti SC" w:hAnsi="Songti SC" w:eastAsia="Songti SC" w:cs="Songti SC"/>
-          <w:b w:val="0"/>
-          <w:bCs w:val="0"/>
-          <w:color w:val="000000"/>
-          <w:sz w:val="24"/>
-          <w:szCs w:val="24"/>
-          <w:u w:val="none"/>
-        </w:rPr>
-        <w:t xml:space="preserve">的</w:t>
-      </w:r>
-      <w:r>
-        <w:rPr>
-          <w:rFonts w:ascii="Songti SC" w:hAnsi="Songti SC" w:eastAsia="Songti SC" w:cs="Songti SC"/>
-          <w:b w:val="0"/>
-          <w:bCs w:val="0"/>
-          <w:color w:val="000000"/>
-          <w:sz w:val="24"/>
-          <w:szCs w:val="24"/>
-          <w:u w:val="none"/>
-        </w:rPr>
-        <w:t xml:space="preserve">那片</w:t>
-      </w:r>
-      <w:r>
-        <w:rPr>
-          <w:rFonts w:ascii="Songti SC" w:hAnsi="Songti SC" w:eastAsia="Songti SC" w:cs="Songti SC"/>
-          <w:b w:val="0"/>
-          <w:bCs w:val="0"/>
-          <w:color w:val="000000"/>
-          <w:sz w:val="24"/>
-          <w:szCs w:val="24"/>
-          <w:u w:val="none"/>
-        </w:rPr>
-        <w:t xml:space="preserve">制度</w:t>
-      </w:r>
-      <w:r>
-        <w:rPr>
-          <w:rFonts w:ascii="Songti SC" w:hAnsi="Songti SC" w:eastAsia="Songti SC" w:cs="Songti SC"/>
-          <w:b w:val="0"/>
-          <w:bCs w:val="0"/>
-          <w:color w:val="000000"/>
-          <w:sz w:val="24"/>
-          <w:szCs w:val="24"/>
-          <w:u w:val="none"/>
-        </w:rPr>
-        <w:t xml:space="preserve">“</w:t>
-      </w:r>
-      <w:r>
-        <w:rPr>
-          <w:rFonts w:ascii="Songti SC" w:hAnsi="Songti SC" w:eastAsia="Songti SC" w:cs="Songti SC"/>
-          <w:b w:val="0"/>
-          <w:bCs w:val="0"/>
-          <w:color w:val="000000"/>
-          <w:sz w:val="24"/>
-          <w:szCs w:val="24"/>
-          <w:u w:val="none"/>
-        </w:rPr>
-        <w:t xml:space="preserve">盐碱地”</w:t>
-      </w:r>
-      <w:r>
-        <w:rPr>
-          <w:rFonts w:ascii="Songti SC" w:hAnsi="Songti SC" w:eastAsia="Songti SC" w:cs="Songti SC"/>
-          <w:b w:val="0"/>
-          <w:bCs w:val="0"/>
-          <w:color w:val="000000"/>
-          <w:sz w:val="24"/>
-          <w:szCs w:val="24"/>
-          <w:u w:val="none"/>
-        </w:rPr>
-        <w:t xml:space="preserve">也</w:t>
-      </w:r>
-      <w:r>
-        <w:rPr>
-          <w:rFonts w:ascii="Songti SC" w:hAnsi="Songti SC" w:eastAsia="Songti SC" w:cs="Songti SC"/>
-          <w:b w:val="0"/>
-          <w:bCs w:val="0"/>
-          <w:color w:val="000000"/>
-          <w:sz w:val="24"/>
-          <w:szCs w:val="24"/>
-          <w:u w:val="none"/>
-        </w:rPr>
-        <w:t xml:space="preserve">改</w:t>
-      </w:r>
-      <w:r>
-        <w:rPr>
-          <w:rFonts w:ascii="Songti SC" w:hAnsi="Songti SC" w:eastAsia="Songti SC" w:cs="Songti SC"/>
-          <w:b w:val="0"/>
-          <w:bCs w:val="0"/>
-          <w:color w:val="000000"/>
-          <w:sz w:val="24"/>
-          <w:szCs w:val="24"/>
-          <w:u w:val="none"/>
-        </w:rPr>
-        <w:t xml:space="preserve">变</w:t>
-      </w:r>
-      <w:r>
-        <w:rPr>
-          <w:rFonts w:ascii="Songti SC" w:hAnsi="Songti SC" w:eastAsia="Songti SC" w:cs="Songti SC"/>
-          <w:b w:val="0"/>
-          <w:bCs w:val="0"/>
-          <w:color w:val="000000"/>
-          <w:sz w:val="24"/>
-          <w:szCs w:val="24"/>
-          <w:u w:val="none"/>
-        </w:rPr>
-        <w:t xml:space="preserve">成</w:t>
-      </w:r>
-      <w:r>
-        <w:rPr>
-          <w:rFonts w:ascii="Songti SC" w:hAnsi="Songti SC" w:eastAsia="Songti SC" w:cs="Songti SC"/>
-          <w:b w:val="0"/>
-          <w:bCs w:val="0"/>
-          <w:color w:val="000000"/>
-          <w:sz w:val="24"/>
-          <w:szCs w:val="24"/>
-          <w:u w:val="none"/>
-        </w:rPr>
-        <w:t xml:space="preserve">人们</w:t>
-      </w:r>
-      <w:r>
-        <w:rPr>
-          <w:rFonts w:ascii="Songti SC" w:hAnsi="Songti SC" w:eastAsia="Songti SC" w:cs="Songti SC"/>
-          <w:b w:val="0"/>
-          <w:bCs w:val="0"/>
-          <w:color w:val="000000"/>
-          <w:sz w:val="24"/>
-          <w:szCs w:val="24"/>
-          <w:u w:val="none"/>
-        </w:rPr>
-        <w:t xml:space="preserve">向往</w:t>
-      </w:r>
-      <w:r>
-        <w:rPr>
-          <w:rFonts w:ascii="Songti SC" w:hAnsi="Songti SC" w:eastAsia="Songti SC" w:cs="Songti SC"/>
-          <w:b w:val="0"/>
-          <w:bCs w:val="0"/>
-          <w:color w:val="000000"/>
-          <w:sz w:val="24"/>
-          <w:szCs w:val="24"/>
-          <w:u w:val="none"/>
-        </w:rPr>
-        <w:t xml:space="preserve">的</w:t>
-      </w:r>
-      <w:r>
-        <w:rPr>
-          <w:rFonts w:ascii="Songti SC" w:hAnsi="Songti SC" w:eastAsia="Songti SC" w:cs="Songti SC"/>
-          <w:b w:val="0"/>
-          <w:bCs w:val="0"/>
-          <w:color w:val="000000"/>
-          <w:sz w:val="24"/>
-          <w:szCs w:val="24"/>
-          <w:u w:val="none"/>
-        </w:rPr>
-        <w:t xml:space="preserve">灯塔，</w:t>
-      </w:r>
-      <w:r>
-        <w:rPr>
-          <w:rFonts w:ascii="Songti SC" w:hAnsi="Songti SC" w:eastAsia="Songti SC" w:cs="Songti SC"/>
-          <w:b w:val="0"/>
-          <w:bCs w:val="0"/>
-          <w:color w:val="000000"/>
-          <w:sz w:val="24"/>
-          <w:szCs w:val="24"/>
-          <w:u w:val="none"/>
-        </w:rPr>
-        <w:t xml:space="preserve">人们</w:t>
-      </w:r>
-      <w:r>
-        <w:rPr>
-          <w:rFonts w:ascii="Songti SC" w:hAnsi="Songti SC" w:eastAsia="Songti SC" w:cs="Songti SC"/>
-          <w:b w:val="0"/>
-          <w:bCs w:val="0"/>
-          <w:color w:val="000000"/>
-          <w:sz w:val="24"/>
-          <w:szCs w:val="24"/>
-          <w:u w:val="none"/>
-        </w:rPr>
-        <w:t xml:space="preserve">赖以生存</w:t>
-      </w:r>
-      <w:r>
-        <w:rPr>
-          <w:rFonts w:ascii="Songti SC" w:hAnsi="Songti SC" w:eastAsia="Songti SC" w:cs="Songti SC"/>
-          <w:b w:val="0"/>
-          <w:bCs w:val="0"/>
-          <w:color w:val="000000"/>
-          <w:sz w:val="24"/>
-          <w:szCs w:val="24"/>
-          <w:u w:val="none"/>
-        </w:rPr>
-        <w:t xml:space="preserve">的</w:t>
-      </w:r>
-      <w:r>
-        <w:rPr>
-          <w:rFonts w:ascii="Songti SC" w:hAnsi="Songti SC" w:eastAsia="Songti SC" w:cs="Songti SC"/>
-          <w:b w:val="0"/>
-          <w:bCs w:val="0"/>
-          <w:color w:val="000000"/>
-          <w:sz w:val="24"/>
-          <w:szCs w:val="24"/>
-          <w:u w:val="none"/>
-        </w:rPr>
-        <w:t xml:space="preserve">庇护所。</w:t>
-      </w:r>
-      <w:r>
-        <w:rPr>
-          <w:rFonts w:ascii="Songti SC" w:hAnsi="Songti SC" w:eastAsia="Songti SC" w:cs="Songti SC"/>
-          <w:b w:val="0"/>
-          <w:bCs w:val="0"/>
-          <w:color w:val="000000"/>
-          <w:sz w:val="24"/>
-          <w:szCs w:val="24"/>
-          <w:u w:val="none"/>
-        </w:rPr>
-      </w:r>
-      <w:r>
-        <w:rPr>
-          <w:rFonts w:ascii="Songti SC" w:hAnsi="Songti SC" w:eastAsia="Songti SC" w:cs="Songti SC"/>
-          <w:b w:val="0"/>
-          <w:bCs w:val="0"/>
-          <w:color w:val="000000"/>
-          <w:sz w:val="24"/>
-          <w:szCs w:val="24"/>
-          <w:highlight w:val="none"/>
-          <w:u w:val="none"/>
-        </w:rPr>
-      </w:r>
-    </w:p>
-    <w:p>
-      <w:pPr>
-        <w:pBdr/>
-        <w:spacing/>
-        <w:ind/>
-        <w:rPr>
-          <w:rFonts w:ascii="Songti SC" w:hAnsi="Songti SC" w:eastAsia="Songti SC" w:cs="Songti SC"/>
-          <w:b w:val="0"/>
-          <w:bCs w:val="0"/>
-          <w:color w:val="000000"/>
-          <w:sz w:val="24"/>
-          <w:szCs w:val="24"/>
-          <w:u w:val="none"/>
-        </w:rPr>
-      </w:pPr>
-      <w:r>
-        <w:rPr>
-          <w:rFonts w:ascii="Songti SC" w:hAnsi="Songti SC" w:eastAsia="Songti SC" w:cs="Songti SC"/>
-          <w:b w:val="0"/>
-          <w:bCs w:val="0"/>
-          <w:color w:val="000000"/>
-          <w:sz w:val="24"/>
-          <w:szCs w:val="24"/>
-          <w:highlight w:val="none"/>
-          <w:u w:val="none"/>
-        </w:rPr>
-      </w:r>
+      </w:pPr>
       <w:r>
         <w:rPr>
           <w:rFonts w:ascii="Songti SC" w:hAnsi="Songti SC" w:eastAsia="Songti SC" w:cs="Songti SC"/>
@@ -1496,7 +642,7 @@
           <mc:Choice Requires="wpg">
             <w:drawing>
               <wp:inline xmlns:wp="http://schemas.openxmlformats.org/drawingml/2006/wordprocessingDrawing" distT="0" distB="0" distL="0" distR="0">
-                <wp:extent cx="5687400" cy="4560452"/>
+                <wp:extent cx="5304377" cy="3363944"/>
                 <wp:effectExtent l="0" t="0" r="0" b="0"/>
                 <wp:docPr id="1" name=""/>
                 <wp:cNvGraphicFramePr>
@@ -1506,7 +652,7 @@
                   <a:graphicData uri="http://schemas.openxmlformats.org/drawingml/2006/picture">
                     <pic:pic xmlns:pic="http://schemas.openxmlformats.org/drawingml/2006/picture">
                       <pic:nvPicPr>
-                        <pic:cNvPr id="394715914" name=""/>
+                        <pic:cNvPr id="67811753" name=""/>
                         <pic:cNvPicPr>
                           <a:picLocks noChangeAspect="1"/>
                         </pic:cNvPicPr>
@@ -1519,7 +665,7 @@
                       <pic:spPr bwMode="auto">
                         <a:xfrm flipH="0" flipV="0">
                           <a:off x="0" y="0"/>
-                          <a:ext cx="5687399" cy="4560451"/>
+                          <a:ext cx="5304376" cy="3363943"/>
                         </a:xfrm>
                         <a:prstGeom prst="rect">
                           <a:avLst/>
@@ -1552,7 +698,7 @@
                 <v:path o:extrusionok="f" gradientshapeok="t" o:connecttype="rect"/>
                 <o:lock v:ext="edit" aspectratio="t"/>
               </v:shapetype>
-              <v:shape id="_x0000_i0" o:spid="_x0000_s0" type="#_x0000_t75" style="width:447.83pt;height:359.09pt;mso-wrap-distance-left:0.00pt;mso-wrap-distance-top:0.00pt;mso-wrap-distance-right:0.00pt;mso-wrap-distance-bottom:0.00pt;z-index:1;" stroked="false">
+              <v:shape id="_x0000_i0" o:spid="_x0000_s0" type="#_x0000_t75" style="width:417.67pt;height:264.88pt;mso-wrap-distance-left:0.00pt;mso-wrap-distance-top:0.00pt;mso-wrap-distance-right:0.00pt;mso-wrap-distance-bottom:0.00pt;z-index:1;" stroked="false">
                 <v:imagedata r:id="rId8" o:title=""/>
                 <o:lock v:ext="edit" rotation="t"/>
               </v:shape>
@@ -1568,7 +714,6 @@
           <w:color w:val="000000"/>
           <w:sz w:val="24"/>
           <w:szCs w:val="24"/>
-          <w:highlight w:val="none"/>
           <w:u w:val="none"/>
         </w:rPr>
       </w:r>
@@ -1591,6 +736,67 @@
         <w:ind/>
         <w:rPr>
           <w:rFonts w:ascii="Songti SC" w:hAnsi="Songti SC" w:eastAsia="Songti SC" w:cs="Songti SC"/>
+          <w:b/>
+          <w:bCs/>
+          <w:color w:val="000000"/>
+          <w:sz w:val="24"/>
+          <w:szCs w:val="24"/>
+          <w:u w:val="none"/>
+        </w:rPr>
+      </w:pPr>
+      <w:r>
+        <w:rPr>
+          <w:rFonts w:ascii="Songti SC" w:hAnsi="Songti SC" w:eastAsia="Songti SC" w:cs="Songti SC"/>
+          <w:b/>
+          <w:bCs/>
+          <w:color w:val="000000"/>
+          <w:sz w:val="24"/>
+          <w:szCs w:val="24"/>
+          <w:u w:val="none"/>
+        </w:rPr>
+      </w:r>
+      <w:r>
+        <w:rPr>
+          <w:rFonts w:ascii="Songti SC" w:hAnsi="Songti SC" w:eastAsia="Songti SC" w:cs="Songti SC"/>
+          <w:b/>
+          <w:bCs/>
+          <w:color w:val="000000"/>
+          <w:sz w:val="24"/>
+          <w:szCs w:val="24"/>
+          <w:u w:val="none"/>
+        </w:rPr>
+        <w:t xml:space="preserve">一、国旗：红地国土自由花</w:t>
+      </w:r>
+      <w:r>
+        <w:rPr>
+          <w:rFonts w:ascii="Songti SC" w:hAnsi="Songti SC" w:eastAsia="Songti SC" w:cs="Songti SC"/>
+          <w:b/>
+          <w:bCs/>
+          <w:color w:val="000000"/>
+          <w:sz w:val="24"/>
+          <w:szCs w:val="24"/>
+          <w:u w:val="none"/>
+        </w:rPr>
+      </w:r>
+      <w:r>
+        <w:rPr>
+          <w:rFonts w:ascii="Songti SC" w:hAnsi="Songti SC" w:eastAsia="Songti SC" w:cs="Songti SC"/>
+          <w:b/>
+          <w:bCs/>
+          <w:color w:val="000000"/>
+          <w:sz w:val="24"/>
+          <w:szCs w:val="24"/>
+          <w:u w:val="none"/>
+        </w:rPr>
+      </w:r>
+    </w:p>
+    <w:p>
+      <w:pPr>
+        <w:pBdr/>
+        <w:spacing/>
+        <w:ind/>
+        <w:rPr>
+          <w:rFonts w:ascii="Songti SC" w:hAnsi="Songti SC" w:eastAsia="Songti SC" w:cs="Songti SC"/>
           <w:b w:val="0"/>
           <w:bCs w:val="0"/>
           <w:color w:val="000000"/>
@@ -1610,7 +816,7 @@
           <w:szCs w:val="24"/>
           <w:u w:val="none"/>
         </w:rPr>
-        <w:t xml:space="preserve">    一个</w:t>
+        <w:t xml:space="preserve">    </w:t>
       </w:r>
       <w:r>
         <w:rPr>
@@ -1622,7 +828,7 @@
           <w:szCs w:val="24"/>
           <w:u w:val="none"/>
         </w:rPr>
-        <w:t xml:space="preserve">人</w:t>
+        <w:t xml:space="preserve">联邦共和国的国旗被命名为“红地国土自由花”，这一设计融合了中华传统文化与现代自由理念。</w:t>
       </w:r>
       <w:r>
         <w:rPr>
@@ -1634,7 +840,7 @@
           <w:szCs w:val="24"/>
           <w:u w:val="none"/>
         </w:rPr>
-        <w:t xml:space="preserve">有</w:t>
+        <w:t xml:space="preserve">“红地</w:t>
       </w:r>
       <w:r>
         <w:rPr>
@@ -1646,7 +852,7 @@
           <w:szCs w:val="24"/>
           <w:u w:val="none"/>
         </w:rPr>
-        <w:t xml:space="preserve">自己</w:t>
+        <w:t xml:space="preserve">国土”</w:t>
       </w:r>
       <w:r>
         <w:rPr>
@@ -1658,7 +864,7 @@
           <w:szCs w:val="24"/>
           <w:u w:val="none"/>
         </w:rPr>
-        <w:t xml:space="preserve">的</w:t>
+        <w:t xml:space="preserve">象征着中华民族的热情</w:t>
       </w:r>
       <w:r>
         <w:rPr>
@@ -1670,7 +876,7 @@
           <w:szCs w:val="24"/>
           <w:u w:val="none"/>
         </w:rPr>
-        <w:t xml:space="preserve">格言，</w:t>
+        <w:t xml:space="preserve">与</w:t>
       </w:r>
       <w:r>
         <w:rPr>
@@ -1682,7 +888,7 @@
           <w:szCs w:val="24"/>
           <w:u w:val="none"/>
         </w:rPr>
-        <w:t xml:space="preserve">是</w:t>
+        <w:t xml:space="preserve">活力，红色在</w:t>
       </w:r>
       <w:r>
         <w:rPr>
@@ -1694,7 +900,7 @@
           <w:szCs w:val="24"/>
           <w:u w:val="none"/>
         </w:rPr>
-        <w:t xml:space="preserve">个人</w:t>
+        <w:t xml:space="preserve">当前</w:t>
       </w:r>
       <w:r>
         <w:rPr>
@@ -1706,7 +912,7 @@
           <w:szCs w:val="24"/>
           <w:u w:val="none"/>
         </w:rPr>
-        <w:t xml:space="preserve">立身于世</w:t>
+        <w:t xml:space="preserve">的</w:t>
       </w:r>
       <w:r>
         <w:rPr>
@@ -1718,7 +924,7 @@
           <w:szCs w:val="24"/>
           <w:u w:val="none"/>
         </w:rPr>
-        <w:t xml:space="preserve">的</w:t>
+        <w:t xml:space="preserve">中</w:t>
       </w:r>
       <w:r>
         <w:rPr>
@@ -1730,7 +936,7 @@
           <w:szCs w:val="24"/>
           <w:u w:val="none"/>
         </w:rPr>
-        <w:t xml:space="preserve">行为准则；</w:t>
+        <w:t xml:space="preserve">华</w:t>
       </w:r>
       <w:r>
         <w:rPr>
@@ -1742,7 +948,7 @@
           <w:szCs w:val="24"/>
           <w:u w:val="none"/>
         </w:rPr>
-        <w:t xml:space="preserve">一个</w:t>
+        <w:t xml:space="preserve">文化中</w:t>
       </w:r>
       <w:r>
         <w:rPr>
@@ -1754,7 +960,7 @@
           <w:szCs w:val="24"/>
           <w:u w:val="none"/>
         </w:rPr>
-        <w:t xml:space="preserve">国家</w:t>
+        <w:t xml:space="preserve">普遍</w:t>
       </w:r>
       <w:r>
         <w:rPr>
@@ -1766,7 +972,7 @@
           <w:szCs w:val="24"/>
           <w:u w:val="none"/>
         </w:rPr>
-        <w:t xml:space="preserve">也</w:t>
+        <w:t xml:space="preserve">代表</w:t>
       </w:r>
       <w:r>
         <w:rPr>
@@ -1778,7 +984,7 @@
           <w:szCs w:val="24"/>
           <w:u w:val="none"/>
         </w:rPr>
-        <w:t xml:space="preserve">应该</w:t>
+        <w:t xml:space="preserve">吉祥、繁荣和团结</w:t>
       </w:r>
       <w:r>
         <w:rPr>
@@ -1790,7 +996,7 @@
           <w:szCs w:val="24"/>
           <w:u w:val="none"/>
         </w:rPr>
-        <w:t xml:space="preserve">有</w:t>
+        <w:t xml:space="preserve">。“自由花”是国旗的核心图案，象征着联邦共和国对自由的追求和对国土的热爱。花朵的绽放象征着自由的盛开，表达了联邦</w:t>
       </w:r>
       <w:r>
         <w:rPr>
@@ -1802,7 +1008,7 @@
           <w:szCs w:val="24"/>
           <w:u w:val="none"/>
         </w:rPr>
-        <w:t xml:space="preserve">自己</w:t>
+        <w:t xml:space="preserve">共和国公民在自由土壤中追求幸福与发展的愿景。国旗的设计简洁而富有深意，既扎根于传统，又面向未来，成为联邦共和国团结</w:t>
       </w:r>
       <w:r>
         <w:rPr>
@@ -1814,7 +1020,7 @@
           <w:szCs w:val="24"/>
           <w:u w:val="none"/>
         </w:rPr>
-        <w:t xml:space="preserve">的</w:t>
+        <w:t xml:space="preserve">公民</w:t>
       </w:r>
       <w:r>
         <w:rPr>
@@ -1826,7 +1032,7 @@
           <w:szCs w:val="24"/>
           <w:u w:val="none"/>
         </w:rPr>
-        <w:t xml:space="preserve">格言，</w:t>
+        <w:t xml:space="preserve">，</w:t>
       </w:r>
       <w:r>
         <w:rPr>
@@ -1838,7 +1044,7 @@
           <w:szCs w:val="24"/>
           <w:u w:val="none"/>
         </w:rPr>
-        <w:t xml:space="preserve">国家</w:t>
+        <w:t xml:space="preserve">为</w:t>
       </w:r>
       <w:r>
         <w:rPr>
@@ -1850,7 +1056,7 @@
           <w:szCs w:val="24"/>
           <w:u w:val="none"/>
         </w:rPr>
-        <w:t xml:space="preserve">的</w:t>
+        <w:t xml:space="preserve">自由</w:t>
       </w:r>
       <w:r>
         <w:rPr>
@@ -1862,7 +1068,7 @@
           <w:szCs w:val="24"/>
           <w:u w:val="none"/>
         </w:rPr>
-        <w:t xml:space="preserve">格言</w:t>
+        <w:t xml:space="preserve">而</w:t>
       </w:r>
       <w:r>
         <w:rPr>
@@ -1874,7 +1080,7 @@
           <w:szCs w:val="24"/>
           <w:u w:val="none"/>
         </w:rPr>
-        <w:t xml:space="preserve">是</w:t>
+        <w:t xml:space="preserve">激励奋斗的象征。</w:t>
       </w:r>
       <w:r>
         <w:rPr>
@@ -1884,198 +1090,7 @@
           <w:color w:val="000000"/>
           <w:sz w:val="24"/>
           <w:szCs w:val="24"/>
-          <w:u w:val="none"/>
-        </w:rPr>
-        <w:t xml:space="preserve">这个</w:t>
-      </w:r>
-      <w:r>
-        <w:rPr>
-          <w:rFonts w:ascii="Songti SC" w:hAnsi="Songti SC" w:eastAsia="Songti SC" w:cs="Songti SC"/>
-          <w:b w:val="0"/>
-          <w:bCs w:val="0"/>
-          <w:color w:val="000000"/>
-          <w:sz w:val="24"/>
-          <w:szCs w:val="24"/>
-          <w:u w:val="none"/>
-        </w:rPr>
-        <w:t xml:space="preserve">国家</w:t>
-      </w:r>
-      <w:r>
-        <w:rPr>
-          <w:rFonts w:ascii="Songti SC" w:hAnsi="Songti SC" w:eastAsia="Songti SC" w:cs="Songti SC"/>
-          <w:b w:val="0"/>
-          <w:bCs w:val="0"/>
-          <w:color w:val="000000"/>
-          <w:sz w:val="24"/>
-          <w:szCs w:val="24"/>
-          <w:u w:val="none"/>
-        </w:rPr>
-        <w:t xml:space="preserve">所有</w:t>
-      </w:r>
-      <w:r>
-        <w:rPr>
-          <w:rFonts w:ascii="Songti SC" w:hAnsi="Songti SC" w:eastAsia="Songti SC" w:cs="Songti SC"/>
-          <w:b w:val="0"/>
-          <w:bCs w:val="0"/>
-          <w:color w:val="000000"/>
-          <w:sz w:val="24"/>
-          <w:szCs w:val="24"/>
-          <w:u w:val="none"/>
-        </w:rPr>
-        <w:t xml:space="preserve">公民</w:t>
-      </w:r>
-      <w:r>
-        <w:rPr>
-          <w:rFonts w:ascii="Songti SC" w:hAnsi="Songti SC" w:eastAsia="Songti SC" w:cs="Songti SC"/>
-          <w:b w:val="0"/>
-          <w:bCs w:val="0"/>
-          <w:color w:val="000000"/>
-          <w:sz w:val="24"/>
-          <w:szCs w:val="24"/>
-          <w:u w:val="none"/>
-        </w:rPr>
-        <w:t xml:space="preserve">共同</w:t>
-      </w:r>
-      <w:r>
-        <w:rPr>
-          <w:rFonts w:ascii="Songti SC" w:hAnsi="Songti SC" w:eastAsia="Songti SC" w:cs="Songti SC"/>
-          <w:b w:val="0"/>
-          <w:bCs w:val="0"/>
-          <w:color w:val="000000"/>
-          <w:sz w:val="24"/>
-          <w:szCs w:val="24"/>
-          <w:u w:val="none"/>
-        </w:rPr>
-        <w:t xml:space="preserve">的</w:t>
-      </w:r>
-      <w:r>
-        <w:rPr>
-          <w:rFonts w:ascii="Songti SC" w:hAnsi="Songti SC" w:eastAsia="Songti SC" w:cs="Songti SC"/>
-          <w:b w:val="0"/>
-          <w:bCs w:val="0"/>
-          <w:color w:val="000000"/>
-          <w:sz w:val="24"/>
-          <w:szCs w:val="24"/>
-          <w:u w:val="none"/>
-        </w:rPr>
-        <w:t xml:space="preserve">向往。</w:t>
-      </w:r>
-      <w:r>
-        <w:rPr>
-          <w:rFonts w:ascii="Songti SC" w:hAnsi="Songti SC" w:eastAsia="Songti SC" w:cs="Songti SC"/>
-          <w:b w:val="0"/>
-          <w:bCs w:val="0"/>
-          <w:color w:val="000000"/>
-          <w:sz w:val="24"/>
-          <w:szCs w:val="24"/>
-          <w:u w:val="none"/>
-        </w:rPr>
-        <w:t xml:space="preserve">中华民族联邦共和国</w:t>
-      </w:r>
-      <w:r>
-        <w:rPr>
-          <w:rFonts w:ascii="Songti SC" w:hAnsi="Songti SC" w:eastAsia="Songti SC" w:cs="Songti SC"/>
-          <w:b w:val="0"/>
-          <w:bCs w:val="0"/>
-          <w:color w:val="000000"/>
-          <w:sz w:val="24"/>
-          <w:szCs w:val="24"/>
-          <w:u w:val="none"/>
-        </w:rPr>
-        <w:t xml:space="preserve">以其庄严的国家格言“我们自由、我们民主、我们正义、我们平等、我们求实、我们勤劳、我们包容，我们是人类的灯塔，加入我们吧！”为指引，展现了一个致力于普世价值、人人平等和人权自由的理想国度。这一格言不仅凝聚了联邦共和国的核心理念，也向世界传递了其作为人类文明灯塔的宏伟愿景。本文将围绕</w:t>
-      </w:r>
-      <w:r>
-        <w:rPr>
-          <w:rFonts w:ascii="Songti SC" w:hAnsi="Songti SC" w:eastAsia="Songti SC" w:cs="Songti SC"/>
-          <w:b w:val="0"/>
-          <w:bCs w:val="0"/>
-          <w:color w:val="000000"/>
-          <w:sz w:val="24"/>
-          <w:szCs w:val="24"/>
-          <w:u w:val="none"/>
-        </w:rPr>
-        <w:t xml:space="preserve">宪法</w:t>
-      </w:r>
-      <w:r>
-        <w:rPr>
-          <w:rFonts w:ascii="Songti SC" w:hAnsi="Songti SC" w:eastAsia="Songti SC" w:cs="Songti SC"/>
-          <w:b w:val="0"/>
-          <w:bCs w:val="0"/>
-          <w:color w:val="000000"/>
-          <w:sz w:val="24"/>
-          <w:szCs w:val="24"/>
-          <w:u w:val="none"/>
-        </w:rPr>
-        <w:t xml:space="preserve">第</w:t>
-      </w:r>
-      <w:r>
-        <w:rPr>
-          <w:rFonts w:ascii="Songti SC" w:hAnsi="Songti SC" w:eastAsia="Songti SC" w:cs="Songti SC"/>
-          <w:b w:val="0"/>
-          <w:bCs w:val="0"/>
-          <w:color w:val="000000"/>
-          <w:sz w:val="24"/>
-          <w:szCs w:val="24"/>
-          <w:u w:val="none"/>
-        </w:rPr>
-        <w:t xml:space="preserve">四</w:t>
-      </w:r>
-      <w:r>
-        <w:rPr>
-          <w:rFonts w:ascii="Songti SC" w:hAnsi="Songti SC" w:eastAsia="Songti SC" w:cs="Songti SC"/>
-          <w:b w:val="0"/>
-          <w:bCs w:val="0"/>
-          <w:color w:val="000000"/>
-          <w:sz w:val="24"/>
-          <w:szCs w:val="24"/>
-          <w:u w:val="none"/>
-        </w:rPr>
-        <w:t xml:space="preserve">条</w:t>
-      </w:r>
-      <w:r>
-        <w:rPr>
-          <w:rFonts w:ascii="Songti SC" w:hAnsi="Songti SC" w:eastAsia="Songti SC" w:cs="Songti SC"/>
-          <w:b w:val="0"/>
-          <w:bCs w:val="0"/>
-          <w:color w:val="000000"/>
-          <w:sz w:val="24"/>
-          <w:szCs w:val="24"/>
-          <w:u w:val="none"/>
-        </w:rPr>
-        <w:t xml:space="preserve">，深入探讨联邦共和国的理念、实践与影响，阐释其如何通过自由、民主、正义、平等、求实、勤劳与包容等价值，推动</w:t>
-      </w:r>
-      <w:r>
-        <w:rPr>
-          <w:rFonts w:ascii="Songti SC" w:hAnsi="Songti SC" w:eastAsia="Songti SC" w:cs="Songti SC"/>
-          <w:b w:val="0"/>
-          <w:bCs w:val="0"/>
-          <w:color w:val="000000"/>
-          <w:sz w:val="24"/>
-          <w:szCs w:val="24"/>
-          <w:u w:val="none"/>
-        </w:rPr>
-        <w:t xml:space="preserve">中国</w:t>
-      </w:r>
-      <w:r>
-        <w:rPr>
-          <w:rFonts w:ascii="Songti SC" w:hAnsi="Songti SC" w:eastAsia="Songti SC" w:cs="Songti SC"/>
-          <w:b w:val="0"/>
-          <w:bCs w:val="0"/>
-          <w:color w:val="000000"/>
-          <w:sz w:val="24"/>
-          <w:szCs w:val="24"/>
-          <w:u w:val="none"/>
-        </w:rPr>
-        <w:t xml:space="preserve">迈向更光明的未来。</w:t>
-      </w:r>
-      <w:r>
-        <w:rPr>
-          <w:rFonts w:ascii="Songti SC" w:hAnsi="Songti SC" w:eastAsia="Songti SC" w:cs="Songti SC"/>
-          <w:b w:val="0"/>
-          <w:bCs w:val="0"/>
-          <w:color w:val="000000"/>
-          <w:sz w:val="24"/>
-          <w:szCs w:val="24"/>
+          <w:highlight w:val="none"/>
           <w:u w:val="none"/>
         </w:rPr>
       </w:r>
@@ -2122,7 +1137,7 @@
           <mc:Choice Requires="wpg">
             <w:drawing>
               <wp:inline xmlns:wp="http://schemas.openxmlformats.org/drawingml/2006/wordprocessingDrawing" distT="0" distB="0" distL="0" distR="0">
-                <wp:extent cx="5096850" cy="3822637"/>
+                <wp:extent cx="5943600" cy="4066673"/>
                 <wp:effectExtent l="0" t="0" r="0" b="0"/>
                 <wp:docPr id="2" name=""/>
                 <wp:cNvGraphicFramePr>
@@ -2132,7 +1147,7 @@
                   <a:graphicData uri="http://schemas.openxmlformats.org/drawingml/2006/picture">
                     <pic:pic xmlns:pic="http://schemas.openxmlformats.org/drawingml/2006/picture">
                       <pic:nvPicPr>
-                        <pic:cNvPr id="1660171370" name=""/>
+                        <pic:cNvPr id="588455213" name=""/>
                         <pic:cNvPicPr>
                           <a:picLocks noChangeAspect="1"/>
                         </pic:cNvPicPr>
@@ -2143,9 +1158,9 @@
                         <a:stretch/>
                       </pic:blipFill>
                       <pic:spPr bwMode="auto">
-                        <a:xfrm flipH="0" flipV="0">
+                        <a:xfrm>
                           <a:off x="0" y="0"/>
-                          <a:ext cx="5096849" cy="3822637"/>
+                          <a:ext cx="5943599" cy="4066673"/>
                         </a:xfrm>
                         <a:prstGeom prst="rect">
                           <a:avLst/>
@@ -2178,7 +1193,7 @@
                 <v:path o:extrusionok="f" gradientshapeok="t" o:connecttype="rect"/>
                 <o:lock v:ext="edit" aspectratio="t"/>
               </v:shapetype>
-              <v:shape id="_x0000_i1" o:spid="_x0000_s1" type="#_x0000_t75" style="width:401.33pt;height:301.00pt;mso-wrap-distance-left:0.00pt;mso-wrap-distance-top:0.00pt;mso-wrap-distance-right:0.00pt;mso-wrap-distance-bottom:0.00pt;z-index:1;" stroked="false">
+              <v:shape id="_x0000_i1" o:spid="_x0000_s1" type="#_x0000_t75" style="width:468.00pt;height:320.21pt;mso-wrap-distance-left:0.00pt;mso-wrap-distance-top:0.00pt;mso-wrap-distance-right:0.00pt;mso-wrap-distance-bottom:0.00pt;z-index:1;" stroked="false">
                 <v:imagedata r:id="rId9" o:title=""/>
                 <o:lock v:ext="edit" rotation="t"/>
               </v:shape>
@@ -2194,7 +1209,6 @@
           <w:color w:val="000000"/>
           <w:sz w:val="24"/>
           <w:szCs w:val="24"/>
-          <w:highlight w:val="none"/>
           <w:u w:val="none"/>
         </w:rPr>
       </w:r>
@@ -2212,21 +1226,3850 @@
     </w:p>
     <w:p>
       <w:pPr>
+        <w:pBdr/>
+        <w:spacing/>
+        <w:ind/>
+        <w:rPr>
+          <w:rFonts w:ascii="Songti SC" w:hAnsi="Songti SC" w:eastAsia="Songti SC" w:cs="Songti SC"/>
+          <w:b/>
+          <w:bCs/>
+          <w:color w:val="000000"/>
+          <w:sz w:val="24"/>
+          <w:szCs w:val="24"/>
+          <w:u w:val="none"/>
+        </w:rPr>
+      </w:pPr>
+      <w:r>
+        <w:rPr>
+          <w:rFonts w:ascii="Songti SC" w:hAnsi="Songti SC" w:eastAsia="Songti SC" w:cs="Songti SC"/>
+          <w:b/>
+          <w:bCs/>
+          <w:color w:val="000000"/>
+          <w:sz w:val="24"/>
+          <w:szCs w:val="24"/>
+          <w:u w:val="none"/>
+        </w:rPr>
+      </w:r>
+      <w:r>
+        <w:rPr>
+          <w:rFonts w:ascii="Songti SC" w:hAnsi="Songti SC" w:eastAsia="Songti SC" w:cs="Songti SC"/>
+          <w:b/>
+          <w:bCs/>
+          <w:color w:val="000000"/>
+          <w:sz w:val="24"/>
+          <w:szCs w:val="24"/>
+          <w:u w:val="none"/>
+        </w:rPr>
+        <w:t xml:space="preserve">二、国歌：《中华联邦颂》</w:t>
+      </w:r>
+      <w:r>
+        <w:rPr>
+          <w:rFonts w:ascii="Songti SC" w:hAnsi="Songti SC" w:eastAsia="Songti SC" w:cs="Songti SC"/>
+          <w:b/>
+          <w:bCs/>
+          <w:color w:val="000000"/>
+          <w:sz w:val="24"/>
+          <w:szCs w:val="24"/>
+          <w:u w:val="none"/>
+        </w:rPr>
+      </w:r>
+      <w:r>
+        <w:rPr>
+          <w:rFonts w:ascii="Songti SC" w:hAnsi="Songti SC" w:eastAsia="Songti SC" w:cs="Songti SC"/>
+          <w:b/>
+          <w:bCs/>
+          <w:color w:val="000000"/>
+          <w:sz w:val="24"/>
+          <w:szCs w:val="24"/>
+          <w:u w:val="none"/>
+        </w:rPr>
+      </w:r>
+    </w:p>
+    <w:p>
+      <w:pPr>
+        <w:pBdr/>
+        <w:spacing/>
+        <w:ind/>
+        <w:rPr>
+          <w:rFonts w:ascii="Songti SC" w:hAnsi="Songti SC" w:eastAsia="Songti SC" w:cs="Songti SC"/>
+          <w:b w:val="0"/>
+          <w:bCs w:val="0"/>
+          <w:color w:val="000000"/>
+          <w:sz w:val="24"/>
+          <w:szCs w:val="24"/>
+          <w:highlight w:val="none"/>
+          <w:u w:val="none"/>
+        </w:rPr>
+      </w:pPr>
+      <w:r>
+        <w:rPr>
+          <w:rFonts w:ascii="Songti SC" w:hAnsi="Songti SC" w:eastAsia="Songti SC" w:cs="Songti SC"/>
+          <w:b w:val="0"/>
+          <w:bCs w:val="0"/>
+          <w:color w:val="000000"/>
+          <w:sz w:val="24"/>
+          <w:szCs w:val="24"/>
+          <w:u w:val="none"/>
+        </w:rPr>
+        <w:t xml:space="preserve">    《中华联邦颂》作为联邦共和国的国歌，是其精神与理念的音乐表达，</w:t>
+      </w:r>
+      <w:r>
+        <w:rPr>
+          <w:rFonts w:ascii="Songti SC" w:hAnsi="Songti SC" w:eastAsia="Songti SC" w:cs="Songti SC"/>
+          <w:b w:val="0"/>
+          <w:bCs w:val="0"/>
+          <w:color w:val="000000"/>
+          <w:sz w:val="24"/>
+          <w:szCs w:val="24"/>
+          <w:u w:val="none"/>
+        </w:rPr>
+        <w:t xml:space="preserve">改编自《</w:t>
+      </w:r>
+      <w:r>
+        <w:rPr>
+          <w:rFonts w:ascii="Songti SC" w:hAnsi="Songti SC" w:eastAsia="Songti SC" w:cs="Songti SC"/>
+          <w:b w:val="0"/>
+          <w:bCs w:val="0"/>
+          <w:color w:val="000000"/>
+          <w:sz w:val="24"/>
+          <w:szCs w:val="24"/>
+          <w:u w:val="none"/>
+        </w:rPr>
+        <w:t xml:space="preserve">中华民国颂》</w:t>
+      </w:r>
+      <w:r>
+        <w:rPr>
+          <w:rFonts w:ascii="Songti SC" w:hAnsi="Songti SC" w:eastAsia="Songti SC" w:cs="Songti SC"/>
+          <w:b w:val="0"/>
+          <w:bCs w:val="0"/>
+          <w:color w:val="000000"/>
+          <w:sz w:val="24"/>
+          <w:szCs w:val="24"/>
+          <w:u w:val="none"/>
+        </w:rPr>
+        <w:t xml:space="preserve">。这首国歌以其激昂的旋律和深情的歌词，凝聚了联邦共和国</w:t>
+      </w:r>
+      <w:r>
+        <w:rPr>
+          <w:rFonts w:ascii="Songti SC" w:hAnsi="Songti SC" w:eastAsia="Songti SC" w:cs="Songti SC"/>
+          <w:b w:val="0"/>
+          <w:bCs w:val="0"/>
+          <w:color w:val="000000"/>
+          <w:sz w:val="24"/>
+          <w:szCs w:val="24"/>
+          <w:u w:val="none"/>
+        </w:rPr>
+        <w:t xml:space="preserve">公民</w:t>
+      </w:r>
+      <w:r>
+        <w:rPr>
+          <w:rFonts w:ascii="Songti SC" w:hAnsi="Songti SC" w:eastAsia="Songti SC" w:cs="Songti SC"/>
+          <w:b w:val="0"/>
+          <w:bCs w:val="0"/>
+          <w:color w:val="000000"/>
+          <w:sz w:val="24"/>
+          <w:szCs w:val="24"/>
+          <w:u w:val="none"/>
+        </w:rPr>
+        <w:t xml:space="preserve">对国家、民族和未来的热爱。国歌的</w:t>
+      </w:r>
+      <w:r>
+        <w:rPr>
+          <w:rFonts w:ascii="Songti SC" w:hAnsi="Songti SC" w:eastAsia="Songti SC" w:cs="Songti SC"/>
+          <w:b w:val="0"/>
+          <w:bCs w:val="0"/>
+          <w:color w:val="000000"/>
+          <w:sz w:val="24"/>
+          <w:szCs w:val="24"/>
+          <w:u w:val="none"/>
+        </w:rPr>
+        <w:t xml:space="preserve">歌词</w:t>
+      </w:r>
+      <w:r>
+        <w:rPr>
+          <w:rFonts w:ascii="Songti SC" w:hAnsi="Songti SC" w:eastAsia="Songti SC" w:cs="Songti SC"/>
+          <w:b w:val="0"/>
+          <w:bCs w:val="0"/>
+          <w:color w:val="000000"/>
+          <w:sz w:val="24"/>
+          <w:szCs w:val="24"/>
+          <w:u w:val="none"/>
+        </w:rPr>
+        <w:t xml:space="preserve">融入了</w:t>
+      </w:r>
+      <w:r>
+        <w:rPr>
+          <w:rFonts w:ascii="Songti SC" w:hAnsi="Songti SC" w:eastAsia="Songti SC" w:cs="Songti SC"/>
+          <w:b w:val="0"/>
+          <w:bCs w:val="0"/>
+          <w:color w:val="000000"/>
+          <w:sz w:val="24"/>
+          <w:szCs w:val="24"/>
+          <w:u w:val="none"/>
+        </w:rPr>
+        <w:t xml:space="preserve">地域、</w:t>
+      </w:r>
+      <w:r>
+        <w:rPr>
+          <w:rFonts w:ascii="Songti SC" w:hAnsi="Songti SC" w:eastAsia="Songti SC" w:cs="Songti SC"/>
+          <w:b w:val="0"/>
+          <w:bCs w:val="0"/>
+          <w:color w:val="000000"/>
+          <w:sz w:val="24"/>
+          <w:szCs w:val="24"/>
+          <w:u w:val="none"/>
+        </w:rPr>
+        <w:t xml:space="preserve">先贤</w:t>
+      </w:r>
+      <w:r>
+        <w:rPr>
+          <w:rFonts w:ascii="Songti SC" w:hAnsi="Songti SC" w:eastAsia="Songti SC" w:cs="Songti SC"/>
+          <w:b w:val="0"/>
+          <w:bCs w:val="0"/>
+          <w:color w:val="000000"/>
+          <w:sz w:val="24"/>
+          <w:szCs w:val="24"/>
+          <w:u w:val="none"/>
+        </w:rPr>
+        <w:t xml:space="preserve">等</w:t>
+      </w:r>
+      <w:r>
+        <w:rPr>
+          <w:rFonts w:ascii="Songti SC" w:hAnsi="Songti SC" w:eastAsia="Songti SC" w:cs="Songti SC"/>
+          <w:b w:val="0"/>
+          <w:bCs w:val="0"/>
+          <w:color w:val="000000"/>
+          <w:sz w:val="24"/>
+          <w:szCs w:val="24"/>
+          <w:u w:val="none"/>
+        </w:rPr>
+        <w:t xml:space="preserve">元素，</w:t>
+      </w:r>
+      <w:r>
+        <w:rPr>
+          <w:rFonts w:ascii="Songti SC" w:hAnsi="Songti SC" w:eastAsia="Songti SC" w:cs="Songti SC"/>
+          <w:b w:val="0"/>
+          <w:bCs w:val="0"/>
+          <w:color w:val="000000"/>
+          <w:sz w:val="24"/>
+          <w:szCs w:val="24"/>
+          <w:u w:val="none"/>
+        </w:rPr>
+        <w:t xml:space="preserve">象征着</w:t>
+      </w:r>
+      <w:r>
+        <w:rPr>
+          <w:rFonts w:ascii="Songti SC" w:hAnsi="Songti SC" w:eastAsia="Songti SC" w:cs="Songti SC"/>
+          <w:b w:val="0"/>
+          <w:bCs w:val="0"/>
+          <w:color w:val="000000"/>
+          <w:sz w:val="24"/>
+          <w:szCs w:val="24"/>
+          <w:u w:val="none"/>
+        </w:rPr>
+        <w:t xml:space="preserve">我们</w:t>
+      </w:r>
+      <w:r>
+        <w:rPr>
+          <w:rFonts w:ascii="Songti SC" w:hAnsi="Songti SC" w:eastAsia="Songti SC" w:cs="Songti SC"/>
+          <w:b w:val="0"/>
+          <w:bCs w:val="0"/>
+          <w:color w:val="000000"/>
+          <w:sz w:val="24"/>
+          <w:szCs w:val="24"/>
+          <w:u w:val="none"/>
+        </w:rPr>
+        <w:t xml:space="preserve">这个</w:t>
+      </w:r>
+      <w:r>
+        <w:rPr>
+          <w:rFonts w:ascii="Songti SC" w:hAnsi="Songti SC" w:eastAsia="Songti SC" w:cs="Songti SC"/>
+          <w:b w:val="0"/>
+          <w:bCs w:val="0"/>
+          <w:color w:val="000000"/>
+          <w:sz w:val="24"/>
+          <w:szCs w:val="24"/>
+          <w:u w:val="none"/>
+        </w:rPr>
+        <w:t xml:space="preserve">新生</w:t>
+      </w:r>
+      <w:r>
+        <w:rPr>
+          <w:rFonts w:ascii="Songti SC" w:hAnsi="Songti SC" w:eastAsia="Songti SC" w:cs="Songti SC"/>
+          <w:b w:val="0"/>
+          <w:bCs w:val="0"/>
+          <w:color w:val="000000"/>
+          <w:sz w:val="24"/>
+          <w:szCs w:val="24"/>
+          <w:u w:val="none"/>
+        </w:rPr>
+        <w:t xml:space="preserve">的</w:t>
+      </w:r>
+      <w:r>
+        <w:rPr>
+          <w:rFonts w:ascii="Songti SC" w:hAnsi="Songti SC" w:eastAsia="Songti SC" w:cs="Songti SC"/>
+          <w:b w:val="0"/>
+          <w:bCs w:val="0"/>
+          <w:color w:val="000000"/>
+          <w:sz w:val="24"/>
+          <w:szCs w:val="24"/>
+          <w:u w:val="none"/>
+        </w:rPr>
+        <w:t xml:space="preserve">联邦制</w:t>
+      </w:r>
+      <w:r>
+        <w:rPr>
+          <w:rFonts w:ascii="Songti SC" w:hAnsi="Songti SC" w:eastAsia="Songti SC" w:cs="Songti SC"/>
+          <w:b w:val="0"/>
+          <w:bCs w:val="0"/>
+          <w:color w:val="000000"/>
+          <w:sz w:val="24"/>
+          <w:szCs w:val="24"/>
+          <w:u w:val="none"/>
+        </w:rPr>
+        <w:t xml:space="preserve">国家，</w:t>
+      </w:r>
+      <w:r>
+        <w:rPr>
+          <w:rFonts w:ascii="Songti SC" w:hAnsi="Songti SC" w:eastAsia="Songti SC" w:cs="Songti SC"/>
+          <w:b w:val="0"/>
+          <w:bCs w:val="0"/>
+          <w:color w:val="000000"/>
+          <w:sz w:val="24"/>
+          <w:szCs w:val="24"/>
+          <w:u w:val="none"/>
+        </w:rPr>
+        <w:t xml:space="preserve">在</w:t>
+      </w:r>
+      <w:r>
+        <w:rPr>
+          <w:rFonts w:ascii="Songti SC" w:hAnsi="Songti SC" w:eastAsia="Songti SC" w:cs="Songti SC"/>
+          <w:b w:val="0"/>
+          <w:bCs w:val="0"/>
+          <w:color w:val="000000"/>
+          <w:sz w:val="24"/>
+          <w:szCs w:val="24"/>
+          <w:u w:val="none"/>
+        </w:rPr>
+        <w:t xml:space="preserve">疆域</w:t>
+      </w:r>
+      <w:r>
+        <w:rPr>
+          <w:rFonts w:ascii="Songti SC" w:hAnsi="Songti SC" w:eastAsia="Songti SC" w:cs="Songti SC"/>
+          <w:b w:val="0"/>
+          <w:bCs w:val="0"/>
+          <w:color w:val="000000"/>
+          <w:sz w:val="24"/>
+          <w:szCs w:val="24"/>
+          <w:u w:val="none"/>
+        </w:rPr>
+        <w:t xml:space="preserve">与</w:t>
+      </w:r>
+      <w:r>
+        <w:rPr>
+          <w:rFonts w:ascii="Songti SC" w:hAnsi="Songti SC" w:eastAsia="Songti SC" w:cs="Songti SC"/>
+          <w:b w:val="0"/>
+          <w:bCs w:val="0"/>
+          <w:color w:val="000000"/>
+          <w:sz w:val="24"/>
+          <w:szCs w:val="24"/>
+          <w:u w:val="none"/>
+        </w:rPr>
+        <w:t xml:space="preserve">文化</w:t>
+      </w:r>
+      <w:r>
+        <w:rPr>
+          <w:rFonts w:ascii="Songti SC" w:hAnsi="Songti SC" w:eastAsia="Songti SC" w:cs="Songti SC"/>
+          <w:b w:val="0"/>
+          <w:bCs w:val="0"/>
+          <w:color w:val="000000"/>
+          <w:sz w:val="24"/>
+          <w:szCs w:val="24"/>
+          <w:u w:val="none"/>
+        </w:rPr>
+        <w:t xml:space="preserve">上</w:t>
+      </w:r>
+      <w:r>
+        <w:rPr>
+          <w:rFonts w:ascii="Songti SC" w:hAnsi="Songti SC" w:eastAsia="Songti SC" w:cs="Songti SC"/>
+          <w:b w:val="0"/>
+          <w:bCs w:val="0"/>
+          <w:color w:val="000000"/>
+          <w:sz w:val="24"/>
+          <w:szCs w:val="24"/>
+          <w:u w:val="none"/>
+        </w:rPr>
+        <w:t xml:space="preserve">的</w:t>
+      </w:r>
+      <w:r>
+        <w:rPr>
+          <w:rFonts w:ascii="Songti SC" w:hAnsi="Songti SC" w:eastAsia="Songti SC" w:cs="Songti SC"/>
+          <w:b w:val="0"/>
+          <w:bCs w:val="0"/>
+          <w:color w:val="000000"/>
+          <w:sz w:val="24"/>
+          <w:szCs w:val="24"/>
+          <w:u w:val="none"/>
+        </w:rPr>
+        <w:t xml:space="preserve">传承</w:t>
+      </w:r>
+      <w:r>
+        <w:rPr>
+          <w:rFonts w:ascii="Songti SC" w:hAnsi="Songti SC" w:eastAsia="Songti SC" w:cs="Songti SC"/>
+          <w:b w:val="0"/>
+          <w:bCs w:val="0"/>
+          <w:color w:val="000000"/>
+          <w:sz w:val="24"/>
+          <w:szCs w:val="24"/>
+          <w:u w:val="none"/>
+        </w:rPr>
+        <w:t xml:space="preserve">。《中华联邦颂》的歌词围绕</w:t>
+      </w:r>
+      <w:r>
+        <w:rPr>
+          <w:rFonts w:ascii="Songti SC" w:hAnsi="Songti SC" w:eastAsia="Songti SC" w:cs="Songti SC"/>
+          <w:b w:val="0"/>
+          <w:bCs w:val="0"/>
+          <w:color w:val="000000"/>
+          <w:sz w:val="24"/>
+          <w:szCs w:val="24"/>
+          <w:u w:val="none"/>
+        </w:rPr>
+        <w:t xml:space="preserve">着</w:t>
+      </w:r>
+      <w:r>
+        <w:rPr>
+          <w:rFonts w:ascii="Songti SC" w:hAnsi="Songti SC" w:eastAsia="Songti SC" w:cs="Songti SC"/>
+          <w:b w:val="0"/>
+          <w:bCs w:val="0"/>
+          <w:color w:val="000000"/>
+          <w:sz w:val="24"/>
+          <w:szCs w:val="24"/>
+          <w:u w:val="none"/>
+        </w:rPr>
+        <w:t xml:space="preserve">地域、</w:t>
+      </w:r>
+      <w:r>
+        <w:rPr>
+          <w:rFonts w:ascii="Songti SC" w:hAnsi="Songti SC" w:eastAsia="Songti SC" w:cs="Songti SC"/>
+          <w:b w:val="0"/>
+          <w:bCs w:val="0"/>
+          <w:color w:val="000000"/>
+          <w:sz w:val="24"/>
+          <w:szCs w:val="24"/>
+          <w:u w:val="none"/>
+        </w:rPr>
+        <w:t xml:space="preserve">文化、</w:t>
+      </w:r>
+      <w:r>
+        <w:rPr>
+          <w:rFonts w:ascii="Songti SC" w:hAnsi="Songti SC" w:eastAsia="Songti SC" w:cs="Songti SC"/>
+          <w:b w:val="0"/>
+          <w:bCs w:val="0"/>
+          <w:color w:val="000000"/>
+          <w:sz w:val="24"/>
+          <w:szCs w:val="24"/>
+          <w:u w:val="none"/>
+        </w:rPr>
+        <w:t xml:space="preserve">先贤、</w:t>
+      </w:r>
+      <w:r>
+        <w:rPr>
+          <w:rFonts w:ascii="Songti SC" w:hAnsi="Songti SC" w:eastAsia="Songti SC" w:cs="Songti SC"/>
+          <w:b w:val="0"/>
+          <w:bCs w:val="0"/>
+          <w:color w:val="000000"/>
+          <w:sz w:val="24"/>
+          <w:szCs w:val="24"/>
+          <w:u w:val="none"/>
+        </w:rPr>
+        <w:t xml:space="preserve">国家</w:t>
+      </w:r>
+      <w:r>
+        <w:rPr>
+          <w:rFonts w:ascii="Songti SC" w:hAnsi="Songti SC" w:eastAsia="Songti SC" w:cs="Songti SC"/>
+          <w:b w:val="0"/>
+          <w:bCs w:val="0"/>
+          <w:color w:val="000000"/>
+          <w:sz w:val="24"/>
+          <w:szCs w:val="24"/>
+          <w:u w:val="none"/>
+        </w:rPr>
+        <w:t xml:space="preserve">等主题，歌颂联邦共和国的壮丽河山</w:t>
+      </w:r>
+      <w:r>
+        <w:rPr>
+          <w:rFonts w:ascii="Songti SC" w:hAnsi="Songti SC" w:eastAsia="Songti SC" w:cs="Songti SC"/>
+          <w:b w:val="0"/>
+          <w:bCs w:val="0"/>
+          <w:color w:val="000000"/>
+          <w:sz w:val="24"/>
+          <w:szCs w:val="24"/>
+          <w:u w:val="none"/>
+        </w:rPr>
+        <w:t xml:space="preserve">和</w:t>
+      </w:r>
+      <w:r>
+        <w:rPr>
+          <w:rFonts w:ascii="Songti SC" w:hAnsi="Songti SC" w:eastAsia="Songti SC" w:cs="Songti SC"/>
+          <w:b w:val="0"/>
+          <w:bCs w:val="0"/>
+          <w:color w:val="000000"/>
+          <w:sz w:val="24"/>
+          <w:szCs w:val="24"/>
+          <w:u w:val="none"/>
+        </w:rPr>
+        <w:t xml:space="preserve">文化</w:t>
+      </w:r>
+      <w:r>
+        <w:rPr>
+          <w:rFonts w:ascii="Songti SC" w:hAnsi="Songti SC" w:eastAsia="Songti SC" w:cs="Songti SC"/>
+          <w:b w:val="0"/>
+          <w:bCs w:val="0"/>
+          <w:color w:val="000000"/>
+          <w:sz w:val="24"/>
+          <w:szCs w:val="24"/>
+          <w:u w:val="none"/>
+        </w:rPr>
+        <w:t xml:space="preserve">传承</w:t>
+      </w:r>
+      <w:r>
+        <w:rPr>
+          <w:rFonts w:ascii="Songti SC" w:hAnsi="Songti SC" w:eastAsia="Songti SC" w:cs="Songti SC"/>
+          <w:b w:val="0"/>
+          <w:bCs w:val="0"/>
+          <w:color w:val="000000"/>
+          <w:sz w:val="24"/>
+          <w:szCs w:val="24"/>
+          <w:u w:val="none"/>
+        </w:rPr>
+        <w:t xml:space="preserve">的精神。</w:t>
+      </w:r>
+      <w:r>
+        <w:rPr>
+          <w:rFonts w:ascii="Songti SC" w:hAnsi="Songti SC" w:eastAsia="Songti SC" w:cs="Songti SC"/>
+          <w:b w:val="0"/>
+          <w:bCs w:val="0"/>
+          <w:color w:val="000000"/>
+          <w:sz w:val="24"/>
+          <w:szCs w:val="24"/>
+          <w:u w:val="none"/>
+        </w:rPr>
+        <w:t xml:space="preserve">国歌不仅是国家身份的象征，更是联邦共和国</w:t>
+      </w:r>
+      <w:r>
+        <w:rPr>
+          <w:rFonts w:ascii="Songti SC" w:hAnsi="Songti SC" w:eastAsia="Songti SC" w:cs="Songti SC"/>
+          <w:b w:val="0"/>
+          <w:bCs w:val="0"/>
+          <w:color w:val="000000"/>
+          <w:sz w:val="24"/>
+          <w:szCs w:val="24"/>
+          <w:u w:val="none"/>
+        </w:rPr>
+        <w:t xml:space="preserve">公民</w:t>
+      </w:r>
+      <w:r>
+        <w:rPr>
+          <w:rFonts w:ascii="Songti SC" w:hAnsi="Songti SC" w:eastAsia="Songti SC" w:cs="Songti SC"/>
+          <w:b w:val="0"/>
+          <w:bCs w:val="0"/>
+          <w:color w:val="000000"/>
+          <w:sz w:val="24"/>
+          <w:szCs w:val="24"/>
+          <w:u w:val="none"/>
+        </w:rPr>
+        <w:t xml:space="preserve">的</w:t>
+      </w:r>
+      <w:r>
+        <w:rPr>
+          <w:rFonts w:ascii="Songti SC" w:hAnsi="Songti SC" w:eastAsia="Songti SC" w:cs="Songti SC"/>
+          <w:b w:val="0"/>
+          <w:bCs w:val="0"/>
+          <w:color w:val="000000"/>
+          <w:sz w:val="24"/>
+          <w:szCs w:val="24"/>
+          <w:u w:val="none"/>
+        </w:rPr>
+        <w:t xml:space="preserve">精神纽带。</w:t>
+      </w:r>
+      <w:r>
+        <w:rPr>
+          <w:rFonts w:ascii="Songti SC" w:hAnsi="Songti SC" w:eastAsia="Songti SC" w:cs="Songti SC"/>
+          <w:b w:val="0"/>
+          <w:bCs w:val="0"/>
+          <w:color w:val="000000"/>
+          <w:sz w:val="24"/>
+          <w:szCs w:val="24"/>
+          <w:highlight w:val="none"/>
+          <w:u w:val="none"/>
+        </w:rPr>
+      </w:r>
+      <w:r>
+        <w:rPr>
+          <w:rFonts w:ascii="Songti SC" w:hAnsi="Songti SC" w:eastAsia="Songti SC" w:cs="Songti SC"/>
+          <w:b w:val="0"/>
+          <w:bCs w:val="0"/>
+          <w:color w:val="000000"/>
+          <w:sz w:val="24"/>
+          <w:szCs w:val="24"/>
+          <w:highlight w:val="none"/>
+          <w:u w:val="none"/>
+        </w:rPr>
+      </w:r>
+      <w:r>
+        <w:rPr>
+          <w:rFonts w:ascii="Songti SC" w:hAnsi="Songti SC" w:eastAsia="Songti SC" w:cs="Songti SC"/>
+          <w:b w:val="0"/>
+          <w:bCs w:val="0"/>
+          <w:color w:val="000000"/>
+          <w:sz w:val="24"/>
+          <w:szCs w:val="24"/>
+          <w:highlight w:val="none"/>
+          <w:u w:val="none"/>
+        </w:rPr>
+      </w:r>
+      <w:r>
+        <w:rPr>
+          <w:rFonts w:ascii="Songti SC" w:hAnsi="Songti SC" w:eastAsia="Songti SC" w:cs="Songti SC"/>
+          <w:b w:val="0"/>
+          <w:bCs w:val="0"/>
+          <w:color w:val="000000"/>
+          <w:sz w:val="24"/>
+          <w:szCs w:val="24"/>
+          <w:u w:val="none"/>
+        </w:rPr>
+      </w:r>
+      <w:r>
+        <w:rPr>
+          <w:rFonts w:ascii="Songti SC" w:hAnsi="Songti SC" w:eastAsia="Songti SC" w:cs="Songti SC"/>
+          <w:b w:val="0"/>
+          <w:bCs w:val="0"/>
+          <w:color w:val="000000"/>
+          <w:sz w:val="24"/>
+          <w:szCs w:val="24"/>
+          <w:u w:val="none"/>
+        </w:rPr>
+      </w:r>
+      <w:r>
+        <w:rPr>
+          <w:rFonts w:ascii="Songti SC" w:hAnsi="Songti SC" w:eastAsia="Songti SC" w:cs="Songti SC"/>
+          <w:b w:val="0"/>
+          <w:bCs w:val="0"/>
+          <w:color w:val="000000"/>
+          <w:sz w:val="24"/>
+          <w:szCs w:val="24"/>
+          <w:highlight w:val="none"/>
+          <w:u w:val="none"/>
+        </w:rPr>
+      </w:r>
+    </w:p>
+    <w:p>
+      <w:pPr>
+        <w:pBdr/>
+        <w:spacing/>
+        <w:ind/>
+        <w:rPr>
+          <w:rFonts w:ascii="Songti SC" w:hAnsi="Songti SC" w:eastAsia="Songti SC" w:cs="Songti SC"/>
+          <w:b/>
+          <w:bCs/>
+          <w:color w:val="000000"/>
+          <w:sz w:val="24"/>
+          <w:szCs w:val="24"/>
+          <w:u w:val="none"/>
+        </w:rPr>
+      </w:pPr>
+      <w:r>
+        <w:rPr>
+          <w:rFonts w:ascii="Songti SC" w:hAnsi="Songti SC" w:eastAsia="Songti SC" w:cs="Songti SC"/>
+          <w:b/>
+          <w:bCs/>
+          <w:color w:val="000000"/>
+          <w:sz w:val="24"/>
+          <w:szCs w:val="24"/>
+          <w:u w:val="none"/>
+        </w:rPr>
+        <w:t xml:space="preserve">三、国徽：金盾龙凤大好河山</w:t>
+      </w:r>
+      <w:r>
+        <w:rPr>
+          <w:rFonts w:ascii="Songti SC" w:hAnsi="Songti SC" w:eastAsia="Songti SC" w:cs="Songti SC"/>
+          <w:b/>
+          <w:bCs/>
+          <w:color w:val="000000"/>
+          <w:sz w:val="24"/>
+          <w:szCs w:val="24"/>
+          <w:u w:val="none"/>
+        </w:rPr>
+      </w:r>
+      <w:r>
+        <w:rPr>
+          <w:rFonts w:ascii="Songti SC" w:hAnsi="Songti SC" w:eastAsia="Songti SC" w:cs="Songti SC"/>
+          <w:b/>
+          <w:bCs/>
+          <w:color w:val="000000"/>
+          <w:sz w:val="24"/>
+          <w:szCs w:val="24"/>
+          <w:u w:val="none"/>
+        </w:rPr>
+      </w:r>
+    </w:p>
+    <w:p>
+      <w:pPr>
+        <w:pBdr/>
+        <w:spacing/>
+        <w:ind/>
+        <w:rPr>
+          <w:rFonts w:ascii="Songti SC" w:hAnsi="Songti SC" w:eastAsia="Songti SC" w:cs="Songti SC"/>
+          <w:b w:val="0"/>
+          <w:bCs w:val="0"/>
+          <w:color w:val="000000"/>
+          <w:sz w:val="24"/>
+          <w:szCs w:val="24"/>
+          <w:u w:val="none"/>
+        </w:rPr>
+      </w:pPr>
+      <w:r>
+        <w:rPr>
+          <w:rFonts w:ascii="Songti SC" w:hAnsi="Songti SC" w:eastAsia="Songti SC" w:cs="Songti SC"/>
+          <w:b w:val="0"/>
+          <w:bCs w:val="0"/>
+          <w:color w:val="000000"/>
+          <w:sz w:val="24"/>
+          <w:szCs w:val="24"/>
+          <w:u w:val="none"/>
+        </w:rPr>
+        <w:t xml:space="preserve">    </w:t>
+      </w:r>
+      <w:r>
+        <w:rPr>
+          <w:rFonts w:ascii="Songti SC" w:hAnsi="Songti SC" w:eastAsia="Songti SC" w:cs="Songti SC"/>
+          <w:b w:val="0"/>
+          <w:bCs w:val="0"/>
+          <w:color w:val="000000"/>
+          <w:sz w:val="24"/>
+          <w:szCs w:val="24"/>
+          <w:u w:val="none"/>
+        </w:rPr>
+        <w:t xml:space="preserve">联邦共和国的国徽“金盾龙凤大好河山”以其恢弘的设计，展现了国家的历史传承与未来愿景。金盾作为国徽的核心元素，象征着联邦共和国的坚不可摧和对</w:t>
+      </w:r>
+      <w:r>
+        <w:rPr>
+          <w:rFonts w:ascii="Songti SC" w:hAnsi="Songti SC" w:eastAsia="Songti SC" w:cs="Songti SC"/>
+          <w:b w:val="0"/>
+          <w:bCs w:val="0"/>
+          <w:color w:val="000000"/>
+          <w:sz w:val="24"/>
+          <w:szCs w:val="24"/>
+          <w:u w:val="none"/>
+        </w:rPr>
+        <w:t xml:space="preserve">公民</w:t>
+      </w:r>
+      <w:r>
+        <w:rPr>
+          <w:rFonts w:ascii="Songti SC" w:hAnsi="Songti SC" w:eastAsia="Songti SC" w:cs="Songti SC"/>
+          <w:b w:val="0"/>
+          <w:bCs w:val="0"/>
+          <w:color w:val="000000"/>
+          <w:sz w:val="24"/>
+          <w:szCs w:val="24"/>
+          <w:u w:val="none"/>
+        </w:rPr>
+        <w:t xml:space="preserve">安全的承诺。金色代表繁荣与尊贵，盾牌则寓意保护与正义，体现国家对公民权利的保障和对和平的维护。龙与凤是中华文化中最为重要的图腾，分别象征着力量与智慧，</w:t>
+      </w:r>
+      <w:r>
+        <w:rPr>
+          <w:rFonts w:ascii="Songti SC" w:hAnsi="Songti SC" w:eastAsia="Songti SC" w:cs="Songti SC"/>
+          <w:b w:val="0"/>
+          <w:bCs w:val="0"/>
+          <w:color w:val="000000"/>
+          <w:sz w:val="24"/>
+          <w:szCs w:val="24"/>
+          <w:u w:val="none"/>
+        </w:rPr>
+        <w:t xml:space="preserve">并</w:t>
+      </w:r>
+      <w:r>
+        <w:rPr>
+          <w:rFonts w:ascii="Songti SC" w:hAnsi="Songti SC" w:eastAsia="Songti SC" w:cs="Songti SC"/>
+          <w:b w:val="0"/>
+          <w:bCs w:val="0"/>
+          <w:color w:val="000000"/>
+          <w:sz w:val="24"/>
+          <w:szCs w:val="24"/>
+          <w:u w:val="none"/>
+        </w:rPr>
+        <w:t xml:space="preserve">寓意</w:t>
+      </w:r>
+      <w:r>
+        <w:rPr>
+          <w:rFonts w:ascii="Songti SC" w:hAnsi="Songti SC" w:eastAsia="Songti SC" w:cs="Songti SC"/>
+          <w:b w:val="0"/>
+          <w:bCs w:val="0"/>
+          <w:color w:val="000000"/>
+          <w:sz w:val="24"/>
+          <w:szCs w:val="24"/>
+          <w:u w:val="none"/>
+        </w:rPr>
+        <w:t xml:space="preserve">着</w:t>
+      </w:r>
+      <w:r>
+        <w:rPr>
+          <w:rFonts w:ascii="Songti SC" w:hAnsi="Songti SC" w:eastAsia="Songti SC" w:cs="Songti SC"/>
+          <w:b w:val="0"/>
+          <w:bCs w:val="0"/>
+          <w:color w:val="000000"/>
+          <w:sz w:val="24"/>
+          <w:szCs w:val="24"/>
+          <w:u w:val="none"/>
+        </w:rPr>
+        <w:t xml:space="preserve">千千万万</w:t>
+      </w:r>
+      <w:r>
+        <w:rPr>
+          <w:rFonts w:ascii="Songti SC" w:hAnsi="Songti SC" w:eastAsia="Songti SC" w:cs="Songti SC"/>
+          <w:b w:val="0"/>
+          <w:bCs w:val="0"/>
+          <w:color w:val="000000"/>
+          <w:sz w:val="24"/>
+          <w:szCs w:val="24"/>
+          <w:u w:val="none"/>
+        </w:rPr>
+        <w:t xml:space="preserve">中华</w:t>
+      </w:r>
+      <w:r>
+        <w:rPr>
+          <w:rFonts w:ascii="Songti SC" w:hAnsi="Songti SC" w:eastAsia="Songti SC" w:cs="Songti SC"/>
+          <w:b w:val="0"/>
+          <w:bCs w:val="0"/>
+          <w:color w:val="000000"/>
+          <w:sz w:val="24"/>
+          <w:szCs w:val="24"/>
+          <w:u w:val="none"/>
+        </w:rPr>
+        <w:t xml:space="preserve">儿女</w:t>
+      </w:r>
+      <w:r>
+        <w:rPr>
+          <w:rFonts w:ascii="Songti SC" w:hAnsi="Songti SC" w:eastAsia="Songti SC" w:cs="Songti SC"/>
+          <w:b w:val="0"/>
+          <w:bCs w:val="0"/>
+          <w:color w:val="000000"/>
+          <w:sz w:val="24"/>
+          <w:szCs w:val="24"/>
+          <w:u w:val="none"/>
+        </w:rPr>
+        <w:t xml:space="preserve">在</w:t>
+      </w:r>
+      <w:r>
+        <w:rPr>
+          <w:rFonts w:ascii="Songti SC" w:hAnsi="Songti SC" w:eastAsia="Songti SC" w:cs="Songti SC"/>
+          <w:b w:val="0"/>
+          <w:bCs w:val="0"/>
+          <w:color w:val="000000"/>
+          <w:sz w:val="24"/>
+          <w:szCs w:val="24"/>
+          <w:u w:val="none"/>
+        </w:rPr>
+        <w:t xml:space="preserve">联邦</w:t>
+      </w:r>
+      <w:r>
+        <w:rPr>
+          <w:rFonts w:ascii="Songti SC" w:hAnsi="Songti SC" w:eastAsia="Songti SC" w:cs="Songti SC"/>
+          <w:b w:val="0"/>
+          <w:bCs w:val="0"/>
+          <w:color w:val="000000"/>
+          <w:sz w:val="24"/>
+          <w:szCs w:val="24"/>
+          <w:u w:val="none"/>
+        </w:rPr>
+        <w:t xml:space="preserve">共和国</w:t>
+      </w:r>
+      <w:r>
+        <w:rPr>
+          <w:rFonts w:ascii="Songti SC" w:hAnsi="Songti SC" w:eastAsia="Songti SC" w:cs="Songti SC"/>
+          <w:b w:val="0"/>
+          <w:bCs w:val="0"/>
+          <w:color w:val="000000"/>
+          <w:sz w:val="24"/>
+          <w:szCs w:val="24"/>
+          <w:u w:val="none"/>
+        </w:rPr>
+        <w:t xml:space="preserve">的</w:t>
+      </w:r>
+      <w:r>
+        <w:rPr>
+          <w:rFonts w:ascii="Songti SC" w:hAnsi="Songti SC" w:eastAsia="Songti SC" w:cs="Songti SC"/>
+          <w:b w:val="0"/>
+          <w:bCs w:val="0"/>
+          <w:color w:val="000000"/>
+          <w:sz w:val="24"/>
+          <w:szCs w:val="24"/>
+          <w:u w:val="none"/>
+        </w:rPr>
+        <w:t xml:space="preserve">保护下，</w:t>
+      </w:r>
+      <w:r>
+        <w:rPr>
+          <w:rFonts w:ascii="Songti SC" w:hAnsi="Songti SC" w:eastAsia="Songti SC" w:cs="Songti SC"/>
+          <w:b w:val="0"/>
+          <w:bCs w:val="0"/>
+          <w:color w:val="000000"/>
+          <w:sz w:val="24"/>
+          <w:szCs w:val="24"/>
+          <w:u w:val="none"/>
+        </w:rPr>
+        <w:t xml:space="preserve">安居乐业、</w:t>
+      </w:r>
+      <w:r>
+        <w:rPr>
+          <w:rFonts w:ascii="Songti SC" w:hAnsi="Songti SC" w:eastAsia="Songti SC" w:cs="Songti SC"/>
+          <w:b w:val="0"/>
+          <w:bCs w:val="0"/>
+          <w:color w:val="000000"/>
+          <w:sz w:val="24"/>
+          <w:szCs w:val="24"/>
+          <w:u w:val="none"/>
+        </w:rPr>
+        <w:t xml:space="preserve">繁衍生息</w:t>
+      </w:r>
+      <w:r>
+        <w:rPr>
+          <w:rFonts w:ascii="Songti SC" w:hAnsi="Songti SC" w:eastAsia="Songti SC" w:cs="Songti SC"/>
+          <w:b w:val="0"/>
+          <w:bCs w:val="0"/>
+          <w:color w:val="000000"/>
+          <w:sz w:val="24"/>
+          <w:szCs w:val="24"/>
+          <w:u w:val="none"/>
+        </w:rPr>
+        <w:t xml:space="preserve">。在国徽中，龙凤共存，</w:t>
+      </w:r>
+      <w:r>
+        <w:rPr>
+          <w:rFonts w:ascii="Songti SC" w:hAnsi="Songti SC" w:eastAsia="Songti SC" w:cs="Songti SC"/>
+          <w:b w:val="0"/>
+          <w:bCs w:val="0"/>
+          <w:color w:val="000000"/>
+          <w:sz w:val="24"/>
+          <w:szCs w:val="24"/>
+          <w:u w:val="none"/>
+        </w:rPr>
+        <w:t xml:space="preserve">也</w:t>
+      </w:r>
+      <w:r>
+        <w:rPr>
+          <w:rFonts w:ascii="Songti SC" w:hAnsi="Songti SC" w:eastAsia="Songti SC" w:cs="Songti SC"/>
+          <w:b w:val="0"/>
+          <w:bCs w:val="0"/>
+          <w:color w:val="000000"/>
+          <w:sz w:val="24"/>
+          <w:szCs w:val="24"/>
+          <w:u w:val="none"/>
+        </w:rPr>
+        <w:t xml:space="preserve">寓意联邦共和国兼具刚强与柔美的特质，追求力量与智慧的平衡，</w:t>
+      </w:r>
+      <w:r>
+        <w:rPr>
+          <w:rFonts w:ascii="Songti SC" w:hAnsi="Songti SC" w:eastAsia="Songti SC" w:cs="Songti SC"/>
+          <w:b w:val="0"/>
+          <w:bCs w:val="0"/>
+          <w:color w:val="000000"/>
+          <w:sz w:val="24"/>
+          <w:szCs w:val="24"/>
+          <w:u w:val="none"/>
+        </w:rPr>
+        <w:t xml:space="preserve">与</w:t>
+      </w:r>
+      <w:r>
+        <w:rPr>
+          <w:rFonts w:ascii="Songti SC" w:hAnsi="Songti SC" w:eastAsia="Songti SC" w:cs="Songti SC"/>
+          <w:b w:val="0"/>
+          <w:bCs w:val="0"/>
+          <w:color w:val="000000"/>
+          <w:sz w:val="24"/>
+          <w:szCs w:val="24"/>
+          <w:u w:val="none"/>
+        </w:rPr>
+        <w:t xml:space="preserve">中国</w:t>
+      </w:r>
+      <w:r>
+        <w:rPr>
+          <w:rFonts w:ascii="Songti SC" w:hAnsi="Songti SC" w:eastAsia="Songti SC" w:cs="Songti SC"/>
+          <w:b w:val="0"/>
+          <w:bCs w:val="0"/>
+          <w:color w:val="000000"/>
+          <w:sz w:val="24"/>
+          <w:szCs w:val="24"/>
+          <w:u w:val="none"/>
+        </w:rPr>
+        <w:t xml:space="preserve">传统</w:t>
+      </w:r>
+      <w:r>
+        <w:rPr>
+          <w:rFonts w:ascii="Songti SC" w:hAnsi="Songti SC" w:eastAsia="Songti SC" w:cs="Songti SC"/>
+          <w:b w:val="0"/>
+          <w:bCs w:val="0"/>
+          <w:color w:val="000000"/>
+          <w:sz w:val="24"/>
+          <w:szCs w:val="24"/>
+          <w:u w:val="none"/>
+        </w:rPr>
+        <w:t xml:space="preserve">文化</w:t>
+      </w:r>
+      <w:r>
+        <w:rPr>
+          <w:rFonts w:ascii="Songti SC" w:hAnsi="Songti SC" w:eastAsia="Songti SC" w:cs="Songti SC"/>
+          <w:b w:val="0"/>
+          <w:bCs w:val="0"/>
+          <w:color w:val="000000"/>
+          <w:sz w:val="24"/>
+          <w:szCs w:val="24"/>
+          <w:u w:val="none"/>
+        </w:rPr>
+        <w:t xml:space="preserve">当中</w:t>
+      </w:r>
+      <w:r>
+        <w:rPr>
+          <w:rFonts w:ascii="Songti SC" w:hAnsi="Songti SC" w:eastAsia="Songti SC" w:cs="Songti SC"/>
+          <w:b w:val="0"/>
+          <w:bCs w:val="0"/>
+          <w:color w:val="000000"/>
+          <w:sz w:val="24"/>
+          <w:szCs w:val="24"/>
+          <w:u w:val="none"/>
+        </w:rPr>
+        <w:t xml:space="preserve">的</w:t>
+      </w:r>
+      <w:r>
+        <w:rPr>
+          <w:rFonts w:ascii="Songti SC" w:hAnsi="Songti SC" w:eastAsia="Songti SC" w:cs="Songti SC"/>
+          <w:b w:val="0"/>
+          <w:bCs w:val="0"/>
+          <w:color w:val="000000"/>
+          <w:sz w:val="24"/>
+          <w:szCs w:val="24"/>
+          <w:u w:val="none"/>
+        </w:rPr>
+        <w:t xml:space="preserve">阴阳两仪</w:t>
+      </w:r>
+      <w:r>
+        <w:rPr>
+          <w:rFonts w:ascii="Songti SC" w:hAnsi="Songti SC" w:eastAsia="Songti SC" w:cs="Songti SC"/>
+          <w:b w:val="0"/>
+          <w:bCs w:val="0"/>
+          <w:color w:val="000000"/>
+          <w:sz w:val="24"/>
+          <w:szCs w:val="24"/>
+          <w:u w:val="none"/>
+        </w:rPr>
+        <w:t xml:space="preserve">相得益彰</w:t>
+      </w:r>
+      <w:r>
+        <w:rPr>
+          <w:rFonts w:ascii="Songti SC" w:hAnsi="Songti SC" w:eastAsia="Songti SC" w:cs="Songti SC"/>
+          <w:b w:val="0"/>
+          <w:bCs w:val="0"/>
+          <w:color w:val="000000"/>
+          <w:sz w:val="24"/>
+          <w:szCs w:val="24"/>
+          <w:u w:val="none"/>
+        </w:rPr>
+        <w:t xml:space="preserve">。大好河山则描绘了联邦共和国的壮丽自然景观，从巍峨的</w:t>
+      </w:r>
+      <w:r>
+        <w:rPr>
+          <w:rFonts w:ascii="Songti SC" w:hAnsi="Songti SC" w:eastAsia="Songti SC" w:cs="Songti SC"/>
+          <w:b w:val="0"/>
+          <w:bCs w:val="0"/>
+          <w:color w:val="000000"/>
+          <w:sz w:val="24"/>
+          <w:szCs w:val="24"/>
+          <w:u w:val="none"/>
+        </w:rPr>
+        <w:t xml:space="preserve">青藏高原</w:t>
+      </w:r>
+      <w:r>
+        <w:rPr>
+          <w:rFonts w:ascii="Songti SC" w:hAnsi="Songti SC" w:eastAsia="Songti SC" w:cs="Songti SC"/>
+          <w:b w:val="0"/>
+          <w:bCs w:val="0"/>
+          <w:color w:val="000000"/>
+          <w:sz w:val="24"/>
+          <w:szCs w:val="24"/>
+          <w:u w:val="none"/>
+        </w:rPr>
+        <w:t xml:space="preserve">到奔腾的</w:t>
+      </w:r>
+      <w:r>
+        <w:rPr>
+          <w:rFonts w:ascii="Songti SC" w:hAnsi="Songti SC" w:eastAsia="Songti SC" w:cs="Songti SC"/>
+          <w:b w:val="0"/>
+          <w:bCs w:val="0"/>
+          <w:color w:val="000000"/>
+          <w:sz w:val="24"/>
+          <w:szCs w:val="24"/>
+          <w:u w:val="none"/>
+        </w:rPr>
+        <w:t xml:space="preserve">长江黄河</w:t>
+      </w:r>
+      <w:r>
+        <w:rPr>
+          <w:rFonts w:ascii="Songti SC" w:hAnsi="Songti SC" w:eastAsia="Songti SC" w:cs="Songti SC"/>
+          <w:b w:val="0"/>
+          <w:bCs w:val="0"/>
+          <w:color w:val="000000"/>
+          <w:sz w:val="24"/>
+          <w:szCs w:val="24"/>
+          <w:u w:val="none"/>
+        </w:rPr>
+        <w:t xml:space="preserve">，象征着国家的辽阔疆域和丰富资源。</w:t>
+      </w:r>
+      <w:r>
+        <w:rPr>
+          <w:rFonts w:ascii="Songti SC" w:hAnsi="Songti SC" w:eastAsia="Songti SC" w:cs="Songti SC"/>
+          <w:b w:val="0"/>
+          <w:bCs w:val="0"/>
+          <w:color w:val="000000"/>
+          <w:sz w:val="24"/>
+          <w:szCs w:val="24"/>
+          <w:u w:val="none"/>
+        </w:rPr>
+      </w:r>
+      <w:r>
+        <w:rPr>
+          <w:rFonts w:ascii="Songti SC" w:hAnsi="Songti SC" w:eastAsia="Songti SC" w:cs="Songti SC"/>
+          <w:b w:val="0"/>
+          <w:bCs w:val="0"/>
+          <w:color w:val="000000"/>
+          <w:sz w:val="24"/>
+          <w:szCs w:val="24"/>
+          <w:u w:val="none"/>
+        </w:rPr>
+      </w:r>
+    </w:p>
+    <w:p>
+      <w:pPr>
+        <w:pBdr/>
+        <w:spacing/>
+        <w:ind/>
+        <w:rPr>
+          <w:rFonts w:ascii="Songti SC" w:hAnsi="Songti SC" w:eastAsia="Songti SC" w:cs="Songti SC"/>
+          <w:b/>
+          <w:bCs/>
+          <w:color w:val="000000"/>
+          <w:sz w:val="24"/>
+          <w:szCs w:val="24"/>
+          <w:u w:val="none"/>
+        </w:rPr>
+      </w:pPr>
+      <w:r>
+        <w:rPr>
+          <w:rFonts w:ascii="Songti SC" w:hAnsi="Songti SC" w:eastAsia="Songti SC" w:cs="Songti SC"/>
+          <w:b/>
+          <w:bCs/>
+          <w:color w:val="000000"/>
+          <w:sz w:val="24"/>
+          <w:szCs w:val="24"/>
+          <w:u w:val="none"/>
+        </w:rPr>
+      </w:r>
+      <w:r>
+        <w:rPr>
+          <w:rFonts w:ascii="Songti SC" w:hAnsi="Songti SC" w:eastAsia="Songti SC" w:cs="Songti SC"/>
+          <w:b/>
+          <w:bCs/>
+          <w:color w:val="000000"/>
+          <w:sz w:val="24"/>
+          <w:szCs w:val="24"/>
+          <w:u w:val="none"/>
+        </w:rPr>
+        <w:t xml:space="preserve">四、语言与文字：汉语普通话与正体字</w:t>
+      </w:r>
+      <w:r>
+        <w:rPr>
+          <w:rFonts w:ascii="Songti SC" w:hAnsi="Songti SC" w:eastAsia="Songti SC" w:cs="Songti SC"/>
+          <w:b/>
+          <w:bCs/>
+          <w:color w:val="000000"/>
+          <w:sz w:val="24"/>
+          <w:szCs w:val="24"/>
+          <w:u w:val="none"/>
+        </w:rPr>
+      </w:r>
+      <w:r>
+        <w:rPr>
+          <w:rFonts w:ascii="Songti SC" w:hAnsi="Songti SC" w:eastAsia="Songti SC" w:cs="Songti SC"/>
+          <w:b/>
+          <w:bCs/>
+          <w:color w:val="000000"/>
+          <w:sz w:val="24"/>
+          <w:szCs w:val="24"/>
+          <w:u w:val="none"/>
+        </w:rPr>
+      </w:r>
+    </w:p>
+    <w:p>
+      <w:pPr>
+        <w:pBdr/>
+        <w:spacing/>
+        <w:ind w:firstLine="0"/>
+        <w:rPr>
+          <w:rFonts w:ascii="Songti SC" w:hAnsi="Songti SC" w:eastAsia="Songti SC" w:cs="Songti SC"/>
+          <w:b w:val="0"/>
+          <w:bCs w:val="0"/>
+          <w:color w:val="000000"/>
+          <w:sz w:val="24"/>
+          <w:szCs w:val="24"/>
+          <w:u w:val="none"/>
+        </w:rPr>
+      </w:pPr>
+      <w:r>
+        <w:rPr>
+          <w:rFonts w:ascii="Songti SC" w:hAnsi="Songti SC" w:eastAsia="Songti SC" w:cs="Songti SC"/>
+          <w:b w:val="0"/>
+          <w:bCs w:val="0"/>
+          <w:color w:val="000000"/>
+          <w:sz w:val="24"/>
+          <w:szCs w:val="24"/>
+          <w:u w:val="none"/>
+        </w:rPr>
+      </w:r>
+      <w:r>
+        <w:rPr>
+          <w:rFonts w:ascii="Songti SC" w:hAnsi="Songti SC" w:eastAsia="Songti SC" w:cs="Songti SC"/>
+          <w:b w:val="0"/>
+          <w:bCs w:val="0"/>
+          <w:color w:val="000000"/>
+          <w:sz w:val="24"/>
+          <w:szCs w:val="24"/>
+          <w:u w:val="none"/>
+        </w:rPr>
+        <w:t xml:space="preserve">    </w:t>
+      </w:r>
+      <w:r>
+        <w:rPr>
+          <w:rFonts w:ascii="Songti SC" w:hAnsi="Songti SC" w:eastAsia="Songti SC" w:cs="Songti SC"/>
+          <w:b w:val="0"/>
+          <w:bCs w:val="0"/>
+          <w:color w:val="000000"/>
+          <w:sz w:val="24"/>
+          <w:szCs w:val="24"/>
+          <w:u w:val="none"/>
+        </w:rPr>
+        <w:t xml:space="preserve">联邦共和国将汉语普通话定为官方语言，汉语正体字为官方文字，这一选择既是对中华文化传统的继承，也是对现代国家治理的适应。汉语普通话作为全国通用的语言，打破了地域和方言的隔阂，促进了民族团结与文化交流。在联邦共和国的学校、媒体和公共服务中，汉语普通话的使用确保了信息的畅通和公民的平等参与。正体字作为官方文字，承载了中华文化的深厚底蕴。与简体字相比，正体字保留了汉字的传统形态，体现了汉字的艺术美感和历史延续性。在联邦共和国，正体字不仅用于官方文件和教育，也广泛应用于文化艺术领域，如书法、文学和传统工艺。政府通过推</w:t>
+      </w:r>
+      <w:r>
+        <w:rPr>
+          <w:rFonts w:ascii="Songti SC" w:hAnsi="Songti SC" w:eastAsia="Songti SC" w:cs="Songti SC"/>
+          <w:b w:val="0"/>
+          <w:bCs w:val="0"/>
+          <w:color w:val="000000"/>
+          <w:sz w:val="24"/>
+          <w:szCs w:val="24"/>
+          <w:u w:val="none"/>
+        </w:rPr>
+        <w:t xml:space="preserve">广正体字教育，培养公民对传统文化的认同感，同时也向世界展示中华文化的独特魅力。值得注意的是，联邦共和国在推广官方语言和文字的同时，也尊重少数民族语言和文字的多样性。在多民族聚居的地区，地方语言和文字同样受到保护和支持，体现了联邦共和国对文化包容的承诺。</w:t>
+      </w:r>
+      <w:r>
+        <w:rPr>
+          <w:rFonts w:ascii="Songti SC" w:hAnsi="Songti SC" w:eastAsia="Songti SC" w:cs="Songti SC"/>
+          <w:b w:val="0"/>
+          <w:bCs w:val="0"/>
+          <w:color w:val="000000"/>
+          <w:sz w:val="24"/>
+          <w:szCs w:val="24"/>
+          <w:u w:val="none"/>
+        </w:rPr>
+        <w:t xml:space="preserve">同时，</w:t>
+      </w:r>
+      <w:r>
+        <w:rPr>
+          <w:rFonts w:ascii="Songti SC" w:hAnsi="Songti SC" w:eastAsia="Songti SC" w:cs="Songti SC"/>
+          <w:b w:val="0"/>
+          <w:bCs w:val="0"/>
+          <w:color w:val="000000"/>
+          <w:sz w:val="24"/>
+          <w:szCs w:val="24"/>
+          <w:u w:val="none"/>
+        </w:rPr>
+        <w:t xml:space="preserve">我们</w:t>
+      </w:r>
+      <w:r>
+        <w:rPr>
+          <w:rFonts w:ascii="Songti SC" w:hAnsi="Songti SC" w:eastAsia="Songti SC" w:cs="Songti SC"/>
+          <w:b w:val="0"/>
+          <w:bCs w:val="0"/>
+          <w:color w:val="000000"/>
+          <w:sz w:val="24"/>
+          <w:szCs w:val="24"/>
+          <w:u w:val="none"/>
+        </w:rPr>
+        <w:t xml:space="preserve">也</w:t>
+      </w:r>
+      <w:r>
+        <w:rPr>
+          <w:rFonts w:ascii="Songti SC" w:hAnsi="Songti SC" w:eastAsia="Songti SC" w:cs="Songti SC"/>
+          <w:b w:val="0"/>
+          <w:bCs w:val="0"/>
+          <w:color w:val="000000"/>
+          <w:sz w:val="24"/>
+          <w:szCs w:val="24"/>
+          <w:u w:val="none"/>
+        </w:rPr>
+        <w:t xml:space="preserve">应该</w:t>
+      </w:r>
+      <w:r>
+        <w:rPr>
+          <w:rFonts w:ascii="Songti SC" w:hAnsi="Songti SC" w:eastAsia="Songti SC" w:cs="Songti SC"/>
+          <w:b w:val="0"/>
+          <w:bCs w:val="0"/>
+          <w:color w:val="000000"/>
+          <w:sz w:val="24"/>
+          <w:szCs w:val="24"/>
+          <w:u w:val="none"/>
+        </w:rPr>
+        <w:t xml:space="preserve">成立</w:t>
+      </w:r>
+      <w:r>
+        <w:rPr>
+          <w:rFonts w:ascii="Songti SC" w:hAnsi="Songti SC" w:eastAsia="Songti SC" w:cs="Songti SC"/>
+          <w:b w:val="0"/>
+          <w:bCs w:val="0"/>
+          <w:color w:val="000000"/>
+          <w:sz w:val="24"/>
+          <w:szCs w:val="24"/>
+          <w:u w:val="none"/>
+        </w:rPr>
+        <w:t xml:space="preserve">专业</w:t>
+      </w:r>
+      <w:r>
+        <w:rPr>
+          <w:rFonts w:ascii="Songti SC" w:hAnsi="Songti SC" w:eastAsia="Songti SC" w:cs="Songti SC"/>
+          <w:b w:val="0"/>
+          <w:bCs w:val="0"/>
+          <w:color w:val="000000"/>
+          <w:sz w:val="24"/>
+          <w:szCs w:val="24"/>
+          <w:u w:val="none"/>
+        </w:rPr>
+        <w:t xml:space="preserve">的</w:t>
+      </w:r>
+      <w:r>
+        <w:rPr>
+          <w:rFonts w:ascii="Songti SC" w:hAnsi="Songti SC" w:eastAsia="Songti SC" w:cs="Songti SC"/>
+          <w:b w:val="0"/>
+          <w:bCs w:val="0"/>
+          <w:color w:val="000000"/>
+          <w:sz w:val="24"/>
+          <w:szCs w:val="24"/>
+          <w:u w:val="none"/>
+        </w:rPr>
+        <w:t xml:space="preserve">语言</w:t>
+      </w:r>
+      <w:r>
+        <w:rPr>
+          <w:rFonts w:ascii="Songti SC" w:hAnsi="Songti SC" w:eastAsia="Songti SC" w:cs="Songti SC"/>
+          <w:b w:val="0"/>
+          <w:bCs w:val="0"/>
+          <w:color w:val="000000"/>
+          <w:sz w:val="24"/>
+          <w:szCs w:val="24"/>
+          <w:u w:val="none"/>
+        </w:rPr>
+        <w:t xml:space="preserve">文字</w:t>
+      </w:r>
+      <w:r>
+        <w:rPr>
+          <w:rFonts w:ascii="Songti SC" w:hAnsi="Songti SC" w:eastAsia="Songti SC" w:cs="Songti SC"/>
+          <w:b w:val="0"/>
+          <w:bCs w:val="0"/>
+          <w:color w:val="000000"/>
+          <w:sz w:val="24"/>
+          <w:szCs w:val="24"/>
+          <w:u w:val="none"/>
+        </w:rPr>
+        <w:t xml:space="preserve">专家团队，</w:t>
+      </w:r>
+      <w:r>
+        <w:rPr>
+          <w:rFonts w:ascii="Songti SC" w:hAnsi="Songti SC" w:eastAsia="Songti SC" w:cs="Songti SC"/>
+          <w:b w:val="0"/>
+          <w:bCs w:val="0"/>
+          <w:color w:val="000000"/>
+          <w:sz w:val="24"/>
+          <w:szCs w:val="24"/>
+          <w:u w:val="none"/>
+        </w:rPr>
+        <w:t xml:space="preserve">对</w:t>
+      </w:r>
+      <w:r>
+        <w:rPr>
+          <w:rFonts w:ascii="Songti SC" w:hAnsi="Songti SC" w:eastAsia="Songti SC" w:cs="Songti SC"/>
+          <w:b w:val="0"/>
+          <w:bCs w:val="0"/>
+          <w:color w:val="000000"/>
+          <w:sz w:val="24"/>
+          <w:szCs w:val="24"/>
+          <w:u w:val="none"/>
+        </w:rPr>
+        <w:t xml:space="preserve">正体字</w:t>
+      </w:r>
+      <w:r>
+        <w:rPr>
+          <w:rFonts w:ascii="Songti SC" w:hAnsi="Songti SC" w:eastAsia="Songti SC" w:cs="Songti SC"/>
+          <w:b w:val="0"/>
+          <w:bCs w:val="0"/>
+          <w:color w:val="000000"/>
+          <w:sz w:val="24"/>
+          <w:szCs w:val="24"/>
+          <w:u w:val="none"/>
+        </w:rPr>
+        <w:t xml:space="preserve">进行</w:t>
+      </w:r>
+      <w:r>
+        <w:rPr>
+          <w:rFonts w:ascii="Songti SC" w:hAnsi="Songti SC" w:eastAsia="Songti SC" w:cs="Songti SC"/>
+          <w:b w:val="0"/>
+          <w:bCs w:val="0"/>
+          <w:color w:val="000000"/>
+          <w:sz w:val="24"/>
+          <w:szCs w:val="24"/>
+          <w:u w:val="none"/>
+        </w:rPr>
+        <w:t xml:space="preserve">适当</w:t>
+      </w:r>
+      <w:r>
+        <w:rPr>
+          <w:rFonts w:ascii="Songti SC" w:hAnsi="Songti SC" w:eastAsia="Songti SC" w:cs="Songti SC"/>
+          <w:b w:val="0"/>
+          <w:bCs w:val="0"/>
+          <w:color w:val="000000"/>
+          <w:sz w:val="24"/>
+          <w:szCs w:val="24"/>
+          <w:u w:val="none"/>
+        </w:rPr>
+        <w:t xml:space="preserve">的</w:t>
+      </w:r>
+      <w:r>
+        <w:rPr>
+          <w:rFonts w:ascii="Songti SC" w:hAnsi="Songti SC" w:eastAsia="Songti SC" w:cs="Songti SC"/>
+          <w:b w:val="0"/>
+          <w:bCs w:val="0"/>
+          <w:color w:val="000000"/>
+          <w:sz w:val="24"/>
+          <w:szCs w:val="24"/>
+          <w:u w:val="none"/>
+        </w:rPr>
+        <w:t xml:space="preserve">改革，</w:t>
+      </w:r>
+      <w:r>
+        <w:rPr>
+          <w:rFonts w:ascii="Songti SC" w:hAnsi="Songti SC" w:eastAsia="Songti SC" w:cs="Songti SC"/>
+          <w:b w:val="0"/>
+          <w:bCs w:val="0"/>
+          <w:color w:val="000000"/>
+          <w:sz w:val="24"/>
+          <w:szCs w:val="24"/>
+          <w:u w:val="none"/>
+        </w:rPr>
+        <w:t xml:space="preserve">以</w:t>
+      </w:r>
+      <w:r>
+        <w:rPr>
+          <w:rFonts w:ascii="Songti SC" w:hAnsi="Songti SC" w:eastAsia="Songti SC" w:cs="Songti SC"/>
+          <w:b w:val="0"/>
+          <w:bCs w:val="0"/>
+          <w:color w:val="000000"/>
+          <w:sz w:val="24"/>
+          <w:szCs w:val="24"/>
+          <w:u w:val="none"/>
+        </w:rPr>
+        <w:t xml:space="preserve">适应</w:t>
+      </w:r>
+      <w:r>
+        <w:rPr>
+          <w:rFonts w:ascii="Songti SC" w:hAnsi="Songti SC" w:eastAsia="Songti SC" w:cs="Songti SC"/>
+          <w:b w:val="0"/>
+          <w:bCs w:val="0"/>
+          <w:color w:val="000000"/>
+          <w:sz w:val="24"/>
+          <w:szCs w:val="24"/>
+          <w:u w:val="none"/>
+        </w:rPr>
+        <w:t xml:space="preserve">社会</w:t>
+      </w:r>
+      <w:r>
+        <w:rPr>
+          <w:rFonts w:ascii="Songti SC" w:hAnsi="Songti SC" w:eastAsia="Songti SC" w:cs="Songti SC"/>
+          <w:b w:val="0"/>
+          <w:bCs w:val="0"/>
+          <w:color w:val="000000"/>
+          <w:sz w:val="24"/>
+          <w:szCs w:val="24"/>
+          <w:u w:val="none"/>
+        </w:rPr>
+        <w:t xml:space="preserve">的</w:t>
+      </w:r>
+      <w:r>
+        <w:rPr>
+          <w:rFonts w:ascii="Songti SC" w:hAnsi="Songti SC" w:eastAsia="Songti SC" w:cs="Songti SC"/>
+          <w:b w:val="0"/>
+          <w:bCs w:val="0"/>
+          <w:color w:val="000000"/>
+          <w:sz w:val="24"/>
+          <w:szCs w:val="24"/>
+          <w:u w:val="none"/>
+        </w:rPr>
+        <w:t xml:space="preserve">发展，</w:t>
+      </w:r>
+      <w:r>
+        <w:rPr>
+          <w:rFonts w:ascii="Songti SC" w:hAnsi="Songti SC" w:eastAsia="Songti SC" w:cs="Songti SC"/>
+          <w:b w:val="0"/>
+          <w:bCs w:val="0"/>
+          <w:color w:val="000000"/>
+          <w:sz w:val="24"/>
+          <w:szCs w:val="24"/>
+          <w:u w:val="none"/>
+        </w:rPr>
+        <w:t xml:space="preserve">方便</w:t>
+      </w:r>
+      <w:r>
+        <w:rPr>
+          <w:rFonts w:ascii="Songti SC" w:hAnsi="Songti SC" w:eastAsia="Songti SC" w:cs="Songti SC"/>
+          <w:b w:val="0"/>
+          <w:bCs w:val="0"/>
+          <w:color w:val="000000"/>
+          <w:sz w:val="24"/>
+          <w:szCs w:val="24"/>
+          <w:u w:val="none"/>
+        </w:rPr>
+        <w:t xml:space="preserve">人们</w:t>
+      </w:r>
+      <w:r>
+        <w:rPr>
+          <w:rFonts w:ascii="Songti SC" w:hAnsi="Songti SC" w:eastAsia="Songti SC" w:cs="Songti SC"/>
+          <w:b w:val="0"/>
+          <w:bCs w:val="0"/>
+          <w:color w:val="000000"/>
+          <w:sz w:val="24"/>
+          <w:szCs w:val="24"/>
+          <w:u w:val="none"/>
+        </w:rPr>
+        <w:t xml:space="preserve">学习</w:t>
+      </w:r>
+      <w:r>
+        <w:rPr>
+          <w:rFonts w:ascii="Songti SC" w:hAnsi="Songti SC" w:eastAsia="Songti SC" w:cs="Songti SC"/>
+          <w:b w:val="0"/>
+          <w:bCs w:val="0"/>
+          <w:color w:val="000000"/>
+          <w:sz w:val="24"/>
+          <w:szCs w:val="24"/>
+          <w:u w:val="none"/>
+        </w:rPr>
+        <w:t xml:space="preserve">使用。</w:t>
+      </w:r>
+      <w:r>
+        <w:rPr>
+          <w:rFonts w:ascii="Songti SC" w:hAnsi="Songti SC" w:eastAsia="Songti SC" w:cs="Songti SC"/>
+          <w:b w:val="0"/>
+          <w:bCs w:val="0"/>
+          <w:color w:val="000000"/>
+          <w:sz w:val="24"/>
+          <w:szCs w:val="24"/>
+          <w:u w:val="none"/>
+        </w:rPr>
+      </w:r>
+      <w:r>
+        <w:rPr>
+          <w:rFonts w:ascii="Songti SC" w:hAnsi="Songti SC" w:eastAsia="Songti SC" w:cs="Songti SC"/>
+          <w:b w:val="0"/>
+          <w:bCs w:val="0"/>
+          <w:color w:val="000000"/>
+          <w:sz w:val="24"/>
+          <w:szCs w:val="24"/>
+          <w:u w:val="none"/>
+        </w:rPr>
+      </w:r>
+    </w:p>
+    <w:p>
+      <w:pPr>
+        <w:pBdr/>
+        <w:spacing/>
+        <w:ind/>
+        <w:rPr>
+          <w:rFonts w:ascii="Songti SC" w:hAnsi="Songti SC" w:eastAsia="Songti SC" w:cs="Songti SC"/>
+          <w:b/>
+          <w:bCs/>
+          <w:color w:val="000000"/>
+          <w:sz w:val="24"/>
+          <w:szCs w:val="24"/>
+          <w:u w:val="none"/>
+        </w:rPr>
+      </w:pPr>
+      <w:r>
+        <w:rPr>
+          <w:rFonts w:ascii="Songti SC" w:hAnsi="Songti SC" w:eastAsia="Songti SC" w:cs="Songti SC"/>
+          <w:b/>
+          <w:bCs/>
+          <w:color w:val="000000"/>
+          <w:sz w:val="24"/>
+          <w:szCs w:val="24"/>
+          <w:u w:val="none"/>
+        </w:rPr>
+      </w:r>
+      <w:r>
+        <w:rPr>
+          <w:rFonts w:ascii="Songti SC" w:hAnsi="Songti SC" w:eastAsia="Songti SC" w:cs="Songti SC"/>
+          <w:b/>
+          <w:bCs/>
+          <w:color w:val="000000"/>
+          <w:sz w:val="24"/>
+          <w:szCs w:val="24"/>
+          <w:u w:val="none"/>
+        </w:rPr>
+        <w:t xml:space="preserve">五、货币体系：纸质</w:t>
+      </w:r>
+      <w:r>
+        <w:rPr>
+          <w:rFonts w:ascii="Songti SC" w:hAnsi="Songti SC" w:eastAsia="Songti SC" w:cs="Songti SC"/>
+          <w:b/>
+          <w:bCs/>
+          <w:color w:val="000000"/>
+          <w:sz w:val="24"/>
+          <w:szCs w:val="24"/>
+          <w:u w:val="none"/>
+        </w:rPr>
+        <w:t xml:space="preserve">公</w:t>
+      </w:r>
+      <w:r>
+        <w:rPr>
+          <w:rFonts w:ascii="Songti SC" w:hAnsi="Songti SC" w:eastAsia="Songti SC" w:cs="Songti SC"/>
+          <w:b/>
+          <w:bCs/>
+          <w:color w:val="000000"/>
+          <w:sz w:val="24"/>
+          <w:szCs w:val="24"/>
+          <w:u w:val="none"/>
+        </w:rPr>
+        <w:t xml:space="preserve">民币</w:t>
+      </w:r>
+      <w:r>
+        <w:rPr>
+          <w:rFonts w:ascii="Songti SC" w:hAnsi="Songti SC" w:eastAsia="Songti SC" w:cs="Songti SC"/>
+          <w:b/>
+          <w:bCs/>
+          <w:color w:val="000000"/>
+          <w:sz w:val="24"/>
+          <w:szCs w:val="24"/>
+          <w:u w:val="none"/>
+        </w:rPr>
+        <w:t xml:space="preserve">与</w:t>
+      </w:r>
+      <w:r>
+        <w:rPr>
+          <w:rFonts w:ascii="Songti SC" w:hAnsi="Songti SC" w:eastAsia="Songti SC" w:cs="Songti SC"/>
+          <w:b/>
+          <w:bCs/>
+          <w:color w:val="000000"/>
+          <w:sz w:val="24"/>
+          <w:szCs w:val="24"/>
+          <w:u w:val="none"/>
+        </w:rPr>
+        <w:t xml:space="preserve">数字</w:t>
+      </w:r>
+      <w:r>
+        <w:rPr>
+          <w:rFonts w:ascii="Songti SC" w:hAnsi="Songti SC" w:eastAsia="Songti SC" w:cs="Songti SC"/>
+          <w:b/>
+          <w:bCs/>
+          <w:color w:val="000000"/>
+          <w:sz w:val="24"/>
+          <w:szCs w:val="24"/>
+          <w:u w:val="none"/>
+        </w:rPr>
+        <w:t xml:space="preserve">公</w:t>
+      </w:r>
+      <w:r>
+        <w:rPr>
+          <w:rFonts w:ascii="Songti SC" w:hAnsi="Songti SC" w:eastAsia="Songti SC" w:cs="Songti SC"/>
+          <w:b/>
+          <w:bCs/>
+          <w:color w:val="000000"/>
+          <w:sz w:val="24"/>
+          <w:szCs w:val="24"/>
+          <w:u w:val="none"/>
+        </w:rPr>
+        <w:t xml:space="preserve">民币</w:t>
+      </w:r>
+      <w:r>
+        <w:rPr>
+          <w:rFonts w:ascii="Songti SC" w:hAnsi="Songti SC" w:eastAsia="Songti SC" w:cs="Songti SC"/>
+          <w:b/>
+          <w:bCs/>
+          <w:color w:val="000000"/>
+          <w:sz w:val="24"/>
+          <w:szCs w:val="24"/>
+          <w:u w:val="none"/>
+        </w:rPr>
+      </w:r>
+      <w:r>
+        <w:rPr>
+          <w:rFonts w:ascii="Songti SC" w:hAnsi="Songti SC" w:eastAsia="Songti SC" w:cs="Songti SC"/>
+          <w:b/>
+          <w:bCs/>
+          <w:color w:val="000000"/>
+          <w:sz w:val="24"/>
+          <w:szCs w:val="24"/>
+          <w:u w:val="none"/>
+        </w:rPr>
+      </w:r>
+    </w:p>
+    <w:p>
+      <w:pPr>
+        <w:pBdr/>
+        <w:spacing/>
+        <w:ind/>
+        <w:rPr>
+          <w:rFonts w:ascii="Songti SC" w:hAnsi="Songti SC" w:eastAsia="Songti SC" w:cs="Songti SC"/>
+          <w:b w:val="0"/>
+          <w:bCs w:val="0"/>
+          <w:color w:val="000000"/>
+          <w:sz w:val="24"/>
+          <w:szCs w:val="24"/>
+          <w:u w:val="none"/>
+        </w:rPr>
+      </w:pPr>
+      <w:r>
+        <w:rPr>
+          <w:rFonts w:ascii="Songti SC" w:hAnsi="Songti SC" w:eastAsia="Songti SC" w:cs="Songti SC"/>
+          <w:b w:val="0"/>
+          <w:bCs w:val="0"/>
+          <w:color w:val="000000"/>
+          <w:sz w:val="24"/>
+          <w:szCs w:val="24"/>
+          <w:u w:val="none"/>
+        </w:rPr>
+        <w:t xml:space="preserve">    </w:t>
+      </w:r>
+      <w:r>
+        <w:rPr>
+          <w:rFonts w:ascii="Songti SC" w:hAnsi="Songti SC" w:eastAsia="Songti SC" w:cs="Songti SC"/>
+          <w:b w:val="0"/>
+          <w:bCs w:val="0"/>
+          <w:color w:val="000000"/>
+          <w:sz w:val="24"/>
+          <w:szCs w:val="24"/>
+          <w:u w:val="none"/>
+        </w:rPr>
+        <w:t xml:space="preserve">联邦共和国的货币体系独具特色，包含纸质</w:t>
+      </w:r>
+      <w:r>
+        <w:rPr>
+          <w:rFonts w:ascii="Songti SC" w:hAnsi="Songti SC" w:eastAsia="Songti SC" w:cs="Songti SC"/>
+          <w:b w:val="0"/>
+          <w:bCs w:val="0"/>
+          <w:color w:val="000000"/>
+          <w:sz w:val="24"/>
+          <w:szCs w:val="24"/>
+          <w:u w:val="none"/>
+        </w:rPr>
+        <w:t xml:space="preserve">公</w:t>
+      </w:r>
+      <w:r>
+        <w:rPr>
+          <w:rFonts w:ascii="Songti SC" w:hAnsi="Songti SC" w:eastAsia="Songti SC" w:cs="Songti SC"/>
+          <w:b w:val="0"/>
+          <w:bCs w:val="0"/>
+          <w:color w:val="000000"/>
+          <w:sz w:val="24"/>
+          <w:szCs w:val="24"/>
+          <w:u w:val="none"/>
+        </w:rPr>
+        <w:t xml:space="preserve">民币、数字</w:t>
+      </w:r>
+      <w:r>
+        <w:rPr>
+          <w:rFonts w:ascii="Songti SC" w:hAnsi="Songti SC" w:eastAsia="Songti SC" w:cs="Songti SC"/>
+          <w:b w:val="0"/>
+          <w:bCs w:val="0"/>
+          <w:color w:val="000000"/>
+          <w:sz w:val="24"/>
+          <w:szCs w:val="24"/>
+          <w:u w:val="none"/>
+        </w:rPr>
+        <w:t xml:space="preserve">公</w:t>
+      </w:r>
+      <w:r>
+        <w:rPr>
+          <w:rFonts w:ascii="Songti SC" w:hAnsi="Songti SC" w:eastAsia="Songti SC" w:cs="Songti SC"/>
+          <w:b w:val="0"/>
+          <w:bCs w:val="0"/>
+          <w:color w:val="000000"/>
+          <w:sz w:val="24"/>
+          <w:szCs w:val="24"/>
+          <w:u w:val="none"/>
+        </w:rPr>
+        <w:t xml:space="preserve">民币</w:t>
+      </w:r>
+      <w:r>
+        <w:rPr>
+          <w:rFonts w:ascii="Songti SC" w:hAnsi="Songti SC" w:eastAsia="Songti SC" w:cs="Songti SC"/>
+          <w:b w:val="0"/>
+          <w:bCs w:val="0"/>
+          <w:color w:val="000000"/>
+          <w:sz w:val="24"/>
+          <w:szCs w:val="24"/>
+          <w:u w:val="none"/>
+        </w:rPr>
+        <w:t xml:space="preserve">两</w:t>
+      </w:r>
+      <w:r>
+        <w:rPr>
+          <w:rFonts w:ascii="Songti SC" w:hAnsi="Songti SC" w:eastAsia="Songti SC" w:cs="Songti SC"/>
+          <w:b w:val="0"/>
+          <w:bCs w:val="0"/>
+          <w:color w:val="000000"/>
+          <w:sz w:val="24"/>
+          <w:szCs w:val="24"/>
+          <w:u w:val="none"/>
+        </w:rPr>
+        <w:t xml:space="preserve">种形式，展现了其在经济领域的创新与传统并重的理念，</w:t>
+      </w:r>
+      <w:r>
+        <w:rPr>
+          <w:rFonts w:ascii="Songti SC" w:hAnsi="Songti SC" w:eastAsia="Songti SC" w:cs="Songti SC"/>
+          <w:b w:val="0"/>
+          <w:bCs w:val="0"/>
+          <w:color w:val="000000"/>
+          <w:sz w:val="24"/>
+          <w:szCs w:val="24"/>
+          <w:u w:val="none"/>
+        </w:rPr>
+        <w:t xml:space="preserve">之所以</w:t>
+      </w:r>
+      <w:r>
+        <w:rPr>
+          <w:rFonts w:ascii="Songti SC" w:hAnsi="Songti SC" w:eastAsia="Songti SC" w:cs="Songti SC"/>
+          <w:b w:val="0"/>
+          <w:bCs w:val="0"/>
+          <w:color w:val="000000"/>
+          <w:sz w:val="24"/>
+          <w:szCs w:val="24"/>
+          <w:u w:val="none"/>
+        </w:rPr>
+        <w:t xml:space="preserve">命名为</w:t>
+      </w:r>
+      <w:r>
+        <w:rPr>
+          <w:rFonts w:ascii="Songti SC" w:hAnsi="Songti SC" w:eastAsia="Songti SC" w:cs="Songti SC"/>
+          <w:b w:val="0"/>
+          <w:bCs w:val="0"/>
+          <w:color w:val="000000"/>
+          <w:sz w:val="24"/>
+          <w:szCs w:val="24"/>
+          <w:u w:val="none"/>
+        </w:rPr>
+        <w:t xml:space="preserve">公民</w:t>
+      </w:r>
+      <w:r>
+        <w:rPr>
+          <w:rFonts w:ascii="Songti SC" w:hAnsi="Songti SC" w:eastAsia="Songti SC" w:cs="Songti SC"/>
+          <w:b w:val="0"/>
+          <w:bCs w:val="0"/>
+          <w:color w:val="000000"/>
+          <w:sz w:val="24"/>
+          <w:szCs w:val="24"/>
+          <w:u w:val="none"/>
+        </w:rPr>
+        <w:t xml:space="preserve">币，</w:t>
+      </w:r>
+      <w:r>
+        <w:rPr>
+          <w:rFonts w:ascii="Songti SC" w:hAnsi="Songti SC" w:eastAsia="Songti SC" w:cs="Songti SC"/>
+          <w:b w:val="0"/>
+          <w:bCs w:val="0"/>
+          <w:color w:val="000000"/>
+          <w:sz w:val="24"/>
+          <w:szCs w:val="24"/>
+          <w:u w:val="none"/>
+        </w:rPr>
+        <w:t xml:space="preserve">其中</w:t>
+      </w:r>
+      <w:r>
+        <w:rPr>
+          <w:rFonts w:ascii="Songti SC" w:hAnsi="Songti SC" w:eastAsia="Songti SC" w:cs="Songti SC"/>
+          <w:b w:val="0"/>
+          <w:bCs w:val="0"/>
+          <w:color w:val="000000"/>
+          <w:sz w:val="24"/>
+          <w:szCs w:val="24"/>
+          <w:u w:val="none"/>
+        </w:rPr>
+        <w:t xml:space="preserve">原因</w:t>
+      </w:r>
+      <w:r>
+        <w:rPr>
+          <w:rFonts w:ascii="Songti SC" w:hAnsi="Songti SC" w:eastAsia="Songti SC" w:cs="Songti SC"/>
+          <w:b w:val="0"/>
+          <w:bCs w:val="0"/>
+          <w:color w:val="000000"/>
+          <w:sz w:val="24"/>
+          <w:szCs w:val="24"/>
+          <w:u w:val="none"/>
+        </w:rPr>
+        <w:t xml:space="preserve">之一</w:t>
+      </w:r>
+      <w:r>
+        <w:rPr>
+          <w:rFonts w:ascii="Songti SC" w:hAnsi="Songti SC" w:eastAsia="Songti SC" w:cs="Songti SC"/>
+          <w:b w:val="0"/>
+          <w:bCs w:val="0"/>
+          <w:color w:val="000000"/>
+          <w:sz w:val="24"/>
+          <w:szCs w:val="24"/>
+          <w:u w:val="none"/>
+        </w:rPr>
+        <w:t xml:space="preserve">便是</w:t>
+      </w:r>
+      <w:r>
+        <w:rPr>
+          <w:rFonts w:ascii="Songti SC" w:hAnsi="Songti SC" w:eastAsia="Songti SC" w:cs="Songti SC"/>
+          <w:b w:val="0"/>
+          <w:bCs w:val="0"/>
+          <w:color w:val="000000"/>
+          <w:sz w:val="24"/>
+          <w:szCs w:val="24"/>
+          <w:u w:val="none"/>
+        </w:rPr>
+        <w:t xml:space="preserve">我们</w:t>
+      </w:r>
+      <w:r>
+        <w:rPr>
+          <w:rFonts w:ascii="Songti SC" w:hAnsi="Songti SC" w:eastAsia="Songti SC" w:cs="Songti SC"/>
+          <w:b w:val="0"/>
+          <w:bCs w:val="0"/>
+          <w:color w:val="000000"/>
+          <w:sz w:val="24"/>
+          <w:szCs w:val="24"/>
+          <w:u w:val="none"/>
+        </w:rPr>
+        <w:t xml:space="preserve">要</w:t>
+      </w:r>
+      <w:r>
+        <w:rPr>
+          <w:rFonts w:ascii="Songti SC" w:hAnsi="Songti SC" w:eastAsia="Songti SC" w:cs="Songti SC"/>
+          <w:b w:val="0"/>
+          <w:bCs w:val="0"/>
+          <w:color w:val="000000"/>
+          <w:sz w:val="24"/>
+          <w:szCs w:val="24"/>
+          <w:u w:val="none"/>
+        </w:rPr>
+        <w:t xml:space="preserve">对抗</w:t>
+      </w:r>
+      <w:r>
+        <w:rPr>
+          <w:rFonts w:ascii="Songti SC" w:hAnsi="Songti SC" w:eastAsia="Songti SC" w:cs="Songti SC"/>
+          <w:b w:val="0"/>
+          <w:bCs w:val="0"/>
+          <w:color w:val="000000"/>
+          <w:sz w:val="24"/>
+          <w:szCs w:val="24"/>
+          <w:u w:val="none"/>
+        </w:rPr>
+        <w:t xml:space="preserve">中共</w:t>
+      </w:r>
+      <w:r>
+        <w:rPr>
+          <w:rFonts w:ascii="Songti SC" w:hAnsi="Songti SC" w:eastAsia="Songti SC" w:cs="Songti SC"/>
+          <w:b w:val="0"/>
+          <w:bCs w:val="0"/>
+          <w:color w:val="000000"/>
+          <w:sz w:val="24"/>
+          <w:szCs w:val="24"/>
+          <w:u w:val="none"/>
+        </w:rPr>
+        <w:t xml:space="preserve">的</w:t>
+      </w:r>
+      <w:r>
+        <w:rPr>
+          <w:rFonts w:ascii="Songti SC" w:hAnsi="Songti SC" w:eastAsia="Songti SC" w:cs="Songti SC"/>
+          <w:b w:val="0"/>
+          <w:bCs w:val="0"/>
+          <w:color w:val="000000"/>
+          <w:sz w:val="24"/>
+          <w:szCs w:val="24"/>
+          <w:u w:val="none"/>
+        </w:rPr>
+        <w:t xml:space="preserve">人民</w:t>
+      </w:r>
+      <w:r>
+        <w:rPr>
+          <w:rFonts w:ascii="Songti SC" w:hAnsi="Songti SC" w:eastAsia="Songti SC" w:cs="Songti SC"/>
+          <w:b w:val="0"/>
+          <w:bCs w:val="0"/>
+          <w:color w:val="000000"/>
+          <w:sz w:val="24"/>
+          <w:szCs w:val="24"/>
+          <w:u w:val="none"/>
+        </w:rPr>
+        <w:t xml:space="preserve">币，</w:t>
+      </w:r>
+      <w:r>
+        <w:rPr>
+          <w:rFonts w:ascii="Songti SC" w:hAnsi="Songti SC" w:eastAsia="Songti SC" w:cs="Songti SC"/>
+          <w:b w:val="0"/>
+          <w:bCs w:val="0"/>
+          <w:color w:val="000000"/>
+          <w:sz w:val="24"/>
+          <w:szCs w:val="24"/>
+          <w:u w:val="none"/>
+        </w:rPr>
+        <w:t xml:space="preserve">人民</w:t>
+      </w:r>
+      <w:r>
+        <w:rPr>
+          <w:rFonts w:ascii="Songti SC" w:hAnsi="Songti SC" w:eastAsia="Songti SC" w:cs="Songti SC"/>
+          <w:b w:val="0"/>
+          <w:bCs w:val="0"/>
+          <w:color w:val="000000"/>
+          <w:sz w:val="24"/>
+          <w:szCs w:val="24"/>
+          <w:u w:val="none"/>
+        </w:rPr>
+        <w:t xml:space="preserve">是</w:t>
+      </w:r>
+      <w:r>
+        <w:rPr>
+          <w:rFonts w:ascii="Songti SC" w:hAnsi="Songti SC" w:eastAsia="Songti SC" w:cs="Songti SC"/>
+          <w:b w:val="0"/>
+          <w:bCs w:val="0"/>
+          <w:color w:val="000000"/>
+          <w:sz w:val="24"/>
+          <w:szCs w:val="24"/>
+          <w:u w:val="none"/>
+        </w:rPr>
+        <w:t xml:space="preserve">政治</w:t>
+      </w:r>
+      <w:r>
+        <w:rPr>
+          <w:rFonts w:ascii="Songti SC" w:hAnsi="Songti SC" w:eastAsia="Songti SC" w:cs="Songti SC"/>
+          <w:b w:val="0"/>
+          <w:bCs w:val="0"/>
+          <w:color w:val="000000"/>
+          <w:sz w:val="24"/>
+          <w:szCs w:val="24"/>
+          <w:u w:val="none"/>
+        </w:rPr>
+        <w:t xml:space="preserve">概念，</w:t>
+      </w:r>
+      <w:r>
+        <w:rPr>
+          <w:rFonts w:ascii="Songti SC" w:hAnsi="Songti SC" w:eastAsia="Songti SC" w:cs="Songti SC"/>
+          <w:b w:val="0"/>
+          <w:bCs w:val="0"/>
+          <w:color w:val="000000"/>
+          <w:sz w:val="24"/>
+          <w:szCs w:val="24"/>
+          <w:u w:val="none"/>
+        </w:rPr>
+        <w:t xml:space="preserve">公民</w:t>
+      </w:r>
+      <w:r>
+        <w:rPr>
+          <w:rFonts w:ascii="Songti SC" w:hAnsi="Songti SC" w:eastAsia="Songti SC" w:cs="Songti SC"/>
+          <w:b w:val="0"/>
+          <w:bCs w:val="0"/>
+          <w:color w:val="000000"/>
+          <w:sz w:val="24"/>
+          <w:szCs w:val="24"/>
+          <w:u w:val="none"/>
+        </w:rPr>
+        <w:t xml:space="preserve">是</w:t>
+      </w:r>
+      <w:r>
+        <w:rPr>
+          <w:rFonts w:ascii="Songti SC" w:hAnsi="Songti SC" w:eastAsia="Songti SC" w:cs="Songti SC"/>
+          <w:b w:val="0"/>
+          <w:bCs w:val="0"/>
+          <w:color w:val="000000"/>
+          <w:sz w:val="24"/>
+          <w:szCs w:val="24"/>
+          <w:u w:val="none"/>
+        </w:rPr>
+        <w:t xml:space="preserve">法治</w:t>
+      </w:r>
+      <w:r>
+        <w:rPr>
+          <w:rFonts w:ascii="Songti SC" w:hAnsi="Songti SC" w:eastAsia="Songti SC" w:cs="Songti SC"/>
+          <w:b w:val="0"/>
+          <w:bCs w:val="0"/>
+          <w:color w:val="000000"/>
+          <w:sz w:val="24"/>
+          <w:szCs w:val="24"/>
+          <w:u w:val="none"/>
+        </w:rPr>
+        <w:t xml:space="preserve">概念，</w:t>
+      </w:r>
+      <w:r>
+        <w:rPr>
+          <w:rFonts w:ascii="Songti SC" w:hAnsi="Songti SC" w:eastAsia="Songti SC" w:cs="Songti SC"/>
+          <w:b w:val="0"/>
+          <w:bCs w:val="0"/>
+          <w:color w:val="000000"/>
+          <w:sz w:val="24"/>
+          <w:szCs w:val="24"/>
+          <w:u w:val="none"/>
+        </w:rPr>
+        <w:t xml:space="preserve">我们</w:t>
+      </w:r>
+      <w:r>
+        <w:rPr>
+          <w:rFonts w:ascii="Songti SC" w:hAnsi="Songti SC" w:eastAsia="Songti SC" w:cs="Songti SC"/>
+          <w:b w:val="0"/>
+          <w:bCs w:val="0"/>
+          <w:color w:val="000000"/>
+          <w:sz w:val="24"/>
+          <w:szCs w:val="24"/>
+          <w:u w:val="none"/>
+        </w:rPr>
+        <w:t xml:space="preserve">要</w:t>
+      </w:r>
+      <w:r>
+        <w:rPr>
+          <w:rFonts w:ascii="Songti SC" w:hAnsi="Songti SC" w:eastAsia="Songti SC" w:cs="Songti SC"/>
+          <w:b w:val="0"/>
+          <w:bCs w:val="0"/>
+          <w:color w:val="000000"/>
+          <w:sz w:val="24"/>
+          <w:szCs w:val="24"/>
+          <w:u w:val="none"/>
+        </w:rPr>
+        <w:t xml:space="preserve">以</w:t>
+      </w:r>
+      <w:r>
+        <w:rPr>
+          <w:rFonts w:ascii="Songti SC" w:hAnsi="Songti SC" w:eastAsia="Songti SC" w:cs="Songti SC"/>
+          <w:b w:val="0"/>
+          <w:bCs w:val="0"/>
+          <w:color w:val="000000"/>
+          <w:sz w:val="24"/>
+          <w:szCs w:val="24"/>
+          <w:u w:val="none"/>
+        </w:rPr>
+        <w:t xml:space="preserve">法治</w:t>
+      </w:r>
+      <w:r>
+        <w:rPr>
+          <w:rFonts w:ascii="Songti SC" w:hAnsi="Songti SC" w:eastAsia="Songti SC" w:cs="Songti SC"/>
+          <w:b w:val="0"/>
+          <w:bCs w:val="0"/>
+          <w:color w:val="000000"/>
+          <w:sz w:val="24"/>
+          <w:szCs w:val="24"/>
+          <w:u w:val="none"/>
+        </w:rPr>
+        <w:t xml:space="preserve">为</w:t>
+      </w:r>
+      <w:r>
+        <w:rPr>
+          <w:rFonts w:ascii="Songti SC" w:hAnsi="Songti SC" w:eastAsia="Songti SC" w:cs="Songti SC"/>
+          <w:b w:val="0"/>
+          <w:bCs w:val="0"/>
+          <w:color w:val="000000"/>
+          <w:sz w:val="24"/>
+          <w:szCs w:val="24"/>
+          <w:u w:val="none"/>
+        </w:rPr>
+        <w:t xml:space="preserve">货币</w:t>
+      </w:r>
+      <w:r>
+        <w:rPr>
+          <w:rFonts w:ascii="Songti SC" w:hAnsi="Songti SC" w:eastAsia="Songti SC" w:cs="Songti SC"/>
+          <w:b w:val="0"/>
+          <w:bCs w:val="0"/>
+          <w:color w:val="000000"/>
+          <w:sz w:val="24"/>
+          <w:szCs w:val="24"/>
+          <w:u w:val="none"/>
+        </w:rPr>
+        <w:t xml:space="preserve">发行</w:t>
+      </w:r>
+      <w:r>
+        <w:rPr>
+          <w:rFonts w:ascii="Songti SC" w:hAnsi="Songti SC" w:eastAsia="Songti SC" w:cs="Songti SC"/>
+          <w:b w:val="0"/>
+          <w:bCs w:val="0"/>
+          <w:color w:val="000000"/>
+          <w:sz w:val="24"/>
+          <w:szCs w:val="24"/>
+          <w:u w:val="none"/>
+        </w:rPr>
+        <w:t xml:space="preserve">的</w:t>
+      </w:r>
+      <w:r>
+        <w:rPr>
+          <w:rFonts w:ascii="Songti SC" w:hAnsi="Songti SC" w:eastAsia="Songti SC" w:cs="Songti SC"/>
+          <w:b w:val="0"/>
+          <w:bCs w:val="0"/>
+          <w:color w:val="000000"/>
+          <w:sz w:val="24"/>
+          <w:szCs w:val="24"/>
+          <w:u w:val="none"/>
+        </w:rPr>
+        <w:t xml:space="preserve">基础</w:t>
+      </w:r>
+      <w:r>
+        <w:rPr>
+          <w:rFonts w:ascii="Songti SC" w:hAnsi="Songti SC" w:eastAsia="Songti SC" w:cs="Songti SC"/>
+          <w:b w:val="0"/>
+          <w:bCs w:val="0"/>
+          <w:color w:val="000000"/>
+          <w:sz w:val="24"/>
+          <w:szCs w:val="24"/>
+          <w:u w:val="none"/>
+        </w:rPr>
+        <w:t xml:space="preserve">准则，</w:t>
+      </w:r>
+      <w:r>
+        <w:rPr>
+          <w:rFonts w:ascii="Songti SC" w:hAnsi="Songti SC" w:eastAsia="Songti SC" w:cs="Songti SC"/>
+          <w:b w:val="0"/>
+          <w:bCs w:val="0"/>
+          <w:color w:val="000000"/>
+          <w:sz w:val="24"/>
+          <w:szCs w:val="24"/>
+          <w:u w:val="none"/>
+        </w:rPr>
+        <w:t xml:space="preserve">对抗</w:t>
+      </w:r>
+      <w:r>
+        <w:rPr>
+          <w:rFonts w:ascii="Songti SC" w:hAnsi="Songti SC" w:eastAsia="Songti SC" w:cs="Songti SC"/>
+          <w:b w:val="0"/>
+          <w:bCs w:val="0"/>
+          <w:color w:val="000000"/>
+          <w:sz w:val="24"/>
+          <w:szCs w:val="24"/>
+          <w:u w:val="none"/>
+        </w:rPr>
+        <w:t xml:space="preserve">中共</w:t>
+      </w:r>
+      <w:r>
+        <w:rPr>
+          <w:rFonts w:ascii="Songti SC" w:hAnsi="Songti SC" w:eastAsia="Songti SC" w:cs="Songti SC"/>
+          <w:b w:val="0"/>
+          <w:bCs w:val="0"/>
+          <w:color w:val="000000"/>
+          <w:sz w:val="24"/>
+          <w:szCs w:val="24"/>
+          <w:u w:val="none"/>
+        </w:rPr>
+        <w:t xml:space="preserve">政治挂帅</w:t>
+      </w:r>
+      <w:r>
+        <w:rPr>
+          <w:rFonts w:ascii="Songti SC" w:hAnsi="Songti SC" w:eastAsia="Songti SC" w:cs="Songti SC"/>
+          <w:b w:val="0"/>
+          <w:bCs w:val="0"/>
+          <w:color w:val="000000"/>
+          <w:sz w:val="24"/>
+          <w:szCs w:val="24"/>
+          <w:u w:val="none"/>
+        </w:rPr>
+        <w:t xml:space="preserve">的</w:t>
+      </w:r>
+      <w:r>
+        <w:rPr>
+          <w:rFonts w:ascii="Songti SC" w:hAnsi="Songti SC" w:eastAsia="Songti SC" w:cs="Songti SC"/>
+          <w:b w:val="0"/>
+          <w:bCs w:val="0"/>
+          <w:color w:val="000000"/>
+          <w:sz w:val="24"/>
+          <w:szCs w:val="24"/>
+          <w:u w:val="none"/>
+        </w:rPr>
+        <w:t xml:space="preserve">人治</w:t>
+      </w:r>
+      <w:r>
+        <w:rPr>
+          <w:rFonts w:ascii="Songti SC" w:hAnsi="Songti SC" w:eastAsia="Songti SC" w:cs="Songti SC"/>
+          <w:b w:val="0"/>
+          <w:bCs w:val="0"/>
+          <w:color w:val="000000"/>
+          <w:sz w:val="24"/>
+          <w:szCs w:val="24"/>
+          <w:u w:val="none"/>
+        </w:rPr>
+        <w:t xml:space="preserve">体制</w:t>
+      </w:r>
+      <w:r>
+        <w:rPr>
+          <w:rFonts w:ascii="Songti SC" w:hAnsi="Songti SC" w:eastAsia="Songti SC" w:cs="Songti SC"/>
+          <w:b w:val="0"/>
+          <w:bCs w:val="0"/>
+          <w:color w:val="000000"/>
+          <w:sz w:val="24"/>
+          <w:szCs w:val="24"/>
+          <w:u w:val="none"/>
+        </w:rPr>
+        <w:t xml:space="preserve">。</w:t>
+      </w:r>
+      <w:r>
+        <w:rPr>
+          <w:rFonts w:ascii="Songti SC" w:hAnsi="Songti SC" w:eastAsia="Songti SC" w:cs="Songti SC"/>
+          <w:b w:val="0"/>
+          <w:bCs w:val="0"/>
+          <w:color w:val="000000"/>
+          <w:sz w:val="24"/>
+          <w:szCs w:val="24"/>
+          <w:u w:val="none"/>
+        </w:rPr>
+        <w:t xml:space="preserve">纸质</w:t>
+      </w:r>
+      <w:r>
+        <w:rPr>
+          <w:rFonts w:ascii="Songti SC" w:hAnsi="Songti SC" w:eastAsia="Songti SC" w:cs="Songti SC"/>
+          <w:b w:val="0"/>
+          <w:bCs w:val="0"/>
+          <w:color w:val="000000"/>
+          <w:sz w:val="24"/>
+          <w:szCs w:val="24"/>
+          <w:u w:val="none"/>
+        </w:rPr>
+        <w:t xml:space="preserve">公</w:t>
+      </w:r>
+      <w:r>
+        <w:rPr>
+          <w:rFonts w:ascii="Songti SC" w:hAnsi="Songti SC" w:eastAsia="Songti SC" w:cs="Songti SC"/>
+          <w:b w:val="0"/>
+          <w:bCs w:val="0"/>
+          <w:color w:val="000000"/>
+          <w:sz w:val="24"/>
+          <w:szCs w:val="24"/>
+          <w:u w:val="none"/>
+        </w:rPr>
+        <w:t xml:space="preserve">民币</w:t>
+      </w:r>
+      <w:r>
+        <w:rPr>
+          <w:rFonts w:ascii="Songti SC" w:hAnsi="Songti SC" w:eastAsia="Songti SC" w:cs="Songti SC"/>
+          <w:b w:val="0"/>
+          <w:bCs w:val="0"/>
+          <w:color w:val="000000"/>
+          <w:sz w:val="24"/>
+          <w:szCs w:val="24"/>
+          <w:u w:val="none"/>
+        </w:rPr>
+        <w:t xml:space="preserve">是联邦共和国的法定纸质货币，设计上可能融入了中华文化元素，如国旗的自由花、龙凤图案或大好河山的意象。纸质</w:t>
+      </w:r>
+      <w:r>
+        <w:rPr>
+          <w:rFonts w:ascii="Songti SC" w:hAnsi="Songti SC" w:eastAsia="Songti SC" w:cs="Songti SC"/>
+          <w:b w:val="0"/>
+          <w:bCs w:val="0"/>
+          <w:color w:val="000000"/>
+          <w:sz w:val="24"/>
+          <w:szCs w:val="24"/>
+          <w:u w:val="none"/>
+        </w:rPr>
+        <w:t xml:space="preserve">公</w:t>
+      </w:r>
+      <w:r>
+        <w:rPr>
+          <w:rFonts w:ascii="Songti SC" w:hAnsi="Songti SC" w:eastAsia="Songti SC" w:cs="Songti SC"/>
+          <w:b w:val="0"/>
+          <w:bCs w:val="0"/>
+          <w:color w:val="000000"/>
+          <w:sz w:val="24"/>
+          <w:szCs w:val="24"/>
+          <w:u w:val="none"/>
+        </w:rPr>
+        <w:t xml:space="preserve">民币不仅是交易工具，更是国家形象的载体。每一张货币上都可能印有联邦共和国的历史人物、名胜古迹或文化符号，激励公民铭记历史、展望未来。纸质</w:t>
+      </w:r>
+      <w:r>
+        <w:rPr>
+          <w:rFonts w:ascii="Songti SC" w:hAnsi="Songti SC" w:eastAsia="Songti SC" w:cs="Songti SC"/>
+          <w:b w:val="0"/>
+          <w:bCs w:val="0"/>
+          <w:color w:val="000000"/>
+          <w:sz w:val="24"/>
+          <w:szCs w:val="24"/>
+          <w:u w:val="none"/>
+        </w:rPr>
+        <w:t xml:space="preserve">公</w:t>
+      </w:r>
+      <w:r>
+        <w:rPr>
+          <w:rFonts w:ascii="Songti SC" w:hAnsi="Songti SC" w:eastAsia="Songti SC" w:cs="Songti SC"/>
+          <w:b w:val="0"/>
+          <w:bCs w:val="0"/>
+          <w:color w:val="000000"/>
+          <w:sz w:val="24"/>
+          <w:szCs w:val="24"/>
+          <w:u w:val="none"/>
+        </w:rPr>
+        <w:t xml:space="preserve">民币的流通保障了实体经济的需求，特别是在偏远地区和小额交易中发挥了重要作用。</w:t>
+      </w:r>
+      <w:r>
+        <w:rPr>
+          <w:rFonts w:ascii="Songti SC" w:hAnsi="Songti SC" w:eastAsia="Songti SC" w:cs="Songti SC"/>
+          <w:b w:val="0"/>
+          <w:bCs w:val="0"/>
+          <w:color w:val="000000"/>
+          <w:sz w:val="24"/>
+          <w:szCs w:val="24"/>
+          <w:u w:val="none"/>
+        </w:rPr>
+      </w:r>
+      <w:r>
+        <w:rPr>
+          <w:rFonts w:ascii="Songti SC" w:hAnsi="Songti SC" w:eastAsia="Songti SC" w:cs="Songti SC"/>
+          <w:b w:val="0"/>
+          <w:bCs w:val="0"/>
+          <w:color w:val="000000"/>
+          <w:sz w:val="24"/>
+          <w:szCs w:val="24"/>
+          <w:u w:val="none"/>
+        </w:rPr>
+      </w:r>
+    </w:p>
+    <w:p>
+      <w:pPr>
+        <w:pBdr/>
+        <w:spacing/>
+        <w:ind/>
+        <w:rPr>
+          <w:rFonts w:ascii="Songti SC" w:hAnsi="Songti SC" w:eastAsia="Songti SC" w:cs="Songti SC"/>
+          <w:b w:val="0"/>
+          <w:bCs w:val="0"/>
+          <w:color w:val="000000"/>
+          <w:sz w:val="24"/>
+          <w:szCs w:val="24"/>
+          <w:u w:val="none"/>
+        </w:rPr>
+      </w:pPr>
+      <w:r>
+        <w:rPr>
+          <w:rFonts w:ascii="Songti SC" w:hAnsi="Songti SC" w:eastAsia="Songti SC" w:cs="Songti SC"/>
+          <w:b w:val="0"/>
+          <w:bCs w:val="0"/>
+          <w:color w:val="000000"/>
+          <w:sz w:val="24"/>
+          <w:szCs w:val="24"/>
+          <w:u w:val="none"/>
+        </w:rPr>
+        <w:t xml:space="preserve">    </w:t>
+      </w:r>
+      <w:r>
+        <w:rPr>
+          <w:rFonts w:ascii="Songti SC" w:hAnsi="Songti SC" w:eastAsia="Songti SC" w:cs="Songti SC"/>
+          <w:b w:val="0"/>
+          <w:bCs w:val="0"/>
+          <w:color w:val="000000"/>
+          <w:sz w:val="24"/>
+          <w:szCs w:val="24"/>
+          <w:u w:val="none"/>
+        </w:rPr>
+        <w:t xml:space="preserve">数字</w:t>
+      </w:r>
+      <w:r>
+        <w:rPr>
+          <w:rFonts w:ascii="Songti SC" w:hAnsi="Songti SC" w:eastAsia="Songti SC" w:cs="Songti SC"/>
+          <w:b w:val="0"/>
+          <w:bCs w:val="0"/>
+          <w:color w:val="000000"/>
+          <w:sz w:val="24"/>
+          <w:szCs w:val="24"/>
+          <w:u w:val="none"/>
+        </w:rPr>
+        <w:t xml:space="preserve">公</w:t>
+      </w:r>
+      <w:r>
+        <w:rPr>
+          <w:rFonts w:ascii="Songti SC" w:hAnsi="Songti SC" w:eastAsia="Songti SC" w:cs="Songti SC"/>
+          <w:b w:val="0"/>
+          <w:bCs w:val="0"/>
+          <w:color w:val="000000"/>
+          <w:sz w:val="24"/>
+          <w:szCs w:val="24"/>
+          <w:u w:val="none"/>
+        </w:rPr>
+        <w:t xml:space="preserve">民币</w:t>
+      </w:r>
+      <w:r>
+        <w:rPr>
+          <w:rFonts w:ascii="Songti SC" w:hAnsi="Songti SC" w:eastAsia="Songti SC" w:cs="Songti SC"/>
+          <w:b w:val="0"/>
+          <w:bCs w:val="0"/>
+          <w:color w:val="000000"/>
+          <w:sz w:val="24"/>
+          <w:szCs w:val="24"/>
+          <w:u w:val="none"/>
+        </w:rPr>
+        <w:t xml:space="preserve">代表了联邦共和国在数字化经济领域的</w:t>
+      </w:r>
+      <w:r>
+        <w:rPr>
+          <w:rFonts w:ascii="Songti SC" w:hAnsi="Songti SC" w:eastAsia="Songti SC" w:cs="Songti SC"/>
+          <w:b w:val="0"/>
+          <w:bCs w:val="0"/>
+          <w:color w:val="000000"/>
+          <w:sz w:val="24"/>
+          <w:szCs w:val="24"/>
+          <w:u w:val="none"/>
+        </w:rPr>
+        <w:t xml:space="preserve">探索</w:t>
+      </w:r>
+      <w:r>
+        <w:rPr>
+          <w:rFonts w:ascii="Songti SC" w:hAnsi="Songti SC" w:eastAsia="Songti SC" w:cs="Songti SC"/>
+          <w:b w:val="0"/>
+          <w:bCs w:val="0"/>
+          <w:color w:val="000000"/>
+          <w:sz w:val="24"/>
+          <w:szCs w:val="24"/>
+          <w:u w:val="none"/>
+        </w:rPr>
+        <w:t xml:space="preserve">，作为法定数字货币，数字</w:t>
+      </w:r>
+      <w:r>
+        <w:rPr>
+          <w:rFonts w:ascii="Songti SC" w:hAnsi="Songti SC" w:eastAsia="Songti SC" w:cs="Songti SC"/>
+          <w:b w:val="0"/>
+          <w:bCs w:val="0"/>
+          <w:color w:val="000000"/>
+          <w:sz w:val="24"/>
+          <w:szCs w:val="24"/>
+          <w:u w:val="none"/>
+        </w:rPr>
+        <w:t xml:space="preserve">公</w:t>
+      </w:r>
+      <w:r>
+        <w:rPr>
+          <w:rFonts w:ascii="Songti SC" w:hAnsi="Songti SC" w:eastAsia="Songti SC" w:cs="Songti SC"/>
+          <w:b w:val="0"/>
+          <w:bCs w:val="0"/>
+          <w:color w:val="000000"/>
+          <w:sz w:val="24"/>
+          <w:szCs w:val="24"/>
+          <w:u w:val="none"/>
+        </w:rPr>
+        <w:t xml:space="preserve">民币通过区块链等技术实现了安全、高效和透明的交易。它的推广不仅便利了公民的日常生活，也推动了电子商务和数字金融的发展。</w:t>
+      </w:r>
+      <w:r>
+        <w:rPr>
+          <w:rFonts w:ascii="Songti SC" w:hAnsi="Songti SC" w:eastAsia="Songti SC" w:cs="Songti SC"/>
+          <w:b w:val="0"/>
+          <w:bCs w:val="0"/>
+          <w:color w:val="000000"/>
+          <w:sz w:val="24"/>
+          <w:szCs w:val="24"/>
+          <w:u w:val="none"/>
+        </w:rPr>
+        <w:t xml:space="preserve">更是</w:t>
+      </w:r>
+      <w:r>
+        <w:rPr>
+          <w:rFonts w:ascii="Songti SC" w:hAnsi="Songti SC" w:eastAsia="Songti SC" w:cs="Songti SC"/>
+          <w:b w:val="0"/>
+          <w:bCs w:val="0"/>
+          <w:color w:val="000000"/>
+          <w:sz w:val="24"/>
+          <w:szCs w:val="24"/>
+          <w:u w:val="none"/>
+        </w:rPr>
+        <w:t xml:space="preserve">向</w:t>
+      </w:r>
+      <w:r>
+        <w:rPr>
+          <w:rFonts w:ascii="Songti SC" w:hAnsi="Songti SC" w:eastAsia="Songti SC" w:cs="Songti SC"/>
+          <w:b w:val="0"/>
+          <w:bCs w:val="0"/>
+          <w:color w:val="000000"/>
+          <w:sz w:val="24"/>
+          <w:szCs w:val="24"/>
+          <w:u w:val="none"/>
+        </w:rPr>
+        <w:t xml:space="preserve">集权</w:t>
+      </w:r>
+      <w:r>
+        <w:rPr>
+          <w:rFonts w:ascii="Songti SC" w:hAnsi="Songti SC" w:eastAsia="Songti SC" w:cs="Songti SC"/>
+          <w:b w:val="0"/>
+          <w:bCs w:val="0"/>
+          <w:color w:val="000000"/>
+          <w:sz w:val="24"/>
+          <w:szCs w:val="24"/>
+          <w:u w:val="none"/>
+        </w:rPr>
+        <w:t xml:space="preserve">统治</w:t>
+      </w:r>
+      <w:r>
+        <w:rPr>
+          <w:rFonts w:ascii="Songti SC" w:hAnsi="Songti SC" w:eastAsia="Songti SC" w:cs="Songti SC"/>
+          <w:b w:val="0"/>
+          <w:bCs w:val="0"/>
+          <w:color w:val="000000"/>
+          <w:sz w:val="24"/>
+          <w:szCs w:val="24"/>
+          <w:u w:val="none"/>
+        </w:rPr>
+        <w:t xml:space="preserve">发起</w:t>
+      </w:r>
+      <w:r>
+        <w:rPr>
+          <w:rFonts w:ascii="Songti SC" w:hAnsi="Songti SC" w:eastAsia="Songti SC" w:cs="Songti SC"/>
+          <w:b w:val="0"/>
+          <w:bCs w:val="0"/>
+          <w:color w:val="000000"/>
+          <w:sz w:val="24"/>
+          <w:szCs w:val="24"/>
+          <w:u w:val="none"/>
+        </w:rPr>
+        <w:t xml:space="preserve">了</w:t>
+      </w:r>
+      <w:r>
+        <w:rPr>
+          <w:rFonts w:ascii="Songti SC" w:hAnsi="Songti SC" w:eastAsia="Songti SC" w:cs="Songti SC"/>
+          <w:b w:val="0"/>
+          <w:bCs w:val="0"/>
+          <w:color w:val="000000"/>
+          <w:sz w:val="24"/>
+          <w:szCs w:val="24"/>
+          <w:u w:val="none"/>
+        </w:rPr>
+        <w:t xml:space="preserve">最</w:t>
+      </w:r>
+      <w:r>
+        <w:rPr>
+          <w:rFonts w:ascii="Songti SC" w:hAnsi="Songti SC" w:eastAsia="Songti SC" w:cs="Songti SC"/>
+          <w:b w:val="0"/>
+          <w:bCs w:val="0"/>
+          <w:color w:val="000000"/>
+          <w:sz w:val="24"/>
+          <w:szCs w:val="24"/>
+          <w:u w:val="none"/>
+        </w:rPr>
+        <w:t xml:space="preserve">致命、</w:t>
+      </w:r>
+      <w:r>
+        <w:rPr>
+          <w:rFonts w:ascii="Songti SC" w:hAnsi="Songti SC" w:eastAsia="Songti SC" w:cs="Songti SC"/>
+          <w:b w:val="0"/>
+          <w:bCs w:val="0"/>
+          <w:color w:val="000000"/>
+          <w:sz w:val="24"/>
+          <w:szCs w:val="24"/>
+          <w:u w:val="none"/>
+        </w:rPr>
+        <w:t xml:space="preserve">最</w:t>
+      </w:r>
+      <w:r>
+        <w:rPr>
+          <w:rFonts w:ascii="Songti SC" w:hAnsi="Songti SC" w:eastAsia="Songti SC" w:cs="Songti SC"/>
+          <w:b w:val="0"/>
+          <w:bCs w:val="0"/>
+          <w:color w:val="000000"/>
+          <w:sz w:val="24"/>
+          <w:szCs w:val="24"/>
+          <w:u w:val="none"/>
+        </w:rPr>
+        <w:t xml:space="preserve">根本</w:t>
+      </w:r>
+      <w:r>
+        <w:rPr>
+          <w:rFonts w:ascii="Songti SC" w:hAnsi="Songti SC" w:eastAsia="Songti SC" w:cs="Songti SC"/>
+          <w:b w:val="0"/>
+          <w:bCs w:val="0"/>
+          <w:color w:val="000000"/>
+          <w:sz w:val="24"/>
+          <w:szCs w:val="24"/>
+          <w:u w:val="none"/>
+        </w:rPr>
+        <w:t xml:space="preserve">的</w:t>
+      </w:r>
+      <w:r>
+        <w:rPr>
+          <w:rFonts w:ascii="Songti SC" w:hAnsi="Songti SC" w:eastAsia="Songti SC" w:cs="Songti SC"/>
+          <w:b w:val="0"/>
+          <w:bCs w:val="0"/>
+          <w:color w:val="000000"/>
+          <w:sz w:val="24"/>
+          <w:szCs w:val="24"/>
+          <w:u w:val="none"/>
+        </w:rPr>
+        <w:t xml:space="preserve">打击———</w:t>
+      </w:r>
+      <w:r>
+        <w:rPr>
+          <w:rFonts w:ascii="Songti SC" w:hAnsi="Songti SC" w:eastAsia="Songti SC" w:cs="Songti SC"/>
+          <w:b w:val="0"/>
+          <w:bCs w:val="0"/>
+          <w:color w:val="000000"/>
+          <w:sz w:val="24"/>
+          <w:szCs w:val="24"/>
+          <w:u w:val="none"/>
+        </w:rPr>
+        <w:t xml:space="preserve">让</w:t>
+      </w:r>
+      <w:r>
+        <w:rPr>
+          <w:rFonts w:ascii="Songti SC" w:hAnsi="Songti SC" w:eastAsia="Songti SC" w:cs="Songti SC"/>
+          <w:b w:val="0"/>
+          <w:bCs w:val="0"/>
+          <w:color w:val="000000"/>
+          <w:sz w:val="24"/>
+          <w:szCs w:val="24"/>
+          <w:u w:val="none"/>
+        </w:rPr>
+        <w:t xml:space="preserve">货币</w:t>
+      </w:r>
+      <w:r>
+        <w:rPr>
+          <w:rFonts w:ascii="Songti SC" w:hAnsi="Songti SC" w:eastAsia="Songti SC" w:cs="Songti SC"/>
+          <w:b w:val="0"/>
+          <w:bCs w:val="0"/>
+          <w:color w:val="000000"/>
+          <w:sz w:val="24"/>
+          <w:szCs w:val="24"/>
+          <w:u w:val="none"/>
+        </w:rPr>
+        <w:t xml:space="preserve">发行</w:t>
+      </w:r>
+      <w:r>
+        <w:rPr>
+          <w:rFonts w:ascii="Songti SC" w:hAnsi="Songti SC" w:eastAsia="Songti SC" w:cs="Songti SC"/>
+          <w:b w:val="0"/>
+          <w:bCs w:val="0"/>
+          <w:color w:val="000000"/>
+          <w:sz w:val="24"/>
+          <w:szCs w:val="24"/>
+          <w:u w:val="none"/>
+        </w:rPr>
+        <w:t xml:space="preserve">不再</w:t>
+      </w:r>
+      <w:r>
+        <w:rPr>
+          <w:rFonts w:ascii="Songti SC" w:hAnsi="Songti SC" w:eastAsia="Songti SC" w:cs="Songti SC"/>
+          <w:b w:val="0"/>
+          <w:bCs w:val="0"/>
+          <w:color w:val="000000"/>
+          <w:sz w:val="24"/>
+          <w:szCs w:val="24"/>
+          <w:u w:val="none"/>
+        </w:rPr>
+        <w:t xml:space="preserve">受</w:t>
+      </w:r>
+      <w:r>
+        <w:rPr>
+          <w:rFonts w:ascii="Songti SC" w:hAnsi="Songti SC" w:eastAsia="Songti SC" w:cs="Songti SC"/>
+          <w:b w:val="0"/>
+          <w:bCs w:val="0"/>
+          <w:color w:val="000000"/>
+          <w:sz w:val="24"/>
+          <w:szCs w:val="24"/>
+          <w:u w:val="none"/>
+        </w:rPr>
+        <w:t xml:space="preserve">政府</w:t>
+      </w:r>
+      <w:r>
+        <w:rPr>
+          <w:rFonts w:ascii="Songti SC" w:hAnsi="Songti SC" w:eastAsia="Songti SC" w:cs="Songti SC"/>
+          <w:b w:val="0"/>
+          <w:bCs w:val="0"/>
+          <w:color w:val="000000"/>
+          <w:sz w:val="24"/>
+          <w:szCs w:val="24"/>
+          <w:u w:val="none"/>
+        </w:rPr>
+        <w:t xml:space="preserve">垄断。</w:t>
+      </w:r>
+      <w:r>
+        <w:rPr>
+          <w:rFonts w:ascii="Songti SC" w:hAnsi="Songti SC" w:eastAsia="Songti SC" w:cs="Songti SC"/>
+          <w:b w:val="0"/>
+          <w:bCs w:val="0"/>
+          <w:color w:val="000000"/>
+          <w:sz w:val="24"/>
+          <w:szCs w:val="24"/>
+          <w:u w:val="none"/>
+        </w:rPr>
+        <w:t xml:space="preserve">数字</w:t>
+      </w:r>
+      <w:r>
+        <w:rPr>
+          <w:rFonts w:ascii="Songti SC" w:hAnsi="Songti SC" w:eastAsia="Songti SC" w:cs="Songti SC"/>
+          <w:b w:val="0"/>
+          <w:bCs w:val="0"/>
+          <w:color w:val="000000"/>
+          <w:sz w:val="24"/>
+          <w:szCs w:val="24"/>
+          <w:u w:val="none"/>
+        </w:rPr>
+        <w:t xml:space="preserve">公</w:t>
+      </w:r>
+      <w:r>
+        <w:rPr>
+          <w:rFonts w:ascii="Songti SC" w:hAnsi="Songti SC" w:eastAsia="Songti SC" w:cs="Songti SC"/>
+          <w:b w:val="0"/>
+          <w:bCs w:val="0"/>
+          <w:color w:val="000000"/>
+          <w:sz w:val="24"/>
+          <w:szCs w:val="24"/>
+          <w:u w:val="none"/>
+        </w:rPr>
+        <w:t xml:space="preserve">民币的使用体现了联邦共和国对科技创新的重视，同时也为全球数字经济的发展提供了范例———</w:t>
+      </w:r>
+      <w:r>
+        <w:rPr>
+          <w:rFonts w:ascii="Songti SC" w:hAnsi="Songti SC" w:eastAsia="Songti SC" w:cs="Songti SC"/>
+          <w:b w:val="0"/>
+          <w:bCs w:val="0"/>
+          <w:color w:val="000000"/>
+          <w:sz w:val="24"/>
+          <w:szCs w:val="24"/>
+          <w:u w:val="none"/>
+        </w:rPr>
+        <w:t xml:space="preserve">建立</w:t>
+      </w:r>
+      <w:r>
+        <w:rPr>
+          <w:rFonts w:ascii="Songti SC" w:hAnsi="Songti SC" w:eastAsia="Songti SC" w:cs="Songti SC"/>
+          <w:b w:val="0"/>
+          <w:bCs w:val="0"/>
+          <w:color w:val="000000"/>
+          <w:sz w:val="24"/>
+          <w:szCs w:val="24"/>
+          <w:u w:val="none"/>
+        </w:rPr>
+        <w:t xml:space="preserve">国家</w:t>
+      </w:r>
+      <w:r>
+        <w:rPr>
+          <w:rFonts w:ascii="Songti SC" w:hAnsi="Songti SC" w:eastAsia="Songti SC" w:cs="Songti SC"/>
+          <w:b w:val="0"/>
+          <w:bCs w:val="0"/>
+          <w:color w:val="000000"/>
+          <w:sz w:val="24"/>
+          <w:szCs w:val="24"/>
+          <w:u w:val="none"/>
+        </w:rPr>
+        <w:t xml:space="preserve">主权</w:t>
+      </w:r>
+      <w:r>
+        <w:rPr>
+          <w:rFonts w:ascii="Songti SC" w:hAnsi="Songti SC" w:eastAsia="Songti SC" w:cs="Songti SC"/>
+          <w:b w:val="0"/>
+          <w:bCs w:val="0"/>
+          <w:color w:val="000000"/>
+          <w:sz w:val="24"/>
+          <w:szCs w:val="24"/>
+          <w:u w:val="none"/>
+        </w:rPr>
+        <w:t xml:space="preserve">区块链</w:t>
+      </w:r>
+      <w:r>
+        <w:rPr>
+          <w:rFonts w:ascii="Songti SC" w:hAnsi="Songti SC" w:eastAsia="Songti SC" w:cs="Songti SC"/>
+          <w:b w:val="0"/>
+          <w:bCs w:val="0"/>
+          <w:color w:val="000000"/>
+          <w:sz w:val="24"/>
+          <w:szCs w:val="24"/>
+          <w:u w:val="none"/>
+        </w:rPr>
+        <w:t xml:space="preserve">。</w:t>
+      </w:r>
+      <w:r>
+        <w:rPr>
+          <w:rFonts w:ascii="Songti SC" w:hAnsi="Songti SC" w:eastAsia="Songti SC" w:cs="Songti SC"/>
+          <w:b w:val="0"/>
+          <w:bCs w:val="0"/>
+          <w:color w:val="000000"/>
+          <w:sz w:val="24"/>
+          <w:szCs w:val="24"/>
+          <w:u w:val="none"/>
+        </w:rPr>
+      </w:r>
+      <w:r>
+        <w:rPr>
+          <w:rFonts w:ascii="Songti SC" w:hAnsi="Songti SC" w:eastAsia="Songti SC" w:cs="Songti SC"/>
+          <w:b w:val="0"/>
+          <w:bCs w:val="0"/>
+          <w:color w:val="000000"/>
+          <w:sz w:val="24"/>
+          <w:szCs w:val="24"/>
+          <w:u w:val="none"/>
+        </w:rPr>
+      </w:r>
+    </w:p>
+    <w:p>
+      <w:pPr>
+        <w:pBdr/>
+        <w:tabs>
+          <w:tab w:val="left" w:leader="none" w:pos="3332"/>
+        </w:tabs>
+        <w:spacing/>
+        <w:ind/>
+        <w:rPr>
+          <w:rFonts w:ascii="Songti SC" w:hAnsi="Songti SC" w:eastAsia="Songti SC" w:cs="Songti SC"/>
+          <w:b/>
+          <w:bCs/>
+          <w:color w:val="000000"/>
+          <w:sz w:val="24"/>
+          <w:szCs w:val="24"/>
+          <w:u w:val="none"/>
+        </w:rPr>
+      </w:pPr>
+      <w:r>
+        <w:rPr>
+          <w:rFonts w:ascii="Songti SC" w:hAnsi="Songti SC" w:eastAsia="Songti SC" w:cs="Songti SC"/>
+          <w:b/>
+          <w:bCs/>
+          <w:color w:val="000000"/>
+          <w:sz w:val="24"/>
+          <w:szCs w:val="24"/>
+          <w:u w:val="none"/>
+        </w:rPr>
+        <w:t xml:space="preserve">六、象征体系的深远意义</w:t>
+      </w:r>
+      <w:r>
+        <w:rPr>
+          <w:rFonts w:ascii="Songti SC" w:hAnsi="Songti SC" w:eastAsia="Songti SC" w:cs="Songti SC"/>
+          <w:b/>
+          <w:bCs/>
+          <w:color w:val="000000"/>
+          <w:sz w:val="24"/>
+          <w:szCs w:val="24"/>
+          <w:highlight w:val="none"/>
+          <w:u w:val="none"/>
+        </w:rPr>
+        <w:tab/>
+      </w:r>
+      <w:r>
+        <w:rPr>
+          <w:rFonts w:ascii="Songti SC" w:hAnsi="Songti SC" w:eastAsia="Songti SC" w:cs="Songti SC"/>
+          <w:b/>
+          <w:bCs/>
+          <w:color w:val="000000"/>
+          <w:sz w:val="24"/>
+          <w:szCs w:val="24"/>
+          <w:u w:val="none"/>
+        </w:rPr>
+      </w:r>
+      <w:r>
+        <w:rPr>
+          <w:rFonts w:ascii="Songti SC" w:hAnsi="Songti SC" w:eastAsia="Songti SC" w:cs="Songti SC"/>
+          <w:b/>
+          <w:bCs/>
+          <w:color w:val="000000"/>
+          <w:sz w:val="24"/>
+          <w:szCs w:val="24"/>
+          <w:u w:val="none"/>
+        </w:rPr>
+      </w:r>
+    </w:p>
+    <w:p>
+      <w:pPr>
+        <w:pBdr/>
+        <w:spacing/>
+        <w:ind/>
+        <w:rPr>
+          <w:rFonts w:ascii="Songti SC" w:hAnsi="Songti SC" w:eastAsia="Songti SC" w:cs="Songti SC"/>
+          <w:b w:val="0"/>
+          <w:bCs w:val="0"/>
+          <w:color w:val="000000"/>
+          <w:sz w:val="24"/>
+          <w:szCs w:val="24"/>
+          <w:u w:val="none"/>
+        </w:rPr>
+      </w:pPr>
+      <w:r>
+        <w:rPr>
+          <w:rFonts w:ascii="Songti SC" w:hAnsi="Songti SC" w:eastAsia="Songti SC" w:cs="Songti SC"/>
+          <w:b w:val="0"/>
+          <w:bCs w:val="0"/>
+          <w:color w:val="000000"/>
+          <w:sz w:val="24"/>
+          <w:szCs w:val="24"/>
+          <w:u w:val="none"/>
+        </w:rPr>
+      </w:r>
+      <w:r>
+        <w:rPr>
+          <w:rFonts w:ascii="Songti SC" w:hAnsi="Songti SC" w:eastAsia="Songti SC" w:cs="Songti SC"/>
+          <w:b w:val="0"/>
+          <w:bCs w:val="0"/>
+          <w:color w:val="000000"/>
+          <w:sz w:val="24"/>
+          <w:szCs w:val="24"/>
+          <w:u w:val="none"/>
+        </w:rPr>
+        <w:t xml:space="preserve">    联邦共和国的国旗、国歌、国徽、语言文字和货币体系共同构成了其国家形象的核心。这些象征不仅服务于国内的民族团结和文化传承，也在国际舞台上展现了联邦共和国的独特魅力和全球责任。在</w:t>
+      </w:r>
+      <w:r>
+        <w:rPr>
+          <w:rFonts w:ascii="Songti SC" w:hAnsi="Songti SC" w:eastAsia="Songti SC" w:cs="Songti SC"/>
+          <w:b w:val="0"/>
+          <w:bCs w:val="0"/>
+          <w:color w:val="000000"/>
+          <w:sz w:val="24"/>
+          <w:szCs w:val="24"/>
+          <w:u w:val="none"/>
+        </w:rPr>
+        <w:t xml:space="preserve">将来</w:t>
+      </w:r>
+      <w:r>
+        <w:rPr>
+          <w:rFonts w:ascii="Songti SC" w:hAnsi="Songti SC" w:eastAsia="Songti SC" w:cs="Songti SC"/>
+          <w:b w:val="0"/>
+          <w:bCs w:val="0"/>
+          <w:color w:val="000000"/>
+          <w:sz w:val="24"/>
+          <w:szCs w:val="24"/>
+          <w:u w:val="none"/>
+        </w:rPr>
+        <w:t xml:space="preserve">，这些</w:t>
+      </w:r>
+      <w:r>
+        <w:rPr>
+          <w:rFonts w:ascii="Songti SC" w:hAnsi="Songti SC" w:eastAsia="Songti SC" w:cs="Songti SC"/>
+          <w:b w:val="0"/>
+          <w:bCs w:val="0"/>
+          <w:color w:val="000000"/>
+          <w:sz w:val="24"/>
+          <w:szCs w:val="24"/>
+          <w:u w:val="none"/>
+        </w:rPr>
+        <w:t xml:space="preserve">符号</w:t>
+      </w:r>
+      <w:r>
+        <w:rPr>
+          <w:rFonts w:ascii="Songti SC" w:hAnsi="Songti SC" w:eastAsia="Songti SC" w:cs="Songti SC"/>
+          <w:b w:val="0"/>
+          <w:bCs w:val="0"/>
+          <w:color w:val="000000"/>
+          <w:sz w:val="24"/>
+          <w:szCs w:val="24"/>
+          <w:u w:val="none"/>
+        </w:rPr>
+        <w:t xml:space="preserve">将</w:t>
+      </w:r>
+      <w:r>
+        <w:rPr>
+          <w:rFonts w:ascii="Songti SC" w:hAnsi="Songti SC" w:eastAsia="Songti SC" w:cs="Songti SC"/>
+          <w:b w:val="0"/>
+          <w:bCs w:val="0"/>
+          <w:color w:val="000000"/>
+          <w:sz w:val="24"/>
+          <w:szCs w:val="24"/>
+          <w:u w:val="none"/>
+        </w:rPr>
+        <w:t xml:space="preserve">象征</w:t>
+      </w:r>
+      <w:r>
+        <w:rPr>
+          <w:rFonts w:ascii="Songti SC" w:hAnsi="Songti SC" w:eastAsia="Songti SC" w:cs="Songti SC"/>
+          <w:b w:val="0"/>
+          <w:bCs w:val="0"/>
+          <w:color w:val="000000"/>
+          <w:sz w:val="24"/>
+          <w:szCs w:val="24"/>
+          <w:u w:val="none"/>
+        </w:rPr>
+        <w:t xml:space="preserve">并</w:t>
+      </w:r>
+      <w:r>
+        <w:rPr>
+          <w:rFonts w:ascii="Songti SC" w:hAnsi="Songti SC" w:eastAsia="Songti SC" w:cs="Songti SC"/>
+          <w:b w:val="0"/>
+          <w:bCs w:val="0"/>
+          <w:color w:val="000000"/>
+          <w:sz w:val="24"/>
+          <w:szCs w:val="24"/>
+          <w:u w:val="none"/>
+        </w:rPr>
+        <w:t xml:space="preserve">激励着公民为自由、民主和繁荣而奋斗。国旗的红地自由花、国歌的激昂旋律、国徽的壮丽河山，以及语言文字和货币的广泛使用，共同塑造了联邦共和国</w:t>
+      </w:r>
+      <w:r>
+        <w:rPr>
+          <w:rFonts w:ascii="Songti SC" w:hAnsi="Songti SC" w:eastAsia="Songti SC" w:cs="Songti SC"/>
+          <w:b w:val="0"/>
+          <w:bCs w:val="0"/>
+          <w:color w:val="000000"/>
+          <w:sz w:val="24"/>
+          <w:szCs w:val="24"/>
+          <w:u w:val="none"/>
+        </w:rPr>
+        <w:t xml:space="preserve">公民</w:t>
+      </w:r>
+      <w:r>
+        <w:rPr>
+          <w:rFonts w:ascii="Songti SC" w:hAnsi="Songti SC" w:eastAsia="Songti SC" w:cs="Songti SC"/>
+          <w:b w:val="0"/>
+          <w:bCs w:val="0"/>
+          <w:color w:val="000000"/>
+          <w:sz w:val="24"/>
+          <w:szCs w:val="24"/>
+          <w:u w:val="none"/>
+        </w:rPr>
+        <w:t xml:space="preserve">的国家认同感，</w:t>
+      </w:r>
+      <w:r>
+        <w:rPr>
+          <w:rFonts w:ascii="Songti SC" w:hAnsi="Songti SC" w:eastAsia="Songti SC" w:cs="Songti SC"/>
+          <w:b w:val="0"/>
+          <w:bCs w:val="0"/>
+          <w:color w:val="000000"/>
+          <w:sz w:val="24"/>
+          <w:szCs w:val="24"/>
+          <w:u w:val="none"/>
+        </w:rPr>
+        <w:t xml:space="preserve">我们</w:t>
+      </w:r>
+      <w:r>
+        <w:rPr>
+          <w:rFonts w:ascii="Songti SC" w:hAnsi="Songti SC" w:eastAsia="Songti SC" w:cs="Songti SC"/>
+          <w:b w:val="0"/>
+          <w:bCs w:val="0"/>
+          <w:color w:val="000000"/>
+          <w:sz w:val="24"/>
+          <w:szCs w:val="24"/>
+          <w:u w:val="none"/>
+        </w:rPr>
+        <w:t xml:space="preserve">期待</w:t>
+      </w:r>
+      <w:r>
+        <w:rPr>
+          <w:rFonts w:ascii="Songti SC" w:hAnsi="Songti SC" w:eastAsia="Songti SC" w:cs="Songti SC"/>
+          <w:b w:val="0"/>
+          <w:bCs w:val="0"/>
+          <w:color w:val="000000"/>
+          <w:sz w:val="24"/>
+          <w:szCs w:val="24"/>
+          <w:u w:val="none"/>
+        </w:rPr>
+        <w:t xml:space="preserve">这一天</w:t>
+      </w:r>
+      <w:r>
+        <w:rPr>
+          <w:rFonts w:ascii="Songti SC" w:hAnsi="Songti SC" w:eastAsia="Songti SC" w:cs="Songti SC"/>
+          <w:b w:val="0"/>
+          <w:bCs w:val="0"/>
+          <w:color w:val="000000"/>
+          <w:sz w:val="24"/>
+          <w:szCs w:val="24"/>
+          <w:u w:val="none"/>
+        </w:rPr>
+        <w:t xml:space="preserve">的</w:t>
+      </w:r>
+      <w:r>
+        <w:rPr>
+          <w:rFonts w:ascii="Songti SC" w:hAnsi="Songti SC" w:eastAsia="Songti SC" w:cs="Songti SC"/>
+          <w:b w:val="0"/>
+          <w:bCs w:val="0"/>
+          <w:color w:val="000000"/>
+          <w:sz w:val="24"/>
+          <w:szCs w:val="24"/>
+          <w:u w:val="none"/>
+        </w:rPr>
+        <w:t xml:space="preserve">到来，</w:t>
+      </w:r>
+      <w:r>
+        <w:rPr>
+          <w:rFonts w:ascii="Songti SC" w:hAnsi="Songti SC" w:eastAsia="Songti SC" w:cs="Songti SC"/>
+          <w:b w:val="0"/>
+          <w:bCs w:val="0"/>
+          <w:color w:val="000000"/>
+          <w:sz w:val="24"/>
+          <w:szCs w:val="24"/>
+          <w:u w:val="none"/>
+        </w:rPr>
+        <w:t xml:space="preserve">这一天</w:t>
+      </w:r>
+      <w:r>
+        <w:rPr>
+          <w:rFonts w:ascii="Songti SC" w:hAnsi="Songti SC" w:eastAsia="Songti SC" w:cs="Songti SC"/>
+          <w:b w:val="0"/>
+          <w:bCs w:val="0"/>
+          <w:color w:val="000000"/>
+          <w:sz w:val="24"/>
+          <w:szCs w:val="24"/>
+          <w:u w:val="none"/>
+        </w:rPr>
+        <w:t xml:space="preserve">也</w:t>
+      </w:r>
+      <w:r>
+        <w:rPr>
+          <w:rFonts w:ascii="Songti SC" w:hAnsi="Songti SC" w:eastAsia="Songti SC" w:cs="Songti SC"/>
+          <w:b w:val="0"/>
+          <w:bCs w:val="0"/>
+          <w:color w:val="000000"/>
+          <w:sz w:val="24"/>
+          <w:szCs w:val="24"/>
+          <w:u w:val="none"/>
+        </w:rPr>
+        <w:t xml:space="preserve">终将</w:t>
+      </w:r>
+      <w:r>
+        <w:rPr>
+          <w:rFonts w:ascii="Songti SC" w:hAnsi="Songti SC" w:eastAsia="Songti SC" w:cs="Songti SC"/>
+          <w:b w:val="0"/>
+          <w:bCs w:val="0"/>
+          <w:color w:val="000000"/>
+          <w:sz w:val="24"/>
+          <w:szCs w:val="24"/>
+          <w:u w:val="none"/>
+        </w:rPr>
+        <w:t xml:space="preserve">到来！</w:t>
+      </w:r>
+      <w:r>
+        <w:rPr>
+          <w:rFonts w:ascii="Songti SC" w:hAnsi="Songti SC" w:eastAsia="Songti SC" w:cs="Songti SC"/>
+          <w:b w:val="0"/>
+          <w:bCs w:val="0"/>
+          <w:color w:val="000000"/>
+          <w:sz w:val="24"/>
+          <w:szCs w:val="24"/>
+          <w:u w:val="none"/>
+        </w:rPr>
+      </w:r>
+      <w:r>
+        <w:rPr>
+          <w:rFonts w:ascii="Songti SC" w:hAnsi="Songti SC" w:eastAsia="Songti SC" w:cs="Songti SC"/>
+          <w:b w:val="0"/>
+          <w:bCs w:val="0"/>
+          <w:color w:val="000000"/>
+          <w:sz w:val="24"/>
+          <w:szCs w:val="24"/>
+          <w:u w:val="none"/>
+        </w:rPr>
+      </w:r>
+    </w:p>
+    <w:p>
+      <w:pPr>
+        <w:pBdr/>
+        <w:spacing/>
+        <w:ind/>
+        <w:rPr>
+          <w:rFonts w:ascii="Songti SC" w:hAnsi="Songti SC" w:eastAsia="Songti SC" w:cs="Songti SC"/>
+          <w:b/>
+          <w:bCs/>
+          <w:color w:val="000000"/>
+          <w:sz w:val="24"/>
+          <w:szCs w:val="24"/>
+          <w:u w:val="none"/>
+        </w:rPr>
+      </w:pPr>
+      <w:r>
+        <w:rPr>
+          <w:rFonts w:ascii="Songti SC" w:hAnsi="Songti SC" w:eastAsia="Songti SC" w:cs="Songti SC"/>
+          <w:b/>
+          <w:bCs/>
+          <w:color w:val="000000"/>
+          <w:sz w:val="24"/>
+          <w:szCs w:val="24"/>
+          <w:u w:val="none"/>
+        </w:rPr>
+        <w:t xml:space="preserve">七、未来展望：灯塔的光芒</w:t>
+      </w:r>
+      <w:r>
+        <w:rPr>
+          <w:rFonts w:ascii="Songti SC" w:hAnsi="Songti SC" w:eastAsia="Songti SC" w:cs="Songti SC"/>
+          <w:b/>
+          <w:bCs/>
+          <w:color w:val="000000"/>
+          <w:sz w:val="24"/>
+          <w:szCs w:val="24"/>
+          <w:u w:val="none"/>
+        </w:rPr>
+      </w:r>
+      <w:r>
+        <w:rPr>
+          <w:rFonts w:ascii="Songti SC" w:hAnsi="Songti SC" w:eastAsia="Songti SC" w:cs="Songti SC"/>
+          <w:b/>
+          <w:bCs/>
+          <w:color w:val="000000"/>
+          <w:sz w:val="24"/>
+          <w:szCs w:val="24"/>
+          <w:u w:val="none"/>
+        </w:rPr>
+      </w:r>
+    </w:p>
+    <w:p>
+      <w:pPr>
+        <w:pBdr/>
+        <w:spacing/>
+        <w:ind/>
+        <w:rPr>
+          <w:rFonts w:ascii="Songti SC" w:hAnsi="Songti SC" w:eastAsia="Songti SC" w:cs="Songti SC"/>
+          <w:b w:val="0"/>
+          <w:bCs w:val="0"/>
+          <w:color w:val="000000"/>
+          <w:sz w:val="24"/>
+          <w:szCs w:val="24"/>
+          <w:highlight w:val="none"/>
+          <w:u w:val="none"/>
+        </w:rPr>
+      </w:pPr>
+      <w:r>
+        <w:rPr>
+          <w:rFonts w:ascii="Songti SC" w:hAnsi="Songti SC" w:eastAsia="Songti SC" w:cs="Songti SC"/>
+          <w:b w:val="0"/>
+          <w:bCs w:val="0"/>
+          <w:color w:val="000000"/>
+          <w:sz w:val="24"/>
+          <w:szCs w:val="24"/>
+          <w:u w:val="none"/>
+        </w:rPr>
+      </w:r>
+      <w:r>
+        <w:rPr>
+          <w:rFonts w:ascii="Songti SC" w:hAnsi="Songti SC" w:eastAsia="Songti SC" w:cs="Songti SC"/>
+          <w:b w:val="0"/>
+          <w:bCs w:val="0"/>
+          <w:color w:val="000000"/>
+          <w:sz w:val="24"/>
+          <w:szCs w:val="24"/>
+          <w:u w:val="none"/>
+        </w:rPr>
+        <w:t xml:space="preserve">    中华民族联邦共和国以其独特的象征体系，向世界展示了一个融合传统与现代、扎根本土与面向全球的国家形象。红地国土自由花的国旗高高飘扬，《中华联邦颂》的旋律响彻云霄，金盾龙凤大好河山的国徽熠熠生辉，汉语普通话与正体字传承文化，</w:t>
+      </w:r>
+      <w:r>
+        <w:rPr>
+          <w:rFonts w:ascii="Songti SC" w:hAnsi="Songti SC" w:eastAsia="Songti SC" w:cs="Songti SC"/>
+          <w:b w:val="0"/>
+          <w:bCs w:val="0"/>
+          <w:color w:val="000000"/>
+          <w:sz w:val="24"/>
+          <w:szCs w:val="24"/>
+          <w:u w:val="none"/>
+        </w:rPr>
+        <w:t xml:space="preserve">公</w:t>
+      </w:r>
+      <w:r>
+        <w:rPr>
+          <w:rFonts w:ascii="Songti SC" w:hAnsi="Songti SC" w:eastAsia="Songti SC" w:cs="Songti SC"/>
+          <w:b w:val="0"/>
+          <w:bCs w:val="0"/>
+          <w:color w:val="000000"/>
+          <w:sz w:val="24"/>
+          <w:szCs w:val="24"/>
+          <w:u w:val="none"/>
+        </w:rPr>
+        <w:t xml:space="preserve">民币的货币体系引领经济未来。这些象征不仅是联邦共和国的标志，更是其国家意志的体现。展望未来，联邦共和国将以这些象征为指引，致力于构建一个自由、民主、正义、平等的社会。</w:t>
+      </w:r>
+      <w:r>
+        <w:rPr>
+          <w:rFonts w:ascii="Songti SC" w:hAnsi="Songti SC" w:eastAsia="Songti SC" w:cs="Songti SC"/>
+          <w:b w:val="0"/>
+          <w:bCs w:val="0"/>
+          <w:color w:val="000000"/>
+          <w:sz w:val="24"/>
+          <w:szCs w:val="24"/>
+          <w:u w:val="none"/>
+        </w:rPr>
+        <w:t xml:space="preserve">致力于</w:t>
+      </w:r>
+      <w:r>
+        <w:rPr>
+          <w:rFonts w:ascii="Songti SC" w:hAnsi="Songti SC" w:eastAsia="Songti SC" w:cs="Songti SC"/>
+          <w:b w:val="0"/>
+          <w:bCs w:val="0"/>
+          <w:color w:val="000000"/>
+          <w:sz w:val="24"/>
+          <w:szCs w:val="24"/>
+          <w:u w:val="none"/>
+        </w:rPr>
+        <w:t xml:space="preserve">成为</w:t>
+      </w:r>
+      <w:r>
+        <w:rPr>
+          <w:rFonts w:ascii="Songti SC" w:hAnsi="Songti SC" w:eastAsia="Songti SC" w:cs="Songti SC"/>
+          <w:b w:val="0"/>
+          <w:bCs w:val="0"/>
+          <w:color w:val="000000"/>
+          <w:sz w:val="24"/>
+          <w:szCs w:val="24"/>
+          <w:u w:val="none"/>
+        </w:rPr>
+        <w:t xml:space="preserve">人类的灯塔，联邦共和国以其开放包容的姿态，</w:t>
+      </w:r>
+      <w:r>
+        <w:rPr>
+          <w:rFonts w:ascii="Songti SC" w:hAnsi="Songti SC" w:eastAsia="Songti SC" w:cs="Songti SC"/>
+          <w:b w:val="0"/>
+          <w:bCs w:val="0"/>
+          <w:color w:val="000000"/>
+          <w:sz w:val="24"/>
+          <w:szCs w:val="24"/>
+          <w:u w:val="none"/>
+        </w:rPr>
+        <w:t xml:space="preserve">广邀</w:t>
+      </w:r>
+      <w:r>
+        <w:rPr>
+          <w:rFonts w:ascii="Songti SC" w:hAnsi="Songti SC" w:eastAsia="Songti SC" w:cs="Songti SC"/>
+          <w:b w:val="0"/>
+          <w:bCs w:val="0"/>
+          <w:color w:val="000000"/>
+          <w:sz w:val="24"/>
+          <w:szCs w:val="24"/>
+          <w:u w:val="none"/>
+        </w:rPr>
+        <w:t xml:space="preserve">追求普世价值</w:t>
+      </w:r>
+      <w:r>
+        <w:rPr>
+          <w:rFonts w:ascii="Songti SC" w:hAnsi="Songti SC" w:eastAsia="Songti SC" w:cs="Songti SC"/>
+          <w:b w:val="0"/>
+          <w:bCs w:val="0"/>
+          <w:color w:val="000000"/>
+          <w:sz w:val="24"/>
+          <w:szCs w:val="24"/>
+          <w:u w:val="none"/>
+        </w:rPr>
+        <w:t xml:space="preserve">与</w:t>
+      </w:r>
+      <w:r>
+        <w:rPr>
+          <w:rFonts w:ascii="Songti SC" w:hAnsi="Songti SC" w:eastAsia="Songti SC" w:cs="Songti SC"/>
+          <w:b w:val="0"/>
+          <w:bCs w:val="0"/>
+          <w:color w:val="000000"/>
+          <w:sz w:val="24"/>
+          <w:szCs w:val="24"/>
+          <w:u w:val="none"/>
+        </w:rPr>
+        <w:t xml:space="preserve">自由</w:t>
+      </w:r>
+      <w:r>
+        <w:rPr>
+          <w:rFonts w:ascii="Songti SC" w:hAnsi="Songti SC" w:eastAsia="Songti SC" w:cs="Songti SC"/>
+          <w:b w:val="0"/>
+          <w:bCs w:val="0"/>
+          <w:color w:val="000000"/>
+          <w:sz w:val="24"/>
+          <w:szCs w:val="24"/>
+          <w:u w:val="none"/>
+        </w:rPr>
+        <w:t xml:space="preserve">民主</w:t>
+      </w:r>
+      <w:r>
+        <w:rPr>
+          <w:rFonts w:ascii="Songti SC" w:hAnsi="Songti SC" w:eastAsia="Songti SC" w:cs="Songti SC"/>
+          <w:b w:val="0"/>
+          <w:bCs w:val="0"/>
+          <w:color w:val="000000"/>
+          <w:sz w:val="24"/>
+          <w:szCs w:val="24"/>
+          <w:u w:val="none"/>
+        </w:rPr>
+        <w:t xml:space="preserve">的</w:t>
+      </w:r>
+      <w:r>
+        <w:rPr>
+          <w:rFonts w:ascii="Songti SC" w:hAnsi="Songti SC" w:eastAsia="Songti SC" w:cs="Songti SC"/>
+          <w:b w:val="0"/>
+          <w:bCs w:val="0"/>
+          <w:color w:val="000000"/>
+          <w:sz w:val="24"/>
+          <w:szCs w:val="24"/>
+          <w:u w:val="none"/>
+        </w:rPr>
+        <w:t xml:space="preserve">同胞们</w:t>
+      </w:r>
+      <w:r>
+        <w:rPr>
+          <w:rFonts w:ascii="Songti SC" w:hAnsi="Songti SC" w:eastAsia="Songti SC" w:cs="Songti SC"/>
+          <w:b w:val="0"/>
+          <w:bCs w:val="0"/>
+          <w:color w:val="000000"/>
+          <w:sz w:val="24"/>
+          <w:szCs w:val="24"/>
+          <w:u w:val="none"/>
+        </w:rPr>
+        <w:t xml:space="preserve">的</w:t>
+      </w:r>
+      <w:r>
+        <w:rPr>
+          <w:rFonts w:ascii="Songti SC" w:hAnsi="Songti SC" w:eastAsia="Songti SC" w:cs="Songti SC"/>
+          <w:b w:val="0"/>
+          <w:bCs w:val="0"/>
+          <w:color w:val="000000"/>
+          <w:sz w:val="24"/>
+          <w:szCs w:val="24"/>
+          <w:u w:val="none"/>
+        </w:rPr>
+        <w:t xml:space="preserve">加入，</w:t>
+      </w:r>
+      <w:r>
+        <w:rPr>
+          <w:rFonts w:ascii="Songti SC" w:hAnsi="Songti SC" w:eastAsia="Songti SC" w:cs="Songti SC"/>
+          <w:b w:val="0"/>
+          <w:bCs w:val="0"/>
+          <w:color w:val="000000"/>
+          <w:sz w:val="24"/>
+          <w:szCs w:val="24"/>
+          <w:u w:val="none"/>
+        </w:rPr>
+        <w:t xml:space="preserve">最终，</w:t>
+      </w:r>
+      <w:r>
+        <w:rPr>
+          <w:rFonts w:ascii="Songti SC" w:hAnsi="Songti SC" w:eastAsia="Songti SC" w:cs="Songti SC"/>
+          <w:b w:val="0"/>
+          <w:bCs w:val="0"/>
+          <w:color w:val="000000"/>
+          <w:sz w:val="24"/>
+          <w:szCs w:val="24"/>
+          <w:u w:val="none"/>
+        </w:rPr>
+        <w:t xml:space="preserve">我们</w:t>
+      </w:r>
+      <w:r>
+        <w:rPr>
+          <w:rFonts w:ascii="Songti SC" w:hAnsi="Songti SC" w:eastAsia="Songti SC" w:cs="Songti SC"/>
+          <w:b w:val="0"/>
+          <w:bCs w:val="0"/>
+          <w:color w:val="000000"/>
+          <w:sz w:val="24"/>
+          <w:szCs w:val="24"/>
+          <w:u w:val="none"/>
+        </w:rPr>
+        <w:t xml:space="preserve">的</w:t>
+      </w:r>
+      <w:r>
+        <w:rPr>
+          <w:rFonts w:ascii="Songti SC" w:hAnsi="Songti SC" w:eastAsia="Songti SC" w:cs="Songti SC"/>
+          <w:b w:val="0"/>
+          <w:bCs w:val="0"/>
+          <w:color w:val="000000"/>
+          <w:sz w:val="24"/>
+          <w:szCs w:val="24"/>
+          <w:u w:val="none"/>
+        </w:rPr>
+        <w:t xml:space="preserve">力量</w:t>
+      </w:r>
+      <w:r>
+        <w:rPr>
+          <w:rFonts w:ascii="Songti SC" w:hAnsi="Songti SC" w:eastAsia="Songti SC" w:cs="Songti SC"/>
+          <w:b w:val="0"/>
+          <w:bCs w:val="0"/>
+          <w:color w:val="000000"/>
+          <w:sz w:val="24"/>
+          <w:szCs w:val="24"/>
+          <w:u w:val="none"/>
+        </w:rPr>
+        <w:t xml:space="preserve">汇聚</w:t>
+      </w:r>
+      <w:r>
+        <w:rPr>
+          <w:rFonts w:ascii="Songti SC" w:hAnsi="Songti SC" w:eastAsia="Songti SC" w:cs="Songti SC"/>
+          <w:b w:val="0"/>
+          <w:bCs w:val="0"/>
+          <w:color w:val="000000"/>
+          <w:sz w:val="24"/>
+          <w:szCs w:val="24"/>
+          <w:u w:val="none"/>
+        </w:rPr>
+        <w:t xml:space="preserve">成为</w:t>
+      </w:r>
+      <w:r>
+        <w:rPr>
+          <w:rFonts w:ascii="Songti SC" w:hAnsi="Songti SC" w:eastAsia="Songti SC" w:cs="Songti SC"/>
+          <w:b w:val="0"/>
+          <w:bCs w:val="0"/>
+          <w:color w:val="000000"/>
+          <w:sz w:val="24"/>
+          <w:szCs w:val="24"/>
+          <w:u w:val="none"/>
+        </w:rPr>
+        <w:t xml:space="preserve">一把</w:t>
+      </w:r>
+      <w:r>
+        <w:rPr>
+          <w:rFonts w:ascii="Songti SC" w:hAnsi="Songti SC" w:eastAsia="Songti SC" w:cs="Songti SC"/>
+          <w:b w:val="0"/>
+          <w:bCs w:val="0"/>
+          <w:color w:val="000000"/>
+          <w:sz w:val="24"/>
+          <w:szCs w:val="24"/>
+          <w:u w:val="none"/>
+        </w:rPr>
+        <w:t xml:space="preserve">尖刀，</w:t>
+      </w:r>
+      <w:r>
+        <w:rPr>
+          <w:rFonts w:ascii="Songti SC" w:hAnsi="Songti SC" w:eastAsia="Songti SC" w:cs="Songti SC"/>
+          <w:b w:val="0"/>
+          <w:bCs w:val="0"/>
+          <w:color w:val="000000"/>
+          <w:sz w:val="24"/>
+          <w:szCs w:val="24"/>
+          <w:u w:val="none"/>
+        </w:rPr>
+        <w:t xml:space="preserve">插入</w:t>
+      </w:r>
+      <w:r>
+        <w:rPr>
+          <w:rFonts w:ascii="Songti SC" w:hAnsi="Songti SC" w:eastAsia="Songti SC" w:cs="Songti SC"/>
+          <w:b w:val="0"/>
+          <w:bCs w:val="0"/>
+          <w:color w:val="000000"/>
+          <w:sz w:val="24"/>
+          <w:szCs w:val="24"/>
+          <w:u w:val="none"/>
+        </w:rPr>
+        <w:t xml:space="preserve">共产党</w:t>
+      </w:r>
+      <w:r>
+        <w:rPr>
+          <w:rFonts w:ascii="Songti SC" w:hAnsi="Songti SC" w:eastAsia="Songti SC" w:cs="Songti SC"/>
+          <w:b w:val="0"/>
+          <w:bCs w:val="0"/>
+          <w:color w:val="000000"/>
+          <w:sz w:val="24"/>
+          <w:szCs w:val="24"/>
+          <w:u w:val="none"/>
+        </w:rPr>
+        <w:t xml:space="preserve">的</w:t>
+      </w:r>
+      <w:r>
+        <w:rPr>
+          <w:rFonts w:ascii="Songti SC" w:hAnsi="Songti SC" w:eastAsia="Songti SC" w:cs="Songti SC"/>
+          <w:b w:val="0"/>
+          <w:bCs w:val="0"/>
+          <w:color w:val="000000"/>
+          <w:sz w:val="24"/>
+          <w:szCs w:val="24"/>
+          <w:u w:val="none"/>
+        </w:rPr>
+        <w:t xml:space="preserve">心脏，</w:t>
+      </w:r>
+      <w:r>
+        <w:rPr>
+          <w:rFonts w:ascii="Songti SC" w:hAnsi="Songti SC" w:eastAsia="Songti SC" w:cs="Songti SC"/>
+          <w:b w:val="0"/>
+          <w:bCs w:val="0"/>
+          <w:color w:val="000000"/>
+          <w:sz w:val="24"/>
+          <w:szCs w:val="24"/>
+          <w:u w:val="none"/>
+        </w:rPr>
+        <w:t xml:space="preserve">终结</w:t>
+      </w:r>
+      <w:r>
+        <w:rPr>
+          <w:rFonts w:ascii="Songti SC" w:hAnsi="Songti SC" w:eastAsia="Songti SC" w:cs="Songti SC"/>
+          <w:b w:val="0"/>
+          <w:bCs w:val="0"/>
+          <w:color w:val="000000"/>
+          <w:sz w:val="24"/>
+          <w:szCs w:val="24"/>
+          <w:u w:val="none"/>
+        </w:rPr>
+        <w:t xml:space="preserve">这个</w:t>
+      </w:r>
+      <w:r>
+        <w:rPr>
+          <w:rFonts w:ascii="Songti SC" w:hAnsi="Songti SC" w:eastAsia="Songti SC" w:cs="Songti SC"/>
+          <w:b w:val="0"/>
+          <w:bCs w:val="0"/>
+          <w:color w:val="000000"/>
+          <w:sz w:val="24"/>
+          <w:szCs w:val="24"/>
+          <w:u w:val="none"/>
+        </w:rPr>
+        <w:t xml:space="preserve">十恶不赦</w:t>
+      </w:r>
+      <w:r>
+        <w:rPr>
+          <w:rFonts w:ascii="Songti SC" w:hAnsi="Songti SC" w:eastAsia="Songti SC" w:cs="Songti SC"/>
+          <w:b w:val="0"/>
+          <w:bCs w:val="0"/>
+          <w:color w:val="000000"/>
+          <w:sz w:val="24"/>
+          <w:szCs w:val="24"/>
+          <w:u w:val="none"/>
+        </w:rPr>
+        <w:t xml:space="preserve">的</w:t>
+      </w:r>
+      <w:r>
+        <w:rPr>
+          <w:rFonts w:ascii="Songti SC" w:hAnsi="Songti SC" w:eastAsia="Songti SC" w:cs="Songti SC"/>
+          <w:b w:val="0"/>
+          <w:bCs w:val="0"/>
+          <w:color w:val="000000"/>
+          <w:sz w:val="24"/>
+          <w:szCs w:val="24"/>
+          <w:u w:val="none"/>
+        </w:rPr>
+        <w:t xml:space="preserve">政权</w:t>
+      </w:r>
+      <w:r>
+        <w:rPr>
+          <w:rFonts w:ascii="Songti SC" w:hAnsi="Songti SC" w:eastAsia="Songti SC" w:cs="Songti SC"/>
+          <w:b w:val="0"/>
+          <w:bCs w:val="0"/>
+          <w:color w:val="000000"/>
+          <w:sz w:val="24"/>
+          <w:szCs w:val="24"/>
+          <w:u w:val="none"/>
+        </w:rPr>
+        <w:t xml:space="preserve">。</w:t>
+      </w:r>
+      <w:r>
+        <w:rPr>
+          <w:rFonts w:ascii="Songti SC" w:hAnsi="Songti SC" w:eastAsia="Songti SC" w:cs="Songti SC"/>
+          <w:b w:val="0"/>
+          <w:bCs w:val="0"/>
+          <w:color w:val="000000"/>
+          <w:sz w:val="24"/>
+          <w:szCs w:val="24"/>
+          <w:u w:val="none"/>
+        </w:rPr>
+        <w:t xml:space="preserve">中华民族</w:t>
+      </w:r>
+      <w:r>
+        <w:rPr>
+          <w:rFonts w:ascii="Songti SC" w:hAnsi="Songti SC" w:eastAsia="Songti SC" w:cs="Songti SC"/>
+          <w:b w:val="0"/>
+          <w:bCs w:val="0"/>
+          <w:color w:val="000000"/>
+          <w:sz w:val="24"/>
+          <w:szCs w:val="24"/>
+          <w:u w:val="none"/>
+        </w:rPr>
+        <w:t xml:space="preserve">联邦</w:t>
+      </w:r>
+      <w:r>
+        <w:rPr>
+          <w:rFonts w:ascii="Songti SC" w:hAnsi="Songti SC" w:eastAsia="Songti SC" w:cs="Songti SC"/>
+          <w:b w:val="0"/>
+          <w:bCs w:val="0"/>
+          <w:color w:val="000000"/>
+          <w:sz w:val="24"/>
+          <w:szCs w:val="24"/>
+          <w:u w:val="none"/>
+        </w:rPr>
+        <w:t xml:space="preserve">共和国———</w:t>
+      </w:r>
+      <w:r>
+        <w:rPr>
+          <w:rFonts w:ascii="Songti SC" w:hAnsi="Songti SC" w:eastAsia="Songti SC" w:cs="Songti SC"/>
+          <w:b w:val="0"/>
+          <w:bCs w:val="0"/>
+          <w:color w:val="000000"/>
+          <w:sz w:val="24"/>
+          <w:szCs w:val="24"/>
+          <w:u w:val="none"/>
+        </w:rPr>
+        <w:t xml:space="preserve">中国</w:t>
+      </w:r>
+      <w:r>
+        <w:rPr>
+          <w:rFonts w:ascii="Songti SC" w:hAnsi="Songti SC" w:eastAsia="Songti SC" w:cs="Songti SC"/>
+          <w:b w:val="0"/>
+          <w:bCs w:val="0"/>
+          <w:color w:val="000000"/>
+          <w:sz w:val="24"/>
+          <w:szCs w:val="24"/>
+          <w:u w:val="none"/>
+        </w:rPr>
+        <w:t xml:space="preserve">与</w:t>
+      </w:r>
+      <w:r>
+        <w:rPr>
+          <w:rFonts w:ascii="Songti SC" w:hAnsi="Songti SC" w:eastAsia="Songti SC" w:cs="Songti SC"/>
+          <w:b w:val="0"/>
+          <w:bCs w:val="0"/>
+          <w:color w:val="000000"/>
+          <w:sz w:val="24"/>
+          <w:szCs w:val="24"/>
+          <w:u w:val="none"/>
+        </w:rPr>
+        <w:t xml:space="preserve">中国人</w:t>
+      </w:r>
+      <w:r>
+        <w:rPr>
+          <w:rFonts w:ascii="Songti SC" w:hAnsi="Songti SC" w:eastAsia="Songti SC" w:cs="Songti SC"/>
+          <w:b w:val="0"/>
+          <w:bCs w:val="0"/>
+          <w:color w:val="000000"/>
+          <w:sz w:val="24"/>
+          <w:szCs w:val="24"/>
+          <w:u w:val="none"/>
+        </w:rPr>
+        <w:t xml:space="preserve">的</w:t>
+      </w:r>
+      <w:r>
+        <w:rPr>
+          <w:rFonts w:ascii="Songti SC" w:hAnsi="Songti SC" w:eastAsia="Songti SC" w:cs="Songti SC"/>
+          <w:b w:val="0"/>
+          <w:bCs w:val="0"/>
+          <w:color w:val="000000"/>
+          <w:sz w:val="24"/>
+          <w:szCs w:val="24"/>
+          <w:u w:val="none"/>
+        </w:rPr>
+        <w:t xml:space="preserve">未来</w:t>
+      </w:r>
+      <w:r>
+        <w:rPr>
+          <w:rFonts w:ascii="Songti SC" w:hAnsi="Songti SC" w:eastAsia="Songti SC" w:cs="Songti SC"/>
+          <w:b w:val="0"/>
+          <w:bCs w:val="0"/>
+          <w:color w:val="000000"/>
+          <w:sz w:val="24"/>
+          <w:szCs w:val="24"/>
+          <w:highlight w:val="none"/>
+          <w:u w:val="none"/>
+        </w:rPr>
+      </w:r>
+      <w:r>
+        <w:rPr>
+          <w:rFonts w:ascii="Songti SC" w:hAnsi="Songti SC" w:eastAsia="Songti SC" w:cs="Songti SC"/>
+          <w:b w:val="0"/>
+          <w:bCs w:val="0"/>
+          <w:color w:val="000000"/>
+          <w:sz w:val="24"/>
+          <w:szCs w:val="24"/>
+          <w:highlight w:val="none"/>
+          <w:u w:val="none"/>
+        </w:rPr>
+        <w:t xml:space="preserve">。</w:t>
+      </w:r>
+      <w:r>
+        <w:rPr>
+          <w:rFonts w:ascii="Songti SC" w:hAnsi="Songti SC" w:eastAsia="Songti SC" w:cs="Songti SC"/>
+          <w:b w:val="0"/>
+          <w:bCs w:val="0"/>
+          <w:color w:val="000000"/>
+          <w:sz w:val="24"/>
+          <w:szCs w:val="24"/>
+          <w:highlight w:val="none"/>
+          <w:u w:val="none"/>
+        </w:rPr>
+      </w:r>
+    </w:p>
+    <w:p>
+      <w:pPr>
+        <w:suppressLineNumbers w:val="false"/>
         <w:pBdr>
           <w:top w:val="none" w:color="000000" w:sz="4" w:space="0"/>
           <w:left w:val="none" w:color="000000" w:sz="4" w:space="0"/>
           <w:bottom w:val="none" w:color="000000" w:sz="4" w:space="0"/>
           <w:right w:val="none" w:color="000000" w:sz="4" w:space="0"/>
         </w:pBdr>
-        <w:spacing/>
+        <w:spacing w:after="200" w:line="240" w:lineRule="auto"/>
         <w:ind w:right="0" w:firstLine="0" w:left="0"/>
-        <w:rPr>
-          <w:rFonts w:ascii="宋體-簡" w:hAnsi="宋體-簡" w:cs="宋體-簡"/>
-          <w:b/>
-          <w:bCs/>
-        </w:rPr>
-      </w:pPr>
-      <w:r>
+        <w:contextualSpacing w:val="false"/>
+        <w:jc w:val="left"/>
         <w:rPr>
           <w:rFonts w:ascii="宋體-簡" w:hAnsi="宋體-簡" w:eastAsia="宋體-簡" w:cs="宋體-簡"/>
           <w:b/>
@@ -2236,7 +5079,7 @@
           <w:szCs w:val="24"/>
           <w:u w:val="none"/>
         </w:rPr>
-      </w:r>
+      </w:pPr>
       <w:r>
         <w:rPr>
           <w:rFonts w:ascii="宋體-簡" w:hAnsi="宋體-簡" w:eastAsia="宋體-簡" w:cs="宋體-簡"/>
@@ -2245,10 +5088,94 @@
           <w:color w:val="000000"/>
           <w:sz w:val="24"/>
           <w:szCs w:val="24"/>
-          <w:u w:val="none"/>
-        </w:rPr>
-        <w:t xml:space="preserve">一、自由与民主：</w:t>
-      </w:r>
+          <w:highlight w:val="none"/>
+          <w:u w:val="none"/>
+        </w:rPr>
+      </w:r>
+      <w:hyperlink r:id="rId10" w:tooltip="https://github.com/ChinaNation/FRC" w:history="1">
+        <w:r>
+          <w:rPr>
+            <w:rStyle w:val="868"/>
+            <w:rFonts w:ascii="宋體-簡" w:hAnsi="宋體-簡" w:eastAsia="宋體-簡" w:cs="宋體-簡"/>
+            <w:b/>
+            <w:bCs/>
+            <w:sz w:val="24"/>
+            <w:szCs w:val="24"/>
+            <w:highlight w:val="none"/>
+          </w:rPr>
+          <w:t xml:space="preserve">点击</w:t>
+        </w:r>
+        <w:r>
+          <w:rPr>
+            <w:rStyle w:val="868"/>
+            <w:rFonts w:ascii="宋體-簡" w:hAnsi="宋體-簡" w:eastAsia="宋體-簡" w:cs="宋體-簡"/>
+            <w:b/>
+            <w:bCs/>
+            <w:sz w:val="24"/>
+            <w:szCs w:val="24"/>
+            <w:highlight w:val="none"/>
+          </w:rPr>
+          <w:t xml:space="preserve">查看《</w:t>
+        </w:r>
+        <w:r>
+          <w:rPr>
+            <w:rStyle w:val="868"/>
+            <w:rFonts w:ascii="宋體-簡" w:hAnsi="宋體-簡" w:eastAsia="宋體-簡" w:cs="宋體-簡"/>
+            <w:b/>
+            <w:bCs/>
+            <w:sz w:val="24"/>
+            <w:szCs w:val="24"/>
+            <w:highlight w:val="none"/>
+          </w:rPr>
+          <w:t xml:space="preserve">公民</w:t>
+        </w:r>
+        <w:r>
+          <w:rPr>
+            <w:rStyle w:val="868"/>
+            <w:rFonts w:ascii="宋體-簡" w:hAnsi="宋體-簡" w:eastAsia="宋體-簡" w:cs="宋體-簡"/>
+            <w:b/>
+            <w:bCs/>
+            <w:sz w:val="24"/>
+            <w:szCs w:val="24"/>
+            <w:highlight w:val="none"/>
+          </w:rPr>
+          <w:t xml:space="preserve">宪法》</w:t>
+        </w:r>
+        <w:r>
+          <w:rPr>
+            <w:rStyle w:val="868"/>
+            <w:rFonts w:ascii="宋體-簡" w:hAnsi="宋體-簡" w:eastAsia="宋體-簡" w:cs="宋體-簡"/>
+            <w:b/>
+            <w:bCs/>
+            <w:sz w:val="24"/>
+            <w:szCs w:val="24"/>
+            <w:highlight w:val="none"/>
+          </w:rPr>
+          <w:t xml:space="preserve">原文</w:t>
+        </w:r>
+        <w:r>
+          <w:rPr>
+            <w:rStyle w:val="868"/>
+            <w:rFonts w:ascii="宋體-簡" w:hAnsi="宋體-簡" w:eastAsia="宋體-簡" w:cs="宋體-簡"/>
+            <w:b/>
+            <w:bCs/>
+            <w:sz w:val="24"/>
+            <w:szCs w:val="24"/>
+            <w:highlight w:val="none"/>
+          </w:rPr>
+        </w:r>
+        <w:r>
+          <w:rPr>
+            <w:rStyle w:val="868"/>
+            <w:rFonts w:ascii="宋體-簡" w:hAnsi="宋體-簡" w:eastAsia="宋體-簡" w:cs="宋體-簡"/>
+            <w:b/>
+            <w:bCs/>
+            <w:sz w:val="24"/>
+            <w:szCs w:val="24"/>
+            <w:highlight w:val="none"/>
+          </w:rPr>
+        </w:r>
+      </w:hyperlink>
       <w:r>
         <w:rPr>
           <w:rFonts w:ascii="宋體-簡" w:hAnsi="宋體-簡" w:eastAsia="宋體-簡" w:cs="宋體-簡"/>
@@ -2256,510 +5183,9 @@
           <w:bCs/>
           <w:color w:val="000000"/>
           <w:sz w:val="24"/>
-        </w:rPr>
-        <w:t xml:space="preserve">联邦共和国的基石</w:t>
-      </w:r>
-      <w:r>
-        <w:rPr>
-          <w:rFonts w:ascii="宋體-簡" w:hAnsi="宋體-簡" w:cs="宋體-簡"/>
-          <w:b/>
-          <w:bCs/>
-        </w:rPr>
-      </w:r>
-      <w:r>
-        <w:rPr>
-          <w:rFonts w:ascii="宋體-簡" w:hAnsi="宋體-簡" w:cs="宋體-簡"/>
-          <w:b/>
-          <w:bCs/>
-        </w:rPr>
-      </w:r>
-    </w:p>
-    <w:p>
-      <w:pPr>
-        <w:pBdr/>
-        <w:spacing/>
-        <w:ind/>
-        <w:rPr>
-          <w:rFonts w:ascii="Songti SC" w:hAnsi="Songti SC" w:eastAsia="Songti SC" w:cs="Songti SC"/>
-          <w:b w:val="0"/>
-          <w:bCs w:val="0"/>
-          <w:color w:val="000000"/>
-          <w:sz w:val="24"/>
-          <w:szCs w:val="24"/>
-          <w:u w:val="none"/>
-        </w:rPr>
-      </w:pPr>
-      <w:r>
-        <w:rPr>
-          <w:rFonts w:ascii="Songti SC" w:hAnsi="Songti SC" w:eastAsia="Songti SC" w:cs="Songti SC"/>
-          <w:b w:val="0"/>
-          <w:bCs w:val="0"/>
-          <w:color w:val="000000"/>
-          <w:sz w:val="24"/>
-          <w:szCs w:val="24"/>
-          <w:u w:val="none"/>
-        </w:rPr>
-        <w:t xml:space="preserve">    </w:t>
-      </w:r>
-      <w:r>
-        <w:rPr>
-          <w:rFonts w:ascii="Songti SC" w:hAnsi="Songti SC" w:eastAsia="Songti SC" w:cs="Songti SC"/>
-          <w:b w:val="0"/>
-          <w:bCs w:val="0"/>
-          <w:color w:val="000000"/>
-          <w:sz w:val="24"/>
-          <w:szCs w:val="24"/>
-          <w:u w:val="none"/>
-        </w:rPr>
-        <w:t xml:space="preserve">“自由”和“民主”是联邦共和国国家格言的开篇之词，体现了其对个体权利和集体意志的尊重，</w:t>
-      </w:r>
-      <w:r>
-        <w:rPr>
-          <w:rFonts w:ascii="Songti SC" w:hAnsi="Songti SC" w:eastAsia="Songti SC" w:cs="Songti SC"/>
-          <w:b w:val="0"/>
-          <w:bCs w:val="0"/>
-          <w:color w:val="000000"/>
-          <w:sz w:val="24"/>
-          <w:szCs w:val="24"/>
-          <w:u w:val="none"/>
-        </w:rPr>
-        <w:t xml:space="preserve">源自于“</w:t>
-      </w:r>
-      <w:r>
-        <w:rPr>
-          <w:rFonts w:ascii="Songti SC" w:hAnsi="Songti SC" w:eastAsia="Songti SC" w:cs="Songti SC"/>
-          <w:b w:val="0"/>
-          <w:bCs w:val="0"/>
-          <w:color w:val="000000"/>
-          <w:sz w:val="24"/>
-          <w:szCs w:val="24"/>
-          <w:u w:val="none"/>
-        </w:rPr>
-        <w:t xml:space="preserve">五</w:t>
-      </w:r>
-      <w:r>
-        <w:rPr>
-          <w:rFonts w:ascii="Songti SC" w:hAnsi="Songti SC" w:eastAsia="Songti SC" w:cs="Songti SC"/>
-          <w:b w:val="0"/>
-          <w:bCs w:val="0"/>
-          <w:color w:val="000000"/>
-          <w:sz w:val="24"/>
-          <w:szCs w:val="24"/>
-          <w:u w:val="none"/>
-        </w:rPr>
-        <w:t xml:space="preserve">之</w:t>
-      </w:r>
-      <w:r>
-        <w:rPr>
-          <w:rFonts w:ascii="Songti SC" w:hAnsi="Songti SC" w:eastAsia="Songti SC" w:cs="Songti SC"/>
-          <w:b w:val="0"/>
-          <w:bCs w:val="0"/>
-          <w:color w:val="000000"/>
-          <w:sz w:val="24"/>
-          <w:szCs w:val="24"/>
-          <w:u w:val="none"/>
-        </w:rPr>
-        <w:t xml:space="preserve">理念”</w:t>
-      </w:r>
-      <w:r>
-        <w:rPr>
-          <w:rFonts w:ascii="Songti SC" w:hAnsi="Songti SC" w:eastAsia="Songti SC" w:cs="Songti SC"/>
-          <w:b w:val="0"/>
-          <w:bCs w:val="0"/>
-          <w:color w:val="000000"/>
-          <w:sz w:val="24"/>
-          <w:szCs w:val="24"/>
-          <w:u w:val="none"/>
-        </w:rPr>
-        <w:t xml:space="preserve">中</w:t>
-      </w:r>
-      <w:r>
-        <w:rPr>
-          <w:rFonts w:ascii="Songti SC" w:hAnsi="Songti SC" w:eastAsia="Songti SC" w:cs="Songti SC"/>
-          <w:b w:val="0"/>
-          <w:bCs w:val="0"/>
-          <w:color w:val="000000"/>
-          <w:sz w:val="24"/>
-          <w:szCs w:val="24"/>
-          <w:u w:val="none"/>
-        </w:rPr>
-        <w:t xml:space="preserve">的</w:t>
-      </w:r>
-      <w:r>
-        <w:rPr>
-          <w:rFonts w:ascii="Songti SC" w:hAnsi="Songti SC" w:eastAsia="Songti SC" w:cs="Songti SC"/>
-          <w:b w:val="0"/>
-          <w:bCs w:val="0"/>
-          <w:color w:val="000000"/>
-          <w:sz w:val="24"/>
-          <w:szCs w:val="24"/>
-          <w:u w:val="none"/>
-        </w:rPr>
-        <w:t xml:space="preserve">自由</w:t>
-      </w:r>
-      <w:r>
-        <w:rPr>
-          <w:rFonts w:ascii="Songti SC" w:hAnsi="Songti SC" w:eastAsia="Songti SC" w:cs="Songti SC"/>
-          <w:b w:val="0"/>
-          <w:bCs w:val="0"/>
-          <w:color w:val="000000"/>
-          <w:sz w:val="24"/>
-          <w:szCs w:val="24"/>
-          <w:u w:val="none"/>
-        </w:rPr>
-        <w:t xml:space="preserve">之</w:t>
-      </w:r>
-      <w:r>
-        <w:rPr>
-          <w:rFonts w:ascii="Songti SC" w:hAnsi="Songti SC" w:eastAsia="Songti SC" w:cs="Songti SC"/>
-          <w:b w:val="0"/>
-          <w:bCs w:val="0"/>
-          <w:color w:val="000000"/>
-          <w:sz w:val="24"/>
-          <w:szCs w:val="24"/>
-          <w:u w:val="none"/>
-        </w:rPr>
-        <w:t xml:space="preserve">思想、</w:t>
-      </w:r>
-      <w:r>
-        <w:rPr>
-          <w:rFonts w:ascii="Songti SC" w:hAnsi="Songti SC" w:eastAsia="Songti SC" w:cs="Songti SC"/>
-          <w:b w:val="0"/>
-          <w:bCs w:val="0"/>
-          <w:color w:val="000000"/>
-          <w:sz w:val="24"/>
-          <w:szCs w:val="24"/>
-          <w:u w:val="none"/>
-        </w:rPr>
-        <w:t xml:space="preserve">民主</w:t>
-      </w:r>
-      <w:r>
-        <w:rPr>
-          <w:rFonts w:ascii="Songti SC" w:hAnsi="Songti SC" w:eastAsia="Songti SC" w:cs="Songti SC"/>
-          <w:b w:val="0"/>
-          <w:bCs w:val="0"/>
-          <w:color w:val="000000"/>
-          <w:sz w:val="24"/>
-          <w:szCs w:val="24"/>
-          <w:u w:val="none"/>
-        </w:rPr>
-        <w:t xml:space="preserve">之</w:t>
-      </w:r>
-      <w:r>
-        <w:rPr>
-          <w:rFonts w:ascii="Songti SC" w:hAnsi="Songti SC" w:eastAsia="Songti SC" w:cs="Songti SC"/>
-          <w:b w:val="0"/>
-          <w:bCs w:val="0"/>
-          <w:color w:val="000000"/>
-          <w:sz w:val="24"/>
-          <w:szCs w:val="24"/>
-          <w:u w:val="none"/>
-        </w:rPr>
-        <w:t xml:space="preserve">制度</w:t>
-      </w:r>
-      <w:r>
-        <w:rPr>
-          <w:rFonts w:ascii="Songti SC" w:hAnsi="Songti SC" w:eastAsia="Songti SC" w:cs="Songti SC"/>
-          <w:b w:val="0"/>
-          <w:bCs w:val="0"/>
-          <w:color w:val="000000"/>
-          <w:sz w:val="24"/>
-          <w:szCs w:val="24"/>
-          <w:u w:val="none"/>
-        </w:rPr>
-        <w:t xml:space="preserve">。自由是人类追求的永恒主题，它不仅是个人摆脱束缚、实现自我价值的保障，也是社会创新与进步的源泉。在联邦共和国，自由不仅仅是法律赋予的权利，更是一种深入人心的文化。公民享有言论、信仰、结社和迁徙的自由，这些权利受到宪法的严格保护。政府通过透明的治理机制和完善的法律体系，确保每一位公民的自由不被侵犯。</w:t>
-      </w:r>
-      <w:r>
-        <w:rPr>
-          <w:rFonts w:ascii="Songti SC" w:hAnsi="Songti SC" w:eastAsia="Songti SC" w:cs="Songti SC"/>
-          <w:b w:val="0"/>
-          <w:bCs w:val="0"/>
-          <w:color w:val="000000"/>
-          <w:sz w:val="24"/>
-          <w:szCs w:val="24"/>
-          <w:u w:val="none"/>
-        </w:rPr>
-      </w:r>
-      <w:r>
-        <w:rPr>
-          <w:rFonts w:ascii="Songti SC" w:hAnsi="Songti SC" w:eastAsia="Songti SC" w:cs="Songti SC"/>
-          <w:b w:val="0"/>
-          <w:bCs w:val="0"/>
-          <w:color w:val="000000"/>
-          <w:sz w:val="24"/>
-          <w:szCs w:val="24"/>
-          <w:u w:val="none"/>
-        </w:rPr>
-      </w:r>
-    </w:p>
-    <w:p>
-      <w:pPr>
-        <w:pBdr/>
-        <w:spacing/>
-        <w:ind/>
-        <w:rPr>
-          <w:rFonts w:ascii="Songti SC" w:hAnsi="Songti SC" w:eastAsia="Songti SC" w:cs="Songti SC"/>
-          <w:b w:val="0"/>
-          <w:bCs w:val="0"/>
-          <w:color w:val="000000"/>
-          <w:sz w:val="24"/>
-          <w:szCs w:val="24"/>
-          <w:u w:val="none"/>
-        </w:rPr>
-      </w:pPr>
-      <w:r>
-        <w:rPr>
-          <w:rFonts w:ascii="Songti SC" w:hAnsi="Songti SC" w:eastAsia="Songti SC" w:cs="Songti SC"/>
-          <w:b w:val="0"/>
-          <w:bCs w:val="0"/>
-          <w:color w:val="000000"/>
-          <w:sz w:val="24"/>
-          <w:szCs w:val="24"/>
-          <w:u w:val="none"/>
-        </w:rPr>
-        <w:t xml:space="preserve">    民主则是自由的制度保障。联邦共和国实行“</w:t>
-      </w:r>
-      <w:r>
-        <w:rPr>
-          <w:rFonts w:ascii="Songti SC" w:hAnsi="Songti SC" w:eastAsia="Songti SC" w:cs="Songti SC"/>
-          <w:b w:val="0"/>
-          <w:bCs w:val="0"/>
-          <w:color w:val="000000"/>
-          <w:sz w:val="24"/>
-          <w:szCs w:val="24"/>
-          <w:u w:val="none"/>
-        </w:rPr>
-        <w:t xml:space="preserve">一</w:t>
-      </w:r>
-      <w:r>
-        <w:rPr>
-          <w:rFonts w:ascii="Songti SC" w:hAnsi="Songti SC" w:eastAsia="Songti SC" w:cs="Songti SC"/>
-          <w:b w:val="0"/>
-          <w:bCs w:val="0"/>
-          <w:color w:val="000000"/>
-          <w:sz w:val="24"/>
-          <w:szCs w:val="24"/>
-          <w:u w:val="none"/>
-        </w:rPr>
-        <w:t xml:space="preserve">府</w:t>
-      </w:r>
-      <w:r>
-        <w:rPr>
-          <w:rFonts w:ascii="Songti SC" w:hAnsi="Songti SC" w:eastAsia="Songti SC" w:cs="Songti SC"/>
-          <w:b w:val="0"/>
-          <w:bCs w:val="0"/>
-          <w:color w:val="000000"/>
-          <w:sz w:val="24"/>
-          <w:szCs w:val="24"/>
-          <w:u w:val="none"/>
-        </w:rPr>
-        <w:t xml:space="preserve">两</w:t>
-      </w:r>
-      <w:r>
-        <w:rPr>
-          <w:rFonts w:ascii="Songti SC" w:hAnsi="Songti SC" w:eastAsia="Songti SC" w:cs="Songti SC"/>
-          <w:b w:val="0"/>
-          <w:bCs w:val="0"/>
-          <w:color w:val="000000"/>
-          <w:sz w:val="24"/>
-          <w:szCs w:val="24"/>
-          <w:u w:val="none"/>
-        </w:rPr>
-        <w:t xml:space="preserve">会</w:t>
-      </w:r>
-      <w:r>
-        <w:rPr>
-          <w:rFonts w:ascii="Songti SC" w:hAnsi="Songti SC" w:eastAsia="Songti SC" w:cs="Songti SC"/>
-          <w:b w:val="0"/>
-          <w:bCs w:val="0"/>
-          <w:color w:val="000000"/>
-          <w:sz w:val="24"/>
-          <w:szCs w:val="24"/>
-          <w:u w:val="none"/>
-        </w:rPr>
-        <w:t xml:space="preserve">三</w:t>
-      </w:r>
-      <w:r>
-        <w:rPr>
-          <w:rFonts w:ascii="Songti SC" w:hAnsi="Songti SC" w:eastAsia="Songti SC" w:cs="Songti SC"/>
-          <w:b w:val="0"/>
-          <w:bCs w:val="0"/>
-          <w:color w:val="000000"/>
-          <w:sz w:val="24"/>
-          <w:szCs w:val="24"/>
-          <w:u w:val="none"/>
-        </w:rPr>
-        <w:t xml:space="preserve">院、</w:t>
-      </w:r>
-      <w:r>
-        <w:rPr>
-          <w:rFonts w:ascii="Songti SC" w:hAnsi="Songti SC" w:eastAsia="Songti SC" w:cs="Songti SC"/>
-          <w:b w:val="0"/>
-          <w:bCs w:val="0"/>
-          <w:color w:val="000000"/>
-          <w:sz w:val="24"/>
-          <w:szCs w:val="24"/>
-          <w:u w:val="none"/>
-        </w:rPr>
-        <w:t xml:space="preserve">二</w:t>
-      </w:r>
-      <w:r>
-        <w:rPr>
-          <w:rFonts w:ascii="Songti SC" w:hAnsi="Songti SC" w:eastAsia="Songti SC" w:cs="Songti SC"/>
-          <w:b w:val="0"/>
-          <w:bCs w:val="0"/>
-          <w:color w:val="000000"/>
-          <w:sz w:val="24"/>
-          <w:szCs w:val="24"/>
-          <w:u w:val="none"/>
-        </w:rPr>
-        <w:t xml:space="preserve">二</w:t>
-      </w:r>
-      <w:r>
-        <w:rPr>
-          <w:rFonts w:ascii="Songti SC" w:hAnsi="Songti SC" w:eastAsia="Songti SC" w:cs="Songti SC"/>
-          <w:b w:val="0"/>
-          <w:bCs w:val="0"/>
-          <w:color w:val="000000"/>
-          <w:sz w:val="24"/>
-          <w:szCs w:val="24"/>
-          <w:u w:val="none"/>
-        </w:rPr>
-        <w:t xml:space="preserve">联邦”</w:t>
-      </w:r>
-      <w:r>
-        <w:rPr>
-          <w:rFonts w:ascii="Songti SC" w:hAnsi="Songti SC" w:eastAsia="Songti SC" w:cs="Songti SC"/>
-          <w:b w:val="0"/>
-          <w:bCs w:val="0"/>
-          <w:color w:val="000000"/>
-          <w:sz w:val="24"/>
-          <w:szCs w:val="24"/>
-          <w:u w:val="none"/>
-        </w:rPr>
-        <w:t xml:space="preserve">等</w:t>
-      </w:r>
-      <w:r>
-        <w:rPr>
-          <w:rFonts w:ascii="Songti SC" w:hAnsi="Songti SC" w:eastAsia="Songti SC" w:cs="Songti SC"/>
-          <w:b w:val="0"/>
-          <w:bCs w:val="0"/>
-          <w:color w:val="000000"/>
-          <w:sz w:val="24"/>
-          <w:szCs w:val="24"/>
-          <w:u w:val="none"/>
-        </w:rPr>
-        <w:t xml:space="preserve">多层次的民主制度，从基层社区到国家级决策，公民都有</w:t>
-      </w:r>
-      <w:r>
-        <w:rPr>
-          <w:rFonts w:ascii="Songti SC" w:hAnsi="Songti SC" w:eastAsia="Songti SC" w:cs="Songti SC"/>
-          <w:b w:val="0"/>
-          <w:bCs w:val="0"/>
-          <w:color w:val="000000"/>
-          <w:sz w:val="24"/>
-          <w:szCs w:val="24"/>
-          <w:u w:val="none"/>
-        </w:rPr>
-        <w:t xml:space="preserve">能</w:t>
-      </w:r>
-      <w:r>
-        <w:rPr>
-          <w:rFonts w:ascii="Songti SC" w:hAnsi="Songti SC" w:eastAsia="Songti SC" w:cs="Songti SC"/>
-          <w:b w:val="0"/>
-          <w:bCs w:val="0"/>
-          <w:color w:val="000000"/>
-          <w:sz w:val="24"/>
-          <w:szCs w:val="24"/>
-          <w:u w:val="none"/>
-        </w:rPr>
-        <w:t xml:space="preserve">参与公共事务。无论是通过直接投票、</w:t>
-      </w:r>
-      <w:r>
-        <w:rPr>
-          <w:rFonts w:ascii="Songti SC" w:hAnsi="Songti SC" w:eastAsia="Songti SC" w:cs="Songti SC"/>
-          <w:b w:val="0"/>
-          <w:bCs w:val="0"/>
-          <w:color w:val="000000"/>
-          <w:sz w:val="24"/>
-          <w:szCs w:val="24"/>
-          <w:u w:val="none"/>
-        </w:rPr>
-        <w:t xml:space="preserve">间接</w:t>
-      </w:r>
-      <w:r>
-        <w:rPr>
-          <w:rFonts w:ascii="Songti SC" w:hAnsi="Songti SC" w:eastAsia="Songti SC" w:cs="Songti SC"/>
-          <w:b w:val="0"/>
-          <w:bCs w:val="0"/>
-          <w:color w:val="000000"/>
-          <w:sz w:val="24"/>
-          <w:szCs w:val="24"/>
-          <w:u w:val="none"/>
-        </w:rPr>
-        <w:t xml:space="preserve">代议</w:t>
-      </w:r>
-      <w:r>
-        <w:rPr>
-          <w:rFonts w:ascii="Songti SC" w:hAnsi="Songti SC" w:eastAsia="Songti SC" w:cs="Songti SC"/>
-          <w:b w:val="0"/>
-          <w:bCs w:val="0"/>
-          <w:color w:val="000000"/>
-          <w:sz w:val="24"/>
-          <w:szCs w:val="24"/>
-          <w:u w:val="none"/>
-        </w:rPr>
-        <w:t xml:space="preserve">，还是数字化的在线平台，联邦共和国的民主机制确保了每一位公民的声音都能被听见。民主不仅仅是选举，更是一种生活方式，公民在日常生活中通过协商、对话和合作，共同塑造社会的发展方向。</w:t>
-      </w:r>
-      <w:r>
-        <w:rPr>
-          <w:rFonts w:ascii="Songti SC" w:hAnsi="Songti SC" w:eastAsia="Songti SC" w:cs="Songti SC"/>
-          <w:b w:val="0"/>
-          <w:bCs w:val="0"/>
-          <w:color w:val="000000"/>
-          <w:sz w:val="24"/>
-          <w:szCs w:val="24"/>
-          <w:u w:val="none"/>
-        </w:rPr>
-      </w:r>
-      <w:r>
-        <w:rPr>
-          <w:rFonts w:ascii="Songti SC" w:hAnsi="Songti SC" w:eastAsia="Songti SC" w:cs="Songti SC"/>
-          <w:b w:val="0"/>
-          <w:bCs w:val="0"/>
-          <w:color w:val="000000"/>
-          <w:sz w:val="24"/>
-          <w:szCs w:val="24"/>
-          <w:u w:val="none"/>
-        </w:rPr>
-      </w:r>
-    </w:p>
-    <w:p>
-      <w:pPr>
-        <w:pBdr/>
-        <w:spacing/>
-        <w:ind/>
-        <w:rPr>
-          <w:rFonts w:ascii="Songti SC" w:hAnsi="Songti SC" w:eastAsia="Songti SC" w:cs="Songti SC"/>
-          <w:b/>
-          <w:bCs/>
-          <w:color w:val="000000"/>
-          <w:sz w:val="24"/>
-          <w:szCs w:val="24"/>
-          <w:u w:val="none"/>
-        </w:rPr>
-      </w:pPr>
-      <w:r>
-        <w:rPr>
-          <w:rFonts w:ascii="Songti SC" w:hAnsi="Songti SC" w:eastAsia="Songti SC" w:cs="Songti SC"/>
-          <w:b/>
-          <w:bCs/>
-          <w:color w:val="000000"/>
-          <w:sz w:val="24"/>
-          <w:szCs w:val="24"/>
-          <w:u w:val="none"/>
-        </w:rPr>
-        <w:t xml:space="preserve">二、正义与平等：</w:t>
+          <w:szCs w:val="24"/>
+          <w:u w:val="none"/>
+        </w:rPr>
       </w:r>
       <w:r>
         <w:rPr>
@@ -2768,533 +5194,39 @@
           <w:bCs/>
           <w:color w:val="000000"/>
           <w:sz w:val="24"/>
-        </w:rPr>
-        <w:t xml:space="preserve">社会的核心价值</w:t>
-      </w:r>
-      <w:r>
-        <w:rPr>
-          <w:rFonts w:ascii="Songti SC" w:hAnsi="Songti SC" w:eastAsia="Songti SC" w:cs="Songti SC"/>
+          <w:szCs w:val="24"/>
+          <w:u w:val="none"/>
+        </w:rPr>
+      </w:r>
+      <w:r>
+        <w:rPr>
+          <w:rFonts w:ascii="Songti SC" w:hAnsi="Songti SC" w:eastAsia="Songti SC" w:cs="Songti SC"/>
+          <w:b w:val="0"/>
+          <w:bCs w:val="0"/>
+          <w:color w:val="000000"/>
+          <w:sz w:val="24"/>
+          <w:szCs w:val="24"/>
+          <w:highlight w:val="none"/>
+          <w:u w:val="none"/>
+        </w:rPr>
+      </w:r>
+      <w:r>
+        <w:rPr>
+          <w:rFonts w:ascii="Songti SC" w:hAnsi="Songti SC" w:eastAsia="Songti SC" w:cs="Songti SC"/>
+          <w:b w:val="0"/>
+          <w:bCs w:val="0"/>
+          <w:color w:val="000000"/>
+          <w:sz w:val="24"/>
+          <w:szCs w:val="24"/>
+          <w:highlight w:val="none"/>
+          <w:u w:val="none"/>
+        </w:rPr>
+      </w:r>
+      <w:r>
+        <w:rPr>
+          <w:rFonts w:ascii="宋體-簡" w:hAnsi="宋體-簡" w:eastAsia="宋體-簡" w:cs="宋體-簡"/>
           <w:b/>
           <w:bCs/>
-          <w:color w:val="000000"/>
-          <w:sz w:val="24"/>
-          <w:szCs w:val="24"/>
-          <w:u w:val="none"/>
-        </w:rPr>
-      </w:r>
-      <w:r>
-        <w:rPr>
-          <w:rFonts w:ascii="Songti SC" w:hAnsi="Songti SC" w:eastAsia="Songti SC" w:cs="Songti SC"/>
-          <w:b/>
-          <w:bCs/>
-          <w:color w:val="000000"/>
-          <w:sz w:val="24"/>
-          <w:szCs w:val="24"/>
-          <w:u w:val="none"/>
-        </w:rPr>
-      </w:r>
-    </w:p>
-    <w:p>
-      <w:pPr>
-        <w:pBdr/>
-        <w:spacing/>
-        <w:ind/>
-        <w:rPr>
-          <w:rFonts w:ascii="Songti SC" w:hAnsi="Songti SC" w:eastAsia="Songti SC" w:cs="Songti SC"/>
-          <w:b w:val="0"/>
-          <w:bCs w:val="0"/>
-          <w:color w:val="000000"/>
-          <w:sz w:val="24"/>
-          <w:szCs w:val="24"/>
-          <w:u w:val="none"/>
-        </w:rPr>
-      </w:pPr>
-      <w:r>
-        <w:rPr>
-          <w:rFonts w:ascii="Songti SC" w:hAnsi="Songti SC" w:eastAsia="Songti SC" w:cs="Songti SC"/>
-          <w:b w:val="0"/>
-          <w:bCs w:val="0"/>
-          <w:color w:val="000000"/>
-          <w:sz w:val="24"/>
-          <w:szCs w:val="24"/>
-          <w:u w:val="none"/>
-        </w:rPr>
-        <w:t xml:space="preserve">    </w:t>
-      </w:r>
-      <w:r>
-        <w:rPr>
-          <w:rFonts w:ascii="Songti SC" w:hAnsi="Songti SC" w:eastAsia="Songti SC" w:cs="Songti SC"/>
-          <w:b w:val="0"/>
-          <w:bCs w:val="0"/>
-          <w:color w:val="000000"/>
-          <w:sz w:val="24"/>
-          <w:szCs w:val="24"/>
-          <w:u w:val="none"/>
-        </w:rPr>
-        <w:t xml:space="preserve">“正义”和“平等”是联邦共和国社会秩序的</w:t>
-      </w:r>
-      <w:r>
-        <w:rPr>
-          <w:rFonts w:ascii="Songti SC" w:hAnsi="Songti SC" w:eastAsia="Songti SC" w:cs="Songti SC"/>
-          <w:b w:val="0"/>
-          <w:bCs w:val="0"/>
-          <w:color w:val="000000"/>
-          <w:sz w:val="24"/>
-          <w:szCs w:val="24"/>
-          <w:u w:val="none"/>
-        </w:rPr>
-        <w:t xml:space="preserve">核心价值</w:t>
-      </w:r>
-      <w:r>
-        <w:rPr>
-          <w:rFonts w:ascii="Songti SC" w:hAnsi="Songti SC" w:eastAsia="Songti SC" w:cs="Songti SC"/>
-          <w:b w:val="0"/>
-          <w:bCs w:val="0"/>
-          <w:color w:val="000000"/>
-          <w:sz w:val="24"/>
-          <w:szCs w:val="24"/>
-          <w:u w:val="none"/>
-        </w:rPr>
-        <w:t xml:space="preserve">，</w:t>
-      </w:r>
-      <w:r>
-        <w:rPr>
-          <w:rFonts w:ascii="Songti SC" w:hAnsi="Songti SC" w:eastAsia="Songti SC" w:cs="Songti SC"/>
-          <w:b w:val="0"/>
-          <w:bCs w:val="0"/>
-          <w:color w:val="000000"/>
-          <w:sz w:val="24"/>
-          <w:szCs w:val="24"/>
-          <w:u w:val="none"/>
-        </w:rPr>
-        <w:t xml:space="preserve">源自于“</w:t>
-      </w:r>
-      <w:r>
-        <w:rPr>
-          <w:rFonts w:ascii="Songti SC" w:hAnsi="Songti SC" w:eastAsia="Songti SC" w:cs="Songti SC"/>
-          <w:b w:val="0"/>
-          <w:bCs w:val="0"/>
-          <w:color w:val="000000"/>
-          <w:sz w:val="24"/>
-          <w:szCs w:val="24"/>
-          <w:u w:val="none"/>
-        </w:rPr>
-        <w:t xml:space="preserve">五</w:t>
-      </w:r>
-      <w:r>
-        <w:rPr>
-          <w:rFonts w:ascii="Songti SC" w:hAnsi="Songti SC" w:eastAsia="Songti SC" w:cs="Songti SC"/>
-          <w:b w:val="0"/>
-          <w:bCs w:val="0"/>
-          <w:color w:val="000000"/>
-          <w:sz w:val="24"/>
-          <w:szCs w:val="24"/>
-          <w:u w:val="none"/>
-        </w:rPr>
-        <w:t xml:space="preserve">之</w:t>
-      </w:r>
-      <w:r>
-        <w:rPr>
-          <w:rFonts w:ascii="Songti SC" w:hAnsi="Songti SC" w:eastAsia="Songti SC" w:cs="Songti SC"/>
-          <w:b w:val="0"/>
-          <w:bCs w:val="0"/>
-          <w:color w:val="000000"/>
-          <w:sz w:val="24"/>
-          <w:szCs w:val="24"/>
-          <w:u w:val="none"/>
-        </w:rPr>
-        <w:t xml:space="preserve">理念”</w:t>
-      </w:r>
-      <w:r>
-        <w:rPr>
-          <w:rFonts w:ascii="Songti SC" w:hAnsi="Songti SC" w:eastAsia="Songti SC" w:cs="Songti SC"/>
-          <w:b w:val="0"/>
-          <w:bCs w:val="0"/>
-          <w:color w:val="000000"/>
-          <w:sz w:val="24"/>
-          <w:szCs w:val="24"/>
-          <w:u w:val="none"/>
-        </w:rPr>
-        <w:t xml:space="preserve">中</w:t>
-      </w:r>
-      <w:r>
-        <w:rPr>
-          <w:rFonts w:ascii="Songti SC" w:hAnsi="Songti SC" w:eastAsia="Songti SC" w:cs="Songti SC"/>
-          <w:b w:val="0"/>
-          <w:bCs w:val="0"/>
-          <w:color w:val="000000"/>
-          <w:sz w:val="24"/>
-          <w:szCs w:val="24"/>
-          <w:u w:val="none"/>
-        </w:rPr>
-        <w:t xml:space="preserve">的</w:t>
-      </w:r>
-      <w:r>
-        <w:rPr>
-          <w:rFonts w:ascii="Songti SC" w:hAnsi="Songti SC" w:eastAsia="Songti SC" w:cs="Songti SC"/>
-          <w:b w:val="0"/>
-          <w:bCs w:val="0"/>
-          <w:color w:val="000000"/>
-          <w:sz w:val="24"/>
-          <w:szCs w:val="24"/>
-          <w:u w:val="none"/>
-        </w:rPr>
-        <w:t xml:space="preserve">正义</w:t>
-      </w:r>
-      <w:r>
-        <w:rPr>
-          <w:rFonts w:ascii="Songti SC" w:hAnsi="Songti SC" w:eastAsia="Songti SC" w:cs="Songti SC"/>
-          <w:b w:val="0"/>
-          <w:bCs w:val="0"/>
-          <w:color w:val="000000"/>
-          <w:sz w:val="24"/>
-          <w:szCs w:val="24"/>
-          <w:u w:val="none"/>
-        </w:rPr>
-        <w:t xml:space="preserve">之</w:t>
-      </w:r>
-      <w:r>
-        <w:rPr>
-          <w:rFonts w:ascii="Songti SC" w:hAnsi="Songti SC" w:eastAsia="Songti SC" w:cs="Songti SC"/>
-          <w:b w:val="0"/>
-          <w:bCs w:val="0"/>
-          <w:color w:val="000000"/>
-          <w:sz w:val="24"/>
-          <w:szCs w:val="24"/>
-          <w:u w:val="none"/>
-        </w:rPr>
-        <w:t xml:space="preserve">精神</w:t>
-      </w:r>
-      <w:r>
-        <w:rPr>
-          <w:rFonts w:ascii="Songti SC" w:hAnsi="Songti SC" w:eastAsia="Songti SC" w:cs="Songti SC"/>
-          <w:b w:val="0"/>
-          <w:bCs w:val="0"/>
-          <w:color w:val="000000"/>
-          <w:sz w:val="24"/>
-          <w:szCs w:val="24"/>
-          <w:u w:val="none"/>
-        </w:rPr>
-        <w:t xml:space="preserve">、</w:t>
-      </w:r>
-      <w:r>
-        <w:rPr>
-          <w:rFonts w:ascii="Songti SC" w:hAnsi="Songti SC" w:eastAsia="Songti SC" w:cs="Songti SC"/>
-          <w:b w:val="0"/>
-          <w:bCs w:val="0"/>
-          <w:color w:val="000000"/>
-          <w:sz w:val="24"/>
-          <w:szCs w:val="24"/>
-          <w:u w:val="none"/>
-        </w:rPr>
-        <w:t xml:space="preserve">平等</w:t>
-      </w:r>
-      <w:r>
-        <w:rPr>
-          <w:rFonts w:ascii="Songti SC" w:hAnsi="Songti SC" w:eastAsia="Songti SC" w:cs="Songti SC"/>
-          <w:b w:val="0"/>
-          <w:bCs w:val="0"/>
-          <w:color w:val="000000"/>
-          <w:sz w:val="24"/>
-          <w:szCs w:val="24"/>
-          <w:u w:val="none"/>
-        </w:rPr>
-        <w:t xml:space="preserve">之</w:t>
-      </w:r>
-      <w:r>
-        <w:rPr>
-          <w:rFonts w:ascii="Songti SC" w:hAnsi="Songti SC" w:eastAsia="Songti SC" w:cs="Songti SC"/>
-          <w:b w:val="0"/>
-          <w:bCs w:val="0"/>
-          <w:color w:val="000000"/>
-          <w:sz w:val="24"/>
-          <w:szCs w:val="24"/>
-          <w:u w:val="none"/>
-        </w:rPr>
-        <w:t xml:space="preserve">人权</w:t>
-      </w:r>
-      <w:r>
-        <w:rPr>
-          <w:rFonts w:ascii="Songti SC" w:hAnsi="Songti SC" w:eastAsia="Songti SC" w:cs="Songti SC"/>
-          <w:b w:val="0"/>
-          <w:bCs w:val="0"/>
-          <w:color w:val="000000"/>
-          <w:sz w:val="24"/>
-          <w:szCs w:val="24"/>
-          <w:u w:val="none"/>
-        </w:rPr>
-        <w:t xml:space="preserve">。正义意味着公平的法律体系和公正的社会环境。在联邦共和国，法律面前人人平等，无论是公民还是</w:t>
-      </w:r>
-      <w:r>
-        <w:rPr>
-          <w:rFonts w:ascii="Songti SC" w:hAnsi="Songti SC" w:eastAsia="Songti SC" w:cs="Songti SC"/>
-          <w:b w:val="0"/>
-          <w:bCs w:val="0"/>
-          <w:color w:val="000000"/>
-          <w:sz w:val="24"/>
-          <w:szCs w:val="24"/>
-          <w:u w:val="none"/>
-        </w:rPr>
-        <w:t xml:space="preserve">官员</w:t>
-      </w:r>
-      <w:r>
-        <w:rPr>
-          <w:rFonts w:ascii="Songti SC" w:hAnsi="Songti SC" w:eastAsia="Songti SC" w:cs="Songti SC"/>
-          <w:b w:val="0"/>
-          <w:bCs w:val="0"/>
-          <w:color w:val="000000"/>
-          <w:sz w:val="24"/>
-          <w:szCs w:val="24"/>
-          <w:u w:val="none"/>
-        </w:rPr>
-        <w:t xml:space="preserve">，都必须遵循相同的法律准则。</w:t>
-      </w:r>
-      <w:r>
-        <w:rPr>
-          <w:rFonts w:ascii="Songti SC" w:hAnsi="Songti SC" w:eastAsia="Songti SC" w:cs="Songti SC"/>
-          <w:b w:val="0"/>
-          <w:bCs w:val="0"/>
-          <w:color w:val="000000"/>
-          <w:sz w:val="24"/>
-          <w:szCs w:val="24"/>
-          <w:u w:val="none"/>
-        </w:rPr>
-        <w:t xml:space="preserve">例如</w:t>
-      </w:r>
-      <w:r>
-        <w:rPr>
-          <w:rFonts w:ascii="Songti SC" w:hAnsi="Songti SC" w:eastAsia="Songti SC" w:cs="Songti SC"/>
-          <w:b w:val="0"/>
-          <w:bCs w:val="0"/>
-          <w:color w:val="000000"/>
-          <w:sz w:val="24"/>
-          <w:szCs w:val="24"/>
-          <w:u w:val="none"/>
-        </w:rPr>
-        <w:t xml:space="preserve">，独立的司法体系确保了审判的公正性，杜绝了腐败和特权现象。公民可以通过便捷的法律渠道寻求正义，无论是民事纠纷还是人权保障，司法系统都以高效和透明的方式回应社会需求。</w:t>
-      </w:r>
-      <w:r>
-        <w:rPr>
-          <w:rFonts w:ascii="Songti SC" w:hAnsi="Songti SC" w:eastAsia="Songti SC" w:cs="Songti SC"/>
-          <w:b w:val="0"/>
-          <w:bCs w:val="0"/>
-          <w:color w:val="000000"/>
-          <w:sz w:val="24"/>
-          <w:szCs w:val="24"/>
-          <w:u w:val="none"/>
-        </w:rPr>
-      </w:r>
-      <w:r>
-        <w:rPr>
-          <w:rFonts w:ascii="Songti SC" w:hAnsi="Songti SC" w:eastAsia="Songti SC" w:cs="Songti SC"/>
-          <w:b w:val="0"/>
-          <w:bCs w:val="0"/>
-          <w:color w:val="000000"/>
-          <w:sz w:val="24"/>
-          <w:szCs w:val="24"/>
-          <w:u w:val="none"/>
-        </w:rPr>
-      </w:r>
-    </w:p>
-    <w:p>
-      <w:pPr>
-        <w:pBdr/>
-        <w:spacing/>
-        <w:ind/>
-        <w:rPr>
-          <w:rFonts w:ascii="Songti SC" w:hAnsi="Songti SC" w:eastAsia="Songti SC" w:cs="Songti SC"/>
-          <w:b w:val="0"/>
-          <w:bCs w:val="0"/>
-          <w:color w:val="000000"/>
-          <w:sz w:val="24"/>
-          <w:szCs w:val="24"/>
-          <w:u w:val="none"/>
-        </w:rPr>
-      </w:pPr>
-      <w:r>
-        <w:rPr>
-          <w:rFonts w:ascii="Songti SC" w:hAnsi="Songti SC" w:eastAsia="Songti SC" w:cs="Songti SC"/>
-          <w:b w:val="0"/>
-          <w:bCs w:val="0"/>
-          <w:color w:val="000000"/>
-          <w:sz w:val="24"/>
-          <w:szCs w:val="24"/>
-          <w:u w:val="none"/>
-        </w:rPr>
-        <w:t xml:space="preserve">    平等是联邦共和国的灵魂</w:t>
-      </w:r>
-      <w:r>
-        <w:rPr>
-          <w:rFonts w:ascii="Songti SC" w:hAnsi="Songti SC" w:eastAsia="Songti SC" w:cs="Songti SC"/>
-          <w:b w:val="0"/>
-          <w:bCs w:val="0"/>
-          <w:color w:val="000000"/>
-          <w:sz w:val="24"/>
-          <w:szCs w:val="24"/>
-          <w:u w:val="none"/>
-        </w:rPr>
-        <w:t xml:space="preserve">之一</w:t>
-      </w:r>
-      <w:r>
-        <w:rPr>
-          <w:rFonts w:ascii="Songti SC" w:hAnsi="Songti SC" w:eastAsia="Songti SC" w:cs="Songti SC"/>
-          <w:b w:val="0"/>
-          <w:bCs w:val="0"/>
-          <w:color w:val="000000"/>
-          <w:sz w:val="24"/>
-          <w:szCs w:val="24"/>
-          <w:u w:val="none"/>
-        </w:rPr>
-        <w:t xml:space="preserve">。无论性别、种族、宗教、阶层或背景，每个人在联邦共和国都享有同等的权利和机会。教育、医疗、就业和社会保障等领域的政策设计，始终以消除不平等为目标。例如，联</w:t>
-      </w:r>
-      <w:r>
-        <w:rPr>
-          <w:rFonts w:ascii="Songti SC" w:hAnsi="Songti SC" w:eastAsia="Songti SC" w:cs="Songti SC"/>
-          <w:b w:val="0"/>
-          <w:bCs w:val="0"/>
-          <w:color w:val="000000"/>
-          <w:sz w:val="24"/>
-          <w:szCs w:val="24"/>
-          <w:u w:val="none"/>
-        </w:rPr>
-        <w:t xml:space="preserve">邦共和国推行全民基础教育，确保每个孩子都能接受高质量的教育；全民医疗保障体系让每位公民都能获得必要的医疗服务。平等不仅体现在机会均等，更体现在</w:t>
-      </w:r>
-      <w:r>
-        <w:rPr>
-          <w:rFonts w:ascii="Songti SC" w:hAnsi="Songti SC" w:eastAsia="Songti SC" w:cs="Songti SC"/>
-          <w:b w:val="0"/>
-          <w:bCs w:val="0"/>
-          <w:color w:val="000000"/>
-          <w:sz w:val="24"/>
-          <w:szCs w:val="24"/>
-          <w:u w:val="none"/>
-        </w:rPr>
-        <w:t xml:space="preserve">制度</w:t>
-      </w:r>
-      <w:r>
-        <w:rPr>
-          <w:rFonts w:ascii="Songti SC" w:hAnsi="Songti SC" w:eastAsia="Songti SC" w:cs="Songti SC"/>
-          <w:b w:val="0"/>
-          <w:bCs w:val="0"/>
-          <w:color w:val="000000"/>
-          <w:sz w:val="24"/>
-          <w:szCs w:val="24"/>
-          <w:u w:val="none"/>
-        </w:rPr>
-        <w:t xml:space="preserve">的公平，联邦共和国通过税收调节和社会福利政策，缩小贫富差距，构建一个</w:t>
-      </w:r>
-      <w:r>
-        <w:rPr>
-          <w:rFonts w:ascii="Songti SC" w:hAnsi="Songti SC" w:eastAsia="Songti SC" w:cs="Songti SC"/>
-          <w:b w:val="0"/>
-          <w:bCs w:val="0"/>
-          <w:color w:val="000000"/>
-          <w:sz w:val="24"/>
-          <w:szCs w:val="24"/>
-          <w:u w:val="none"/>
-        </w:rPr>
-        <w:t xml:space="preserve">制度上</w:t>
-      </w:r>
-      <w:r>
-        <w:rPr>
-          <w:rFonts w:ascii="Songti SC" w:hAnsi="Songti SC" w:eastAsia="Songti SC" w:cs="Songti SC"/>
-          <w:b w:val="0"/>
-          <w:bCs w:val="0"/>
-          <w:color w:val="000000"/>
-          <w:sz w:val="24"/>
-          <w:szCs w:val="24"/>
-          <w:u w:val="none"/>
-        </w:rPr>
-        <w:t xml:space="preserve">绝对</w:t>
-      </w:r>
-      <w:r>
-        <w:rPr>
-          <w:rFonts w:ascii="Songti SC" w:hAnsi="Songti SC" w:eastAsia="Songti SC" w:cs="Songti SC"/>
-          <w:b w:val="0"/>
-          <w:bCs w:val="0"/>
-          <w:color w:val="000000"/>
-          <w:sz w:val="24"/>
-          <w:szCs w:val="24"/>
-          <w:u w:val="none"/>
-        </w:rPr>
-        <w:t xml:space="preserve">平等，</w:t>
-      </w:r>
-      <w:r>
-        <w:rPr>
-          <w:rFonts w:ascii="Songti SC" w:hAnsi="Songti SC" w:eastAsia="Songti SC" w:cs="Songti SC"/>
-          <w:b w:val="0"/>
-          <w:bCs w:val="0"/>
-          <w:color w:val="000000"/>
-          <w:sz w:val="24"/>
-          <w:szCs w:val="24"/>
-          <w:u w:val="none"/>
-        </w:rPr>
-        <w:t xml:space="preserve">结果</w:t>
-      </w:r>
-      <w:r>
-        <w:rPr>
-          <w:rFonts w:ascii="Songti SC" w:hAnsi="Songti SC" w:eastAsia="Songti SC" w:cs="Songti SC"/>
-          <w:b w:val="0"/>
-          <w:bCs w:val="0"/>
-          <w:color w:val="000000"/>
-          <w:sz w:val="24"/>
-          <w:szCs w:val="24"/>
-          <w:u w:val="none"/>
-        </w:rPr>
-        <w:t xml:space="preserve">上</w:t>
-      </w:r>
-      <w:r>
-        <w:rPr>
-          <w:rFonts w:ascii="Songti SC" w:hAnsi="Songti SC" w:eastAsia="Songti SC" w:cs="Songti SC"/>
-          <w:b w:val="0"/>
-          <w:bCs w:val="0"/>
-          <w:color w:val="000000"/>
-          <w:sz w:val="24"/>
-          <w:szCs w:val="24"/>
-          <w:u w:val="none"/>
-        </w:rPr>
-        <w:t xml:space="preserve">相对</w:t>
-      </w:r>
-      <w:r>
-        <w:rPr>
-          <w:rFonts w:ascii="Songti SC" w:hAnsi="Songti SC" w:eastAsia="Songti SC" w:cs="Songti SC"/>
-          <w:b w:val="0"/>
-          <w:bCs w:val="0"/>
-          <w:color w:val="000000"/>
-          <w:sz w:val="24"/>
-          <w:szCs w:val="24"/>
-          <w:u w:val="none"/>
-        </w:rPr>
-        <w:t xml:space="preserve">平等</w:t>
-      </w:r>
-      <w:r>
-        <w:rPr>
-          <w:rFonts w:ascii="Songti SC" w:hAnsi="Songti SC" w:eastAsia="Songti SC" w:cs="Songti SC"/>
-          <w:b w:val="0"/>
-          <w:bCs w:val="0"/>
-          <w:color w:val="000000"/>
-          <w:sz w:val="24"/>
-          <w:szCs w:val="24"/>
-          <w:u w:val="none"/>
-        </w:rPr>
-        <w:t xml:space="preserve">的社会。</w:t>
-      </w:r>
-      <w:r>
-        <w:rPr>
-          <w:rFonts w:ascii="Songti SC" w:hAnsi="Songti SC" w:eastAsia="Songti SC" w:cs="Songti SC"/>
-          <w:b w:val="0"/>
-          <w:bCs w:val="0"/>
-          <w:color w:val="000000"/>
-          <w:sz w:val="24"/>
-          <w:szCs w:val="24"/>
-          <w:u w:val="none"/>
-        </w:rPr>
-      </w:r>
-      <w:r>
-        <w:rPr>
-          <w:rFonts w:ascii="Songti SC" w:hAnsi="Songti SC" w:eastAsia="Songti SC" w:cs="Songti SC"/>
-          <w:b w:val="0"/>
-          <w:bCs w:val="0"/>
           <w:color w:val="000000"/>
           <w:sz w:val="24"/>
           <w:szCs w:val="24"/>
@@ -3311,1747 +5243,6 @@
           <w:right w:val="none" w:color="000000" w:sz="4" w:space="0"/>
         </w:pBdr>
         <w:spacing/>
-        <w:ind w:right="0" w:firstLine="0" w:left="0"/>
-        <w:rPr>
-          <w:rFonts w:ascii="宋體-簡" w:hAnsi="宋體-簡" w:cs="宋體-簡"/>
-          <w:b/>
-          <w:bCs/>
-        </w:rPr>
-      </w:pPr>
-      <w:r>
-        <w:rPr>
-          <w:rFonts w:ascii="宋體-簡" w:hAnsi="宋體-簡" w:eastAsia="宋體-簡" w:cs="宋體-簡"/>
-          <w:b/>
-          <w:bCs/>
-          <w:color w:val="000000"/>
-          <w:sz w:val="24"/>
-          <w:szCs w:val="24"/>
-          <w:u w:val="none"/>
-        </w:rPr>
-      </w:r>
-      <w:r>
-        <w:rPr>
-          <w:rFonts w:ascii="宋體-簡" w:hAnsi="宋體-簡" w:eastAsia="宋體-簡" w:cs="宋體-簡"/>
-          <w:b/>
-          <w:bCs/>
-          <w:color w:val="000000"/>
-          <w:sz w:val="24"/>
-          <w:szCs w:val="24"/>
-          <w:u w:val="none"/>
-        </w:rPr>
-        <w:t xml:space="preserve">三、求实与勤劳：</w:t>
-      </w:r>
-      <w:r>
-        <w:rPr>
-          <w:rFonts w:ascii="宋體-簡" w:hAnsi="宋體-簡" w:eastAsia="宋體-簡" w:cs="宋體-簡"/>
-          <w:b/>
-          <w:bCs/>
-          <w:color w:val="000000"/>
-          <w:sz w:val="24"/>
-          <w:szCs w:val="24"/>
-          <w:u w:val="none"/>
-        </w:rPr>
-        <w:t xml:space="preserve">推动</w:t>
-      </w:r>
-      <w:r>
-        <w:rPr>
-          <w:rFonts w:ascii="宋體-簡" w:hAnsi="宋體-簡" w:eastAsia="宋體-簡" w:cs="宋體-簡"/>
-          <w:b/>
-          <w:bCs/>
-          <w:color w:val="000000"/>
-          <w:sz w:val="24"/>
-          <w:szCs w:val="24"/>
-          <w:u w:val="none"/>
-        </w:rPr>
-        <w:t xml:space="preserve">社会</w:t>
-      </w:r>
-      <w:r>
-        <w:rPr>
-          <w:rFonts w:ascii="宋體-簡" w:hAnsi="宋體-簡" w:eastAsia="宋體-簡" w:cs="宋體-簡"/>
-          <w:b/>
-          <w:bCs/>
-          <w:color w:val="000000"/>
-          <w:sz w:val="24"/>
-          <w:szCs w:val="24"/>
-          <w:u w:val="none"/>
-        </w:rPr>
-        <w:t xml:space="preserve">进步的</w:t>
-      </w:r>
-      <w:r>
-        <w:rPr>
-          <w:rFonts w:ascii="宋體-簡" w:hAnsi="宋體-簡" w:eastAsia="宋體-簡" w:cs="宋體-簡"/>
-          <w:b/>
-          <w:bCs/>
-          <w:sz w:val="24"/>
-        </w:rPr>
-        <w:t xml:space="preserve">“</w:t>
-      </w:r>
-      <w:r>
-        <w:rPr>
-          <w:rFonts w:ascii="宋體-簡" w:hAnsi="宋體-簡" w:eastAsia="宋體-簡" w:cs="宋體-簡"/>
-          <w:b/>
-          <w:bCs/>
-          <w:sz w:val="24"/>
-        </w:rPr>
-        <w:t xml:space="preserve">两驾马车”</w:t>
-      </w:r>
-      <w:r>
-        <w:rPr>
-          <w:rFonts w:ascii="宋體-簡" w:hAnsi="宋體-簡" w:cs="宋體-簡"/>
-          <w:b/>
-          <w:bCs/>
-        </w:rPr>
-      </w:r>
-      <w:r>
-        <w:rPr>
-          <w:rFonts w:ascii="宋體-簡" w:hAnsi="宋體-簡" w:cs="宋體-簡"/>
-          <w:b/>
-          <w:bCs/>
-        </w:rPr>
-      </w:r>
-    </w:p>
-    <w:p>
-      <w:pPr>
-        <w:pBdr/>
-        <w:spacing/>
-        <w:ind/>
-        <w:rPr>
-          <w:rFonts w:ascii="Songti SC" w:hAnsi="Songti SC" w:eastAsia="Songti SC" w:cs="Songti SC"/>
-          <w:b w:val="0"/>
-          <w:bCs w:val="0"/>
-          <w:color w:val="000000"/>
-          <w:sz w:val="24"/>
-          <w:szCs w:val="24"/>
-          <w:u w:val="none"/>
-        </w:rPr>
-      </w:pPr>
-      <w:r>
-        <w:rPr>
-          <w:rFonts w:ascii="Songti SC" w:hAnsi="Songti SC" w:eastAsia="Songti SC" w:cs="Songti SC"/>
-          <w:b w:val="0"/>
-          <w:bCs w:val="0"/>
-          <w:color w:val="000000"/>
-          <w:sz w:val="24"/>
-          <w:szCs w:val="24"/>
-          <w:u w:val="none"/>
-        </w:rPr>
-        <w:t xml:space="preserve">    </w:t>
-      </w:r>
-      <w:r>
-        <w:rPr>
-          <w:rFonts w:ascii="Songti SC" w:hAnsi="Songti SC" w:eastAsia="Songti SC" w:cs="Songti SC"/>
-          <w:b w:val="0"/>
-          <w:bCs w:val="0"/>
-          <w:color w:val="000000"/>
-          <w:sz w:val="24"/>
-          <w:szCs w:val="24"/>
-          <w:u w:val="none"/>
-        </w:rPr>
-        <w:t xml:space="preserve">“求实”和“勤劳”体现了联邦共和国的务实精神和奋斗</w:t>
-      </w:r>
-      <w:r>
-        <w:rPr>
-          <w:rFonts w:ascii="Songti SC" w:hAnsi="Songti SC" w:eastAsia="Songti SC" w:cs="Songti SC"/>
-          <w:b w:val="0"/>
-          <w:bCs w:val="0"/>
-          <w:color w:val="000000"/>
-          <w:sz w:val="24"/>
-          <w:szCs w:val="24"/>
-          <w:u w:val="none"/>
-        </w:rPr>
-        <w:t xml:space="preserve">精神</w:t>
-      </w:r>
-      <w:r>
-        <w:rPr>
-          <w:rFonts w:ascii="Songti SC" w:hAnsi="Songti SC" w:eastAsia="Songti SC" w:cs="Songti SC"/>
-          <w:b w:val="0"/>
-          <w:bCs w:val="0"/>
-          <w:color w:val="000000"/>
-          <w:sz w:val="24"/>
-          <w:szCs w:val="24"/>
-          <w:u w:val="none"/>
-        </w:rPr>
-        <w:t xml:space="preserve">。求实是一种科学的态度，</w:t>
-      </w:r>
-      <w:r>
-        <w:rPr>
-          <w:rFonts w:ascii="Songti SC" w:hAnsi="Songti SC" w:eastAsia="Songti SC" w:cs="Songti SC"/>
-          <w:b w:val="0"/>
-          <w:bCs w:val="0"/>
-          <w:color w:val="000000"/>
-          <w:sz w:val="24"/>
-          <w:szCs w:val="24"/>
-          <w:u w:val="none"/>
-        </w:rPr>
-        <w:t xml:space="preserve">是</w:t>
-      </w:r>
-      <w:r>
-        <w:rPr>
-          <w:rFonts w:ascii="Songti SC" w:hAnsi="Songti SC" w:eastAsia="Songti SC" w:cs="Songti SC"/>
-          <w:b w:val="0"/>
-          <w:bCs w:val="0"/>
-          <w:color w:val="000000"/>
-          <w:sz w:val="24"/>
-          <w:szCs w:val="24"/>
-          <w:u w:val="none"/>
-        </w:rPr>
-        <w:t xml:space="preserve">针对</w:t>
-      </w:r>
-      <w:r>
-        <w:rPr>
-          <w:rFonts w:ascii="Songti SC" w:hAnsi="Songti SC" w:eastAsia="Songti SC" w:cs="Songti SC"/>
-          <w:b w:val="0"/>
-          <w:bCs w:val="0"/>
-          <w:color w:val="000000"/>
-          <w:sz w:val="24"/>
-          <w:szCs w:val="24"/>
-          <w:u w:val="none"/>
-        </w:rPr>
-        <w:t xml:space="preserve">当下</w:t>
-      </w:r>
-      <w:r>
-        <w:rPr>
-          <w:rFonts w:ascii="Songti SC" w:hAnsi="Songti SC" w:eastAsia="Songti SC" w:cs="Songti SC"/>
-          <w:b w:val="0"/>
-          <w:bCs w:val="0"/>
-          <w:color w:val="000000"/>
-          <w:sz w:val="24"/>
-          <w:szCs w:val="24"/>
-          <w:u w:val="none"/>
-        </w:rPr>
-        <w:t xml:space="preserve">共产党“</w:t>
-      </w:r>
-      <w:r>
-        <w:rPr>
-          <w:rFonts w:ascii="Songti SC" w:hAnsi="Songti SC" w:eastAsia="Songti SC" w:cs="Songti SC"/>
-          <w:b w:val="0"/>
-          <w:bCs w:val="0"/>
-          <w:color w:val="000000"/>
-          <w:sz w:val="24"/>
-          <w:szCs w:val="24"/>
-          <w:u w:val="none"/>
-        </w:rPr>
-        <w:t xml:space="preserve">假大空”</w:t>
-      </w:r>
-      <w:r>
-        <w:rPr>
-          <w:rFonts w:ascii="Songti SC" w:hAnsi="Songti SC" w:eastAsia="Songti SC" w:cs="Songti SC"/>
-          <w:b w:val="0"/>
-          <w:bCs w:val="0"/>
-          <w:color w:val="000000"/>
-          <w:sz w:val="24"/>
-          <w:szCs w:val="24"/>
-          <w:u w:val="none"/>
-        </w:rPr>
-        <w:t xml:space="preserve">叙事</w:t>
-      </w:r>
-      <w:r>
-        <w:rPr>
-          <w:rFonts w:ascii="Songti SC" w:hAnsi="Songti SC" w:eastAsia="Songti SC" w:cs="Songti SC"/>
-          <w:b w:val="0"/>
-          <w:bCs w:val="0"/>
-          <w:color w:val="000000"/>
-          <w:sz w:val="24"/>
-          <w:szCs w:val="24"/>
-          <w:u w:val="none"/>
-        </w:rPr>
-        <w:t xml:space="preserve">的</w:t>
-      </w:r>
-      <w:r>
-        <w:rPr>
-          <w:rFonts w:ascii="Songti SC" w:hAnsi="Songti SC" w:eastAsia="Songti SC" w:cs="Songti SC"/>
-          <w:b w:val="0"/>
-          <w:bCs w:val="0"/>
-          <w:color w:val="000000"/>
-          <w:sz w:val="24"/>
-          <w:szCs w:val="24"/>
-          <w:u w:val="none"/>
-        </w:rPr>
-        <w:t xml:space="preserve">直接</w:t>
-      </w:r>
-      <w:r>
-        <w:rPr>
-          <w:rFonts w:ascii="Songti SC" w:hAnsi="Songti SC" w:eastAsia="Songti SC" w:cs="Songti SC"/>
-          <w:b w:val="0"/>
-          <w:bCs w:val="0"/>
-          <w:color w:val="000000"/>
-          <w:sz w:val="24"/>
-          <w:szCs w:val="24"/>
-          <w:u w:val="none"/>
-        </w:rPr>
-        <w:t xml:space="preserve">反击，</w:t>
-      </w:r>
-      <w:r>
-        <w:rPr>
-          <w:rFonts w:ascii="Songti SC" w:hAnsi="Songti SC" w:eastAsia="Songti SC" w:cs="Songti SC"/>
-          <w:b w:val="0"/>
-          <w:bCs w:val="0"/>
-          <w:color w:val="000000"/>
-          <w:sz w:val="24"/>
-          <w:szCs w:val="24"/>
-          <w:u w:val="none"/>
-        </w:rPr>
-        <w:t xml:space="preserve">联邦共和国鼓励公民以事实为依据，理性分析问题，追求真理。在政策制定中，联邦共和国注重科学研究和专家意见，确保每一项决策都经得起实践的检验。勤劳则是联邦共和国</w:t>
-      </w:r>
-      <w:r>
-        <w:rPr>
-          <w:rFonts w:ascii="Songti SC" w:hAnsi="Songti SC" w:eastAsia="Songti SC" w:cs="Songti SC"/>
-          <w:b w:val="0"/>
-          <w:bCs w:val="0"/>
-          <w:color w:val="000000"/>
-          <w:sz w:val="24"/>
-          <w:szCs w:val="24"/>
-          <w:u w:val="none"/>
-        </w:rPr>
-        <w:t xml:space="preserve">公民</w:t>
-      </w:r>
-      <w:r>
-        <w:rPr>
-          <w:rFonts w:ascii="Songti SC" w:hAnsi="Songti SC" w:eastAsia="Songti SC" w:cs="Songti SC"/>
-          <w:b w:val="0"/>
-          <w:bCs w:val="0"/>
-          <w:color w:val="000000"/>
-          <w:sz w:val="24"/>
-          <w:szCs w:val="24"/>
-          <w:u w:val="none"/>
-        </w:rPr>
-        <w:t xml:space="preserve">的精神特质，政府通过完善的教育和技能培训体系，支持每位</w:t>
-      </w:r>
-      <w:r>
-        <w:rPr>
-          <w:rFonts w:ascii="Songti SC" w:hAnsi="Songti SC" w:eastAsia="Songti SC" w:cs="Songti SC"/>
-          <w:b w:val="0"/>
-          <w:bCs w:val="0"/>
-          <w:color w:val="000000"/>
-          <w:sz w:val="24"/>
-          <w:szCs w:val="24"/>
-          <w:u w:val="none"/>
-        </w:rPr>
-        <w:t xml:space="preserve">公民在自己的领域发光发热。勤劳不仅是个人的品质，</w:t>
-      </w:r>
-      <w:r>
-        <w:rPr>
-          <w:rFonts w:ascii="Songti SC" w:hAnsi="Songti SC" w:eastAsia="Songti SC" w:cs="Songti SC"/>
-          <w:b w:val="0"/>
-          <w:bCs w:val="0"/>
-          <w:color w:val="000000"/>
-          <w:sz w:val="24"/>
-          <w:szCs w:val="24"/>
-          <w:u w:val="none"/>
-        </w:rPr>
-        <w:t xml:space="preserve">更</w:t>
-      </w:r>
-      <w:r>
-        <w:rPr>
-          <w:rFonts w:ascii="Songti SC" w:hAnsi="Songti SC" w:eastAsia="Songti SC" w:cs="Songti SC"/>
-          <w:b w:val="0"/>
-          <w:bCs w:val="0"/>
-          <w:color w:val="000000"/>
-          <w:sz w:val="24"/>
-          <w:szCs w:val="24"/>
-          <w:u w:val="none"/>
-        </w:rPr>
-        <w:t xml:space="preserve">是</w:t>
-      </w:r>
-      <w:r>
-        <w:rPr>
-          <w:rFonts w:ascii="Songti SC" w:hAnsi="Songti SC" w:eastAsia="Songti SC" w:cs="Songti SC"/>
-          <w:b w:val="0"/>
-          <w:bCs w:val="0"/>
-          <w:color w:val="000000"/>
-          <w:sz w:val="24"/>
-          <w:szCs w:val="24"/>
-          <w:u w:val="none"/>
-        </w:rPr>
-        <w:t xml:space="preserve">全</w:t>
-      </w:r>
-      <w:r>
-        <w:rPr>
-          <w:rFonts w:ascii="Songti SC" w:hAnsi="Songti SC" w:eastAsia="Songti SC" w:cs="Songti SC"/>
-          <w:b w:val="0"/>
-          <w:bCs w:val="0"/>
-          <w:color w:val="000000"/>
-          <w:sz w:val="24"/>
-          <w:szCs w:val="24"/>
-          <w:u w:val="none"/>
-        </w:rPr>
-        <w:t xml:space="preserve">社会</w:t>
-      </w:r>
-      <w:r>
-        <w:rPr>
-          <w:rFonts w:ascii="Songti SC" w:hAnsi="Songti SC" w:eastAsia="Songti SC" w:cs="Songti SC"/>
-          <w:b w:val="0"/>
-          <w:bCs w:val="0"/>
-          <w:color w:val="000000"/>
-          <w:sz w:val="24"/>
-          <w:szCs w:val="24"/>
-          <w:u w:val="none"/>
-        </w:rPr>
-        <w:t xml:space="preserve">创造力</w:t>
-      </w:r>
-      <w:r>
-        <w:rPr>
-          <w:rFonts w:ascii="Songti SC" w:hAnsi="Songti SC" w:eastAsia="Songti SC" w:cs="Songti SC"/>
-          <w:b w:val="0"/>
-          <w:bCs w:val="0"/>
-          <w:color w:val="000000"/>
-          <w:sz w:val="24"/>
-          <w:szCs w:val="24"/>
-          <w:u w:val="none"/>
-        </w:rPr>
-        <w:t xml:space="preserve">的动力</w:t>
-      </w:r>
-      <w:r>
-        <w:rPr>
-          <w:rFonts w:ascii="Songti SC" w:hAnsi="Songti SC" w:eastAsia="Songti SC" w:cs="Songti SC"/>
-          <w:b w:val="0"/>
-          <w:bCs w:val="0"/>
-          <w:color w:val="000000"/>
-          <w:sz w:val="24"/>
-          <w:szCs w:val="24"/>
-          <w:u w:val="none"/>
-        </w:rPr>
-        <w:t xml:space="preserve">源泉</w:t>
-      </w:r>
-      <w:r>
-        <w:rPr>
-          <w:rFonts w:ascii="Songti SC" w:hAnsi="Songti SC" w:eastAsia="Songti SC" w:cs="Songti SC"/>
-          <w:b w:val="0"/>
-          <w:bCs w:val="0"/>
-          <w:color w:val="000000"/>
-          <w:sz w:val="24"/>
-          <w:szCs w:val="24"/>
-          <w:u w:val="none"/>
-        </w:rPr>
-        <w:t xml:space="preserve">。</w:t>
-      </w:r>
-      <w:r>
-        <w:rPr>
-          <w:rFonts w:ascii="Songti SC" w:hAnsi="Songti SC" w:eastAsia="Songti SC" w:cs="Songti SC"/>
-          <w:b w:val="0"/>
-          <w:bCs w:val="0"/>
-          <w:color w:val="000000"/>
-          <w:sz w:val="24"/>
-          <w:szCs w:val="24"/>
-          <w:u w:val="none"/>
-        </w:rPr>
-      </w:r>
-      <w:r>
-        <w:rPr>
-          <w:rFonts w:ascii="Songti SC" w:hAnsi="Songti SC" w:eastAsia="Songti SC" w:cs="Songti SC"/>
-          <w:b w:val="0"/>
-          <w:bCs w:val="0"/>
-          <w:color w:val="000000"/>
-          <w:sz w:val="24"/>
-          <w:szCs w:val="24"/>
-          <w:u w:val="none"/>
-        </w:rPr>
-      </w:r>
-    </w:p>
-    <w:p>
-      <w:pPr>
-        <w:pBdr>
-          <w:top w:val="none" w:color="000000" w:sz="4" w:space="0"/>
-          <w:left w:val="none" w:color="000000" w:sz="4" w:space="0"/>
-          <w:bottom w:val="none" w:color="000000" w:sz="4" w:space="0"/>
-          <w:right w:val="none" w:color="000000" w:sz="4" w:space="0"/>
-        </w:pBdr>
-        <w:spacing/>
-        <w:ind w:right="0" w:firstLine="0" w:left="0"/>
-        <w:rPr>
-          <w:rFonts w:ascii="宋體-簡" w:hAnsi="宋體-簡" w:cs="宋體-簡"/>
-          <w:b/>
-          <w:bCs/>
-        </w:rPr>
-      </w:pPr>
-      <w:r>
-        <w:rPr>
-          <w:rFonts w:ascii="宋體-簡" w:hAnsi="宋體-簡" w:eastAsia="宋體-簡" w:cs="宋體-簡"/>
-          <w:b/>
-          <w:bCs/>
-          <w:color w:val="000000"/>
-          <w:sz w:val="24"/>
-          <w:szCs w:val="24"/>
-          <w:u w:val="none"/>
-        </w:rPr>
-      </w:r>
-      <w:r>
-        <w:rPr>
-          <w:rFonts w:ascii="宋體-簡" w:hAnsi="宋體-簡" w:eastAsia="宋體-簡" w:cs="宋體-簡"/>
-          <w:b/>
-          <w:bCs/>
-          <w:color w:val="000000"/>
-          <w:sz w:val="24"/>
-          <w:szCs w:val="24"/>
-          <w:u w:val="none"/>
-        </w:rPr>
-        <w:t xml:space="preserve">四、包容：</w:t>
-      </w:r>
-      <w:r>
-        <w:rPr>
-          <w:rFonts w:ascii="宋體-簡" w:hAnsi="宋體-簡" w:eastAsia="宋體-簡" w:cs="宋體-簡"/>
-          <w:b/>
-          <w:bCs/>
-          <w:color w:val="000000"/>
-          <w:sz w:val="24"/>
-        </w:rPr>
-        <w:t xml:space="preserve">多元共存的和谐社会</w:t>
-      </w:r>
-      <w:r>
-        <w:rPr>
-          <w:rFonts w:ascii="宋體-簡" w:hAnsi="宋體-簡" w:cs="宋體-簡"/>
-          <w:b/>
-          <w:bCs/>
-        </w:rPr>
-      </w:r>
-      <w:r>
-        <w:rPr>
-          <w:rFonts w:ascii="宋體-簡" w:hAnsi="宋體-簡" w:cs="宋體-簡"/>
-          <w:b/>
-          <w:bCs/>
-        </w:rPr>
-      </w:r>
-    </w:p>
-    <w:p>
-      <w:pPr>
-        <w:pBdr/>
-        <w:spacing/>
-        <w:ind/>
-        <w:rPr>
-          <w:rFonts w:ascii="Songti SC" w:hAnsi="Songti SC" w:eastAsia="Songti SC" w:cs="Songti SC"/>
-          <w:b w:val="0"/>
-          <w:bCs w:val="0"/>
-          <w:color w:val="000000"/>
-          <w:sz w:val="24"/>
-          <w:szCs w:val="24"/>
-          <w:u w:val="none"/>
-        </w:rPr>
-      </w:pPr>
-      <w:r>
-        <w:rPr>
-          <w:rFonts w:ascii="Songti SC" w:hAnsi="Songti SC" w:eastAsia="Songti SC" w:cs="Songti SC"/>
-          <w:b w:val="0"/>
-          <w:bCs w:val="0"/>
-          <w:color w:val="000000"/>
-          <w:sz w:val="24"/>
-          <w:szCs w:val="24"/>
-          <w:u w:val="none"/>
-        </w:rPr>
-        <w:t xml:space="preserve">    </w:t>
-      </w:r>
-      <w:r>
-        <w:rPr>
-          <w:rFonts w:ascii="Songti SC" w:hAnsi="Songti SC" w:eastAsia="Songti SC" w:cs="Songti SC"/>
-          <w:b w:val="0"/>
-          <w:bCs w:val="0"/>
-          <w:color w:val="000000"/>
-          <w:sz w:val="24"/>
-          <w:szCs w:val="24"/>
-          <w:u w:val="none"/>
-        </w:rPr>
-        <w:t xml:space="preserve">构建</w:t>
-      </w:r>
-      <w:r>
-        <w:rPr>
-          <w:rFonts w:ascii="Songti SC" w:hAnsi="Songti SC" w:eastAsia="Songti SC" w:cs="Songti SC"/>
-          <w:b w:val="0"/>
-          <w:bCs w:val="0"/>
-          <w:color w:val="000000"/>
-          <w:sz w:val="24"/>
-          <w:szCs w:val="24"/>
-          <w:u w:val="none"/>
-        </w:rPr>
-        <w:t xml:space="preserve">“包容”</w:t>
-      </w:r>
-      <w:r>
-        <w:rPr>
-          <w:rFonts w:ascii="Songti SC" w:hAnsi="Songti SC" w:eastAsia="Songti SC" w:cs="Songti SC"/>
-          <w:b w:val="0"/>
-          <w:bCs w:val="0"/>
-          <w:color w:val="000000"/>
-          <w:sz w:val="24"/>
-          <w:szCs w:val="24"/>
-          <w:u w:val="none"/>
-        </w:rPr>
-        <w:t xml:space="preserve">的</w:t>
-      </w:r>
-      <w:r>
-        <w:rPr>
-          <w:rFonts w:ascii="Songti SC" w:hAnsi="Songti SC" w:eastAsia="Songti SC" w:cs="Songti SC"/>
-          <w:b w:val="0"/>
-          <w:bCs w:val="0"/>
-          <w:color w:val="000000"/>
-          <w:sz w:val="24"/>
-          <w:szCs w:val="24"/>
-          <w:u w:val="none"/>
-        </w:rPr>
-        <w:t xml:space="preserve">多元和谐社会</w:t>
-      </w:r>
-      <w:r>
-        <w:rPr>
-          <w:rFonts w:ascii="Songti SC" w:hAnsi="Songti SC" w:eastAsia="Songti SC" w:cs="Songti SC"/>
-          <w:b w:val="0"/>
-          <w:bCs w:val="0"/>
-          <w:color w:val="000000"/>
-          <w:sz w:val="24"/>
-          <w:szCs w:val="24"/>
-          <w:u w:val="none"/>
-        </w:rPr>
-        <w:t xml:space="preserve">是联邦共和国最具魅力的特质之一。作为一个多民族、多文化、多宗教的国家，联邦共和国以开放的心态接纳不同背景的人们。包容不仅体现在对本国公民的尊重，也体现在对国际移民和难民的接纳。</w:t>
-      </w:r>
-      <w:r>
-        <w:rPr>
-          <w:rFonts w:ascii="Songti SC" w:hAnsi="Songti SC" w:eastAsia="Songti SC" w:cs="Songti SC"/>
-          <w:b w:val="0"/>
-          <w:bCs w:val="0"/>
-          <w:color w:val="000000"/>
-          <w:sz w:val="24"/>
-          <w:szCs w:val="24"/>
-          <w:u w:val="none"/>
-        </w:rPr>
-        <w:t xml:space="preserve">我们</w:t>
-      </w:r>
-      <w:r>
-        <w:rPr>
-          <w:rFonts w:ascii="Songti SC" w:hAnsi="Songti SC" w:eastAsia="Songti SC" w:cs="Songti SC"/>
-          <w:b w:val="0"/>
-          <w:bCs w:val="0"/>
-          <w:color w:val="000000"/>
-          <w:sz w:val="24"/>
-          <w:szCs w:val="24"/>
-          <w:u w:val="none"/>
-        </w:rPr>
-        <w:t xml:space="preserve">相信，多元文化是社会进步的源泉，不同的思想和传统在碰撞中能够激发出新的火花。在联邦共和国，各种节日、文化活动和宗教仪式都受到尊重和保护。政府通过立法和教育，消除歧视，促进不同群体之间的理解与合作。</w:t>
-      </w:r>
-      <w:r>
-        <w:rPr>
-          <w:rFonts w:ascii="Songti SC" w:hAnsi="Songti SC" w:eastAsia="Songti SC" w:cs="Songti SC"/>
-          <w:b w:val="0"/>
-          <w:bCs w:val="0"/>
-          <w:color w:val="000000"/>
-          <w:sz w:val="24"/>
-          <w:szCs w:val="24"/>
-          <w:u w:val="none"/>
-        </w:rPr>
-      </w:r>
-      <w:r>
-        <w:rPr>
-          <w:rFonts w:ascii="Songti SC" w:hAnsi="Songti SC" w:eastAsia="Songti SC" w:cs="Songti SC"/>
-          <w:b w:val="0"/>
-          <w:bCs w:val="0"/>
-          <w:color w:val="000000"/>
-          <w:sz w:val="24"/>
-          <w:szCs w:val="24"/>
-          <w:u w:val="none"/>
-        </w:rPr>
-      </w:r>
-    </w:p>
-    <w:p>
-      <w:pPr>
-        <w:pBdr>
-          <w:top w:val="none" w:color="000000" w:sz="4" w:space="0"/>
-          <w:left w:val="none" w:color="000000" w:sz="4" w:space="0"/>
-          <w:bottom w:val="none" w:color="000000" w:sz="4" w:space="0"/>
-          <w:right w:val="none" w:color="000000" w:sz="4" w:space="0"/>
-        </w:pBdr>
-        <w:spacing/>
-        <w:ind w:right="0" w:firstLine="0" w:left="0"/>
-        <w:rPr>
-          <w:rFonts w:ascii="宋體-簡" w:hAnsi="宋體-簡" w:cs="宋體-簡"/>
-          <w:b/>
-          <w:bCs/>
-        </w:rPr>
-      </w:pPr>
-      <w:r>
-        <w:rPr>
-          <w:rFonts w:ascii="Songti SC" w:hAnsi="Songti SC" w:eastAsia="Songti SC" w:cs="Songti SC"/>
-          <w:b/>
-          <w:bCs/>
-          <w:color w:val="000000"/>
-          <w:sz w:val="24"/>
-          <w:szCs w:val="24"/>
-          <w:u w:val="none"/>
-        </w:rPr>
-      </w:r>
-      <w:r>
-        <w:rPr>
-          <w:rFonts w:ascii="Songti SC" w:hAnsi="Songti SC" w:eastAsia="Songti SC" w:cs="Songti SC"/>
-          <w:b/>
-          <w:bCs/>
-          <w:color w:val="000000"/>
-          <w:sz w:val="24"/>
-          <w:szCs w:val="24"/>
-          <w:u w:val="none"/>
-        </w:rPr>
-        <w:t xml:space="preserve">五</w:t>
-      </w:r>
-      <w:r>
-        <w:rPr>
-          <w:rFonts w:ascii="宋體-簡" w:hAnsi="宋體-簡" w:eastAsia="宋體-簡" w:cs="宋體-簡"/>
-          <w:b/>
-          <w:bCs/>
-          <w:color w:val="000000"/>
-          <w:sz w:val="24"/>
-          <w:szCs w:val="24"/>
-          <w:u w:val="none"/>
-        </w:rPr>
-        <w:t xml:space="preserve">、人类的灯塔：</w:t>
-      </w:r>
-      <w:r>
-        <w:rPr>
-          <w:rFonts w:ascii="宋體-簡" w:hAnsi="宋體-簡" w:eastAsia="宋體-簡" w:cs="宋體-簡"/>
-          <w:b/>
-          <w:bCs/>
-          <w:color w:val="000000"/>
-          <w:sz w:val="24"/>
-        </w:rPr>
-        <w:t xml:space="preserve">全球使命与责任</w:t>
-      </w:r>
-      <w:r>
-        <w:rPr>
-          <w:rFonts w:ascii="宋體-簡" w:hAnsi="宋體-簡" w:cs="宋體-簡"/>
-          <w:b/>
-          <w:bCs/>
-        </w:rPr>
-      </w:r>
-      <w:r>
-        <w:rPr>
-          <w:rFonts w:ascii="宋體-簡" w:hAnsi="宋體-簡" w:cs="宋體-簡"/>
-          <w:b/>
-          <w:bCs/>
-        </w:rPr>
-      </w:r>
-    </w:p>
-    <w:p>
-      <w:pPr>
-        <w:pBdr/>
-        <w:spacing/>
-        <w:ind/>
-        <w:rPr>
-          <w:rFonts w:ascii="Songti SC" w:hAnsi="Songti SC" w:eastAsia="Songti SC" w:cs="Songti SC"/>
-          <w:b w:val="0"/>
-          <w:bCs w:val="0"/>
-          <w:color w:val="000000"/>
-          <w:sz w:val="24"/>
-          <w:szCs w:val="24"/>
-          <w:u w:val="none"/>
-        </w:rPr>
-      </w:pPr>
-      <w:r>
-        <w:rPr>
-          <w:rFonts w:ascii="Songti SC" w:hAnsi="Songti SC" w:eastAsia="Songti SC" w:cs="Songti SC"/>
-          <w:b w:val="0"/>
-          <w:bCs w:val="0"/>
-          <w:color w:val="000000"/>
-          <w:sz w:val="24"/>
-          <w:szCs w:val="24"/>
-          <w:u w:val="none"/>
-        </w:rPr>
-        <w:t xml:space="preserve">    </w:t>
-      </w:r>
-      <w:r>
-        <w:rPr>
-          <w:rFonts w:ascii="Songti SC" w:hAnsi="Songti SC" w:eastAsia="Songti SC" w:cs="Songti SC"/>
-          <w:b w:val="0"/>
-          <w:bCs w:val="0"/>
-          <w:color w:val="000000"/>
-          <w:sz w:val="24"/>
-          <w:szCs w:val="24"/>
-          <w:u w:val="none"/>
-        </w:rPr>
-        <w:t xml:space="preserve">“我们是人类的灯塔，加入我们吧！”这句格言不仅是对联邦共和国公民的号召，也是对全人类的邀约，</w:t>
-      </w:r>
-      <w:r>
-        <w:rPr>
-          <w:rFonts w:ascii="Songti SC" w:hAnsi="Songti SC" w:eastAsia="Songti SC" w:cs="Songti SC"/>
-          <w:b w:val="0"/>
-          <w:bCs w:val="0"/>
-          <w:color w:val="000000"/>
-          <w:sz w:val="24"/>
-          <w:szCs w:val="24"/>
-          <w:u w:val="none"/>
-        </w:rPr>
-        <w:t xml:space="preserve">是</w:t>
-      </w:r>
-      <w:r>
-        <w:rPr>
-          <w:rFonts w:ascii="Songti SC" w:hAnsi="Songti SC" w:eastAsia="Songti SC" w:cs="Songti SC"/>
-          <w:b w:val="0"/>
-          <w:bCs w:val="0"/>
-          <w:color w:val="000000"/>
-          <w:sz w:val="24"/>
-          <w:szCs w:val="24"/>
-          <w:u w:val="none"/>
-        </w:rPr>
-        <w:t xml:space="preserve">作为</w:t>
-      </w:r>
-      <w:r>
-        <w:rPr>
-          <w:rFonts w:ascii="Songti SC" w:hAnsi="Songti SC" w:eastAsia="Songti SC" w:cs="Songti SC"/>
-          <w:b w:val="0"/>
-          <w:bCs w:val="0"/>
-          <w:color w:val="000000"/>
-          <w:sz w:val="24"/>
-          <w:szCs w:val="24"/>
-          <w:u w:val="none"/>
-        </w:rPr>
-        <w:t xml:space="preserve">一个“</w:t>
-      </w:r>
-      <w:r>
-        <w:rPr>
-          <w:rFonts w:ascii="Songti SC" w:hAnsi="Songti SC" w:eastAsia="Songti SC" w:cs="Songti SC"/>
-          <w:b w:val="0"/>
-          <w:bCs w:val="0"/>
-          <w:color w:val="000000"/>
-          <w:sz w:val="24"/>
-          <w:szCs w:val="24"/>
-          <w:u w:val="none"/>
-        </w:rPr>
-        <w:t xml:space="preserve">大国”</w:t>
-      </w:r>
-      <w:r>
-        <w:rPr>
-          <w:rFonts w:ascii="Songti SC" w:hAnsi="Songti SC" w:eastAsia="Songti SC" w:cs="Songti SC"/>
-          <w:b w:val="0"/>
-          <w:bCs w:val="0"/>
-          <w:color w:val="000000"/>
-          <w:sz w:val="24"/>
-          <w:szCs w:val="24"/>
-          <w:u w:val="none"/>
-        </w:rPr>
-        <w:t xml:space="preserve">的</w:t>
-      </w:r>
-      <w:r>
-        <w:rPr>
-          <w:rFonts w:ascii="Songti SC" w:hAnsi="Songti SC" w:eastAsia="Songti SC" w:cs="Songti SC"/>
-          <w:b w:val="0"/>
-          <w:bCs w:val="0"/>
-          <w:color w:val="000000"/>
-          <w:sz w:val="24"/>
-          <w:szCs w:val="24"/>
-          <w:u w:val="none"/>
-        </w:rPr>
-        <w:t xml:space="preserve">全球使命与责任，</w:t>
-      </w:r>
-      <w:r>
-        <w:rPr>
-          <w:rFonts w:ascii="Songti SC" w:hAnsi="Songti SC" w:eastAsia="Songti SC" w:cs="Songti SC"/>
-          <w:b w:val="0"/>
-          <w:bCs w:val="0"/>
-          <w:color w:val="000000"/>
-          <w:sz w:val="24"/>
-          <w:szCs w:val="24"/>
-          <w:u w:val="none"/>
-        </w:rPr>
-        <w:t xml:space="preserve">是</w:t>
-      </w:r>
-      <w:r>
-        <w:rPr>
-          <w:rFonts w:ascii="Songti SC" w:hAnsi="Songti SC" w:eastAsia="Songti SC" w:cs="Songti SC"/>
-          <w:b w:val="0"/>
-          <w:bCs w:val="0"/>
-          <w:color w:val="000000"/>
-          <w:sz w:val="24"/>
-          <w:szCs w:val="24"/>
-          <w:u w:val="none"/>
-        </w:rPr>
-        <w:t xml:space="preserve">对</w:t>
-      </w:r>
-      <w:r>
-        <w:rPr>
-          <w:rFonts w:ascii="Songti SC" w:hAnsi="Songti SC" w:eastAsia="Songti SC" w:cs="Songti SC"/>
-          <w:b w:val="0"/>
-          <w:bCs w:val="0"/>
-          <w:color w:val="000000"/>
-          <w:sz w:val="24"/>
-          <w:szCs w:val="24"/>
-          <w:u w:val="none"/>
-        </w:rPr>
-        <w:t xml:space="preserve">当下“</w:t>
-      </w:r>
-      <w:r>
-        <w:rPr>
-          <w:rFonts w:ascii="Songti SC" w:hAnsi="Songti SC" w:eastAsia="Songti SC" w:cs="Songti SC"/>
-          <w:b w:val="0"/>
-          <w:bCs w:val="0"/>
-          <w:color w:val="000000"/>
-          <w:sz w:val="24"/>
-          <w:szCs w:val="24"/>
-          <w:u w:val="none"/>
-        </w:rPr>
-        <w:t xml:space="preserve">共产</w:t>
-      </w:r>
-      <w:r>
-        <w:rPr>
-          <w:rFonts w:ascii="Songti SC" w:hAnsi="Songti SC" w:eastAsia="Songti SC" w:cs="Songti SC"/>
-          <w:b w:val="0"/>
-          <w:bCs w:val="0"/>
-          <w:color w:val="000000"/>
-          <w:sz w:val="24"/>
-          <w:szCs w:val="24"/>
-          <w:u w:val="none"/>
-        </w:rPr>
-        <w:t xml:space="preserve">中国”</w:t>
-      </w:r>
-      <w:r>
-        <w:rPr>
-          <w:rFonts w:ascii="Songti SC" w:hAnsi="Songti SC" w:eastAsia="Songti SC" w:cs="Songti SC"/>
-          <w:b w:val="0"/>
-          <w:bCs w:val="0"/>
-          <w:color w:val="000000"/>
-          <w:sz w:val="24"/>
-          <w:szCs w:val="24"/>
-          <w:u w:val="none"/>
-        </w:rPr>
-        <w:t xml:space="preserve">自诩</w:t>
-      </w:r>
-      <w:r>
-        <w:rPr>
-          <w:rFonts w:ascii="Songti SC" w:hAnsi="Songti SC" w:eastAsia="Songti SC" w:cs="Songti SC"/>
-          <w:b w:val="0"/>
-          <w:bCs w:val="0"/>
-          <w:color w:val="000000"/>
-          <w:sz w:val="24"/>
-          <w:szCs w:val="24"/>
-          <w:u w:val="none"/>
-        </w:rPr>
-        <w:t xml:space="preserve">为</w:t>
-      </w:r>
-      <w:r>
-        <w:rPr>
-          <w:rFonts w:ascii="Songti SC" w:hAnsi="Songti SC" w:eastAsia="Songti SC" w:cs="Songti SC"/>
-          <w:b w:val="0"/>
-          <w:bCs w:val="0"/>
-          <w:color w:val="000000"/>
-          <w:sz w:val="24"/>
-          <w:szCs w:val="24"/>
-          <w:u w:val="none"/>
-        </w:rPr>
-        <w:t xml:space="preserve">大国</w:t>
-      </w:r>
-      <w:r>
-        <w:rPr>
-          <w:rFonts w:ascii="Songti SC" w:hAnsi="Songti SC" w:eastAsia="Songti SC" w:cs="Songti SC"/>
-          <w:b w:val="0"/>
-          <w:bCs w:val="0"/>
-          <w:color w:val="000000"/>
-          <w:sz w:val="24"/>
-          <w:szCs w:val="24"/>
-          <w:u w:val="none"/>
-        </w:rPr>
-        <w:t xml:space="preserve">却</w:t>
-      </w:r>
-      <w:r>
-        <w:rPr>
-          <w:rFonts w:ascii="Songti SC" w:hAnsi="Songti SC" w:eastAsia="Songti SC" w:cs="Songti SC"/>
-          <w:b w:val="0"/>
-          <w:bCs w:val="0"/>
-          <w:color w:val="000000"/>
-          <w:sz w:val="24"/>
-          <w:szCs w:val="24"/>
-          <w:u w:val="none"/>
-        </w:rPr>
-        <w:t xml:space="preserve">处处</w:t>
-      </w:r>
-      <w:r>
-        <w:rPr>
-          <w:rFonts w:ascii="Songti SC" w:hAnsi="Songti SC" w:eastAsia="Songti SC" w:cs="Songti SC"/>
-          <w:b w:val="0"/>
-          <w:bCs w:val="0"/>
-          <w:color w:val="000000"/>
-          <w:sz w:val="24"/>
-          <w:szCs w:val="24"/>
-          <w:u w:val="none"/>
-        </w:rPr>
-        <w:t xml:space="preserve">丧失</w:t>
-      </w:r>
-      <w:r>
-        <w:rPr>
-          <w:rFonts w:ascii="Songti SC" w:hAnsi="Songti SC" w:eastAsia="Songti SC" w:cs="Songti SC"/>
-          <w:b w:val="0"/>
-          <w:bCs w:val="0"/>
-          <w:color w:val="000000"/>
-          <w:sz w:val="24"/>
-          <w:szCs w:val="24"/>
-          <w:u w:val="none"/>
-        </w:rPr>
-        <w:t xml:space="preserve">大国风范</w:t>
-      </w:r>
-      <w:r>
-        <w:rPr>
-          <w:rFonts w:ascii="Songti SC" w:hAnsi="Songti SC" w:eastAsia="Songti SC" w:cs="Songti SC"/>
-          <w:b w:val="0"/>
-          <w:bCs w:val="0"/>
-          <w:color w:val="000000"/>
-          <w:sz w:val="24"/>
-          <w:szCs w:val="24"/>
-          <w:u w:val="none"/>
-        </w:rPr>
-        <w:t xml:space="preserve">的</w:t>
-      </w:r>
-      <w:r>
-        <w:rPr>
-          <w:rFonts w:ascii="Songti SC" w:hAnsi="Songti SC" w:eastAsia="Songti SC" w:cs="Songti SC"/>
-          <w:b w:val="0"/>
-          <w:bCs w:val="0"/>
-          <w:color w:val="000000"/>
-          <w:sz w:val="24"/>
-          <w:szCs w:val="24"/>
-          <w:u w:val="none"/>
-        </w:rPr>
-        <w:t xml:space="preserve">有力回击</w:t>
-      </w:r>
-      <w:r>
-        <w:rPr>
-          <w:rFonts w:ascii="Songti SC" w:hAnsi="Songti SC" w:eastAsia="Songti SC" w:cs="Songti SC"/>
-          <w:b w:val="0"/>
-          <w:bCs w:val="0"/>
-          <w:color w:val="000000"/>
-          <w:sz w:val="24"/>
-          <w:szCs w:val="24"/>
-          <w:u w:val="none"/>
-        </w:rPr>
-        <w:t xml:space="preserve">。联邦共和国将自己定位为全球普世价值的捍卫者和推动者，致力于通过国际合作和人道主义援助，推动世界的和平与发展</w:t>
-      </w:r>
-      <w:r>
-        <w:rPr>
-          <w:rFonts w:ascii="Songti SC" w:hAnsi="Songti SC" w:eastAsia="Songti SC" w:cs="Songti SC"/>
-          <w:b w:val="0"/>
-          <w:bCs w:val="0"/>
-          <w:color w:val="000000"/>
-          <w:sz w:val="24"/>
-          <w:szCs w:val="24"/>
-          <w:u w:val="none"/>
-        </w:rPr>
-        <w:t xml:space="preserve">。</w:t>
-      </w:r>
-      <w:r>
-        <w:rPr>
-          <w:rFonts w:ascii="Songti SC" w:hAnsi="Songti SC" w:eastAsia="Songti SC" w:cs="Songti SC"/>
-          <w:b w:val="0"/>
-          <w:bCs w:val="0"/>
-          <w:color w:val="000000"/>
-          <w:sz w:val="24"/>
-          <w:szCs w:val="24"/>
-          <w:u w:val="none"/>
-        </w:rPr>
-      </w:r>
-      <w:r>
-        <w:rPr>
-          <w:rFonts w:ascii="Songti SC" w:hAnsi="Songti SC" w:eastAsia="Songti SC" w:cs="Songti SC"/>
-          <w:b w:val="0"/>
-          <w:bCs w:val="0"/>
-          <w:color w:val="000000"/>
-          <w:sz w:val="24"/>
-          <w:szCs w:val="24"/>
-          <w:u w:val="none"/>
-        </w:rPr>
-      </w:r>
-    </w:p>
-    <w:p>
-      <w:pPr>
-        <w:pBdr/>
-        <w:spacing/>
-        <w:ind/>
-        <w:rPr>
-          <w:rFonts w:ascii="Songti SC" w:hAnsi="Songti SC" w:eastAsia="Songti SC" w:cs="Songti SC"/>
-          <w:b/>
-          <w:bCs/>
-          <w:color w:val="000000"/>
-          <w:sz w:val="24"/>
-          <w:szCs w:val="24"/>
-          <w:u w:val="none"/>
-        </w:rPr>
-      </w:pPr>
-      <w:r>
-        <w:rPr>
-          <w:rFonts w:ascii="Songti SC" w:hAnsi="Songti SC" w:eastAsia="Songti SC" w:cs="Songti SC"/>
-          <w:b/>
-          <w:bCs/>
-          <w:color w:val="000000"/>
-          <w:sz w:val="24"/>
-          <w:szCs w:val="24"/>
-          <w:u w:val="none"/>
-        </w:rPr>
-      </w:r>
-      <w:r>
-        <w:rPr>
-          <w:rFonts w:ascii="Songti SC" w:hAnsi="Songti SC" w:eastAsia="Songti SC" w:cs="Songti SC"/>
-          <w:b/>
-          <w:bCs/>
-          <w:color w:val="000000"/>
-          <w:sz w:val="24"/>
-          <w:szCs w:val="24"/>
-          <w:u w:val="none"/>
-        </w:rPr>
-        <w:t xml:space="preserve">六、国</w:t>
-      </w:r>
-      <w:r>
-        <w:rPr>
-          <w:rFonts w:ascii="Songti SC" w:hAnsi="Songti SC" w:eastAsia="Songti SC" w:cs="Songti SC"/>
-          <w:b/>
-          <w:bCs/>
-          <w:color w:val="000000"/>
-          <w:sz w:val="24"/>
-          <w:szCs w:val="24"/>
-          <w:u w:val="none"/>
-        </w:rPr>
-        <w:t xml:space="preserve">家意志：</w:t>
-      </w:r>
-      <w:r>
-        <w:rPr>
-          <w:rFonts w:ascii="Songti SC" w:hAnsi="Songti SC" w:eastAsia="Songti SC" w:cs="Songti SC"/>
-          <w:b/>
-          <w:bCs/>
-          <w:color w:val="000000"/>
-          <w:sz w:val="24"/>
-          <w:szCs w:val="24"/>
-          <w:u w:val="none"/>
-        </w:rPr>
-        <w:t xml:space="preserve">普世价值与人权自由</w:t>
-      </w:r>
-      <w:r>
-        <w:rPr>
-          <w:rFonts w:ascii="Songti SC" w:hAnsi="Songti SC" w:eastAsia="Songti SC" w:cs="Songti SC"/>
-          <w:b/>
-          <w:bCs/>
-          <w:color w:val="000000"/>
-          <w:sz w:val="24"/>
-          <w:szCs w:val="24"/>
-          <w:u w:val="none"/>
-        </w:rPr>
-      </w:r>
-      <w:r>
-        <w:rPr>
-          <w:rFonts w:ascii="Songti SC" w:hAnsi="Songti SC" w:eastAsia="Songti SC" w:cs="Songti SC"/>
-          <w:b/>
-          <w:bCs/>
-          <w:color w:val="000000"/>
-          <w:sz w:val="24"/>
-          <w:szCs w:val="24"/>
-          <w:u w:val="none"/>
-        </w:rPr>
-      </w:r>
-    </w:p>
-    <w:p>
-      <w:pPr>
-        <w:pBdr/>
-        <w:spacing/>
-        <w:ind/>
-        <w:rPr>
-          <w:rFonts w:ascii="Songti SC" w:hAnsi="Songti SC" w:eastAsia="Songti SC" w:cs="Songti SC"/>
-          <w:b w:val="0"/>
-          <w:bCs w:val="0"/>
-          <w:color w:val="000000"/>
-          <w:sz w:val="24"/>
-          <w:szCs w:val="24"/>
-          <w:u w:val="none"/>
-        </w:rPr>
-      </w:pPr>
-      <w:r>
-        <w:rPr>
-          <w:rFonts w:ascii="Songti SC" w:hAnsi="Songti SC" w:eastAsia="Songti SC" w:cs="Songti SC"/>
-          <w:b w:val="0"/>
-          <w:bCs w:val="0"/>
-          <w:color w:val="000000"/>
-          <w:sz w:val="24"/>
-          <w:szCs w:val="24"/>
-          <w:u w:val="none"/>
-        </w:rPr>
-        <w:t xml:space="preserve">    </w:t>
-      </w:r>
-      <w:r>
-        <w:rPr>
-          <w:rFonts w:ascii="Songti SC" w:hAnsi="Songti SC" w:eastAsia="Songti SC" w:cs="Songti SC"/>
-          <w:b w:val="0"/>
-          <w:bCs w:val="0"/>
-          <w:color w:val="000000"/>
-          <w:sz w:val="24"/>
-          <w:szCs w:val="24"/>
-          <w:u w:val="none"/>
-        </w:rPr>
-        <w:t xml:space="preserve">联邦共和国的国家意志之一是“推动人类实现普世价值、实现人人平等、实现人权自由”。这一目标不仅是国内政策的指引，也是其国际形象的核心。在国内，联邦共和国通过不断完善的社会制度和法律体系，确保每位公民的人权得到保障。无论是经济权利、社会权利还是政治权利，联邦共和国都以实际行动践行其承诺。</w:t>
-      </w:r>
-      <w:r>
-        <w:rPr>
-          <w:rFonts w:ascii="Songti SC" w:hAnsi="Songti SC" w:eastAsia="Songti SC" w:cs="Songti SC"/>
-          <w:b w:val="0"/>
-          <w:bCs w:val="0"/>
-          <w:color w:val="000000"/>
-          <w:sz w:val="24"/>
-          <w:szCs w:val="24"/>
-          <w:u w:val="none"/>
-        </w:rPr>
-      </w:r>
-      <w:r>
-        <w:rPr>
-          <w:rFonts w:ascii="Songti SC" w:hAnsi="Songti SC" w:eastAsia="Songti SC" w:cs="Songti SC"/>
-          <w:b w:val="0"/>
-          <w:bCs w:val="0"/>
-          <w:color w:val="000000"/>
-          <w:sz w:val="24"/>
-          <w:szCs w:val="24"/>
-          <w:u w:val="none"/>
-        </w:rPr>
-      </w:r>
-    </w:p>
-    <w:p>
-      <w:pPr>
-        <w:pBdr/>
-        <w:spacing/>
-        <w:ind/>
-        <w:rPr>
-          <w:rFonts w:ascii="Songti SC" w:hAnsi="Songti SC" w:eastAsia="Songti SC" w:cs="Songti SC"/>
-          <w:b w:val="0"/>
-          <w:bCs w:val="0"/>
-          <w:color w:val="000000"/>
-          <w:sz w:val="24"/>
-          <w:szCs w:val="24"/>
-          <w:u w:val="none"/>
-        </w:rPr>
-      </w:pPr>
-      <w:r>
-        <w:rPr>
-          <w:rFonts w:ascii="Songti SC" w:hAnsi="Songti SC" w:eastAsia="Songti SC" w:cs="Songti SC"/>
-          <w:b w:val="0"/>
-          <w:bCs w:val="0"/>
-          <w:color w:val="000000"/>
-          <w:sz w:val="24"/>
-          <w:szCs w:val="24"/>
-          <w:u w:val="none"/>
-        </w:rPr>
-        <w:t xml:space="preserve">    在国际舞台上，联邦共和国通过外交和援助项目，向其他国家推广普世价值的理念。在全球化的今天，</w:t>
-      </w:r>
-      <w:r>
-        <w:rPr>
-          <w:rFonts w:ascii="Songti SC" w:hAnsi="Songti SC" w:eastAsia="Songti SC" w:cs="Songti SC"/>
-          <w:b w:val="0"/>
-          <w:bCs w:val="0"/>
-          <w:color w:val="000000"/>
-          <w:sz w:val="24"/>
-          <w:szCs w:val="24"/>
-          <w:u w:val="none"/>
-        </w:rPr>
-        <w:t xml:space="preserve">我们</w:t>
-      </w:r>
-      <w:r>
-        <w:rPr>
-          <w:rFonts w:ascii="Songti SC" w:hAnsi="Songti SC" w:eastAsia="Songti SC" w:cs="Songti SC"/>
-          <w:b w:val="0"/>
-          <w:bCs w:val="0"/>
-          <w:color w:val="000000"/>
-          <w:sz w:val="24"/>
-          <w:szCs w:val="24"/>
-          <w:u w:val="none"/>
-        </w:rPr>
-        <w:t xml:space="preserve">坚信，只有当全人类都享有自由、平等和正</w:t>
-      </w:r>
-      <w:r>
-        <w:rPr>
-          <w:rFonts w:ascii="Songti SC" w:hAnsi="Songti SC" w:eastAsia="Songti SC" w:cs="Songti SC"/>
-          <w:b w:val="0"/>
-          <w:bCs w:val="0"/>
-          <w:color w:val="000000"/>
-          <w:sz w:val="24"/>
-          <w:szCs w:val="24"/>
-          <w:u w:val="none"/>
-        </w:rPr>
-        <w:t xml:space="preserve">义时，世界才能实现真正的和平与繁荣。</w:t>
-      </w:r>
-      <w:r>
-        <w:rPr>
-          <w:rFonts w:ascii="Songti SC" w:hAnsi="Songti SC" w:eastAsia="Songti SC" w:cs="Songti SC"/>
-          <w:b w:val="0"/>
-          <w:bCs w:val="0"/>
-          <w:color w:val="000000"/>
-          <w:sz w:val="24"/>
-          <w:szCs w:val="24"/>
-          <w:u w:val="none"/>
-        </w:rPr>
-      </w:r>
-      <w:r>
-        <w:rPr>
-          <w:rFonts w:ascii="Songti SC" w:hAnsi="Songti SC" w:eastAsia="Songti SC" w:cs="Songti SC"/>
-          <w:b w:val="0"/>
-          <w:bCs w:val="0"/>
-          <w:color w:val="000000"/>
-          <w:sz w:val="24"/>
-          <w:szCs w:val="24"/>
-          <w:u w:val="none"/>
-        </w:rPr>
-      </w:r>
-    </w:p>
-    <w:p>
-      <w:pPr>
-        <w:pBdr/>
-        <w:spacing/>
-        <w:ind/>
-        <w:rPr>
-          <w:rFonts w:ascii="Songti SC" w:hAnsi="Songti SC" w:eastAsia="Songti SC" w:cs="Songti SC"/>
-          <w:b w:val="0"/>
-          <w:bCs w:val="0"/>
-          <w:color w:val="000000"/>
-          <w:sz w:val="24"/>
-          <w:szCs w:val="24"/>
-          <w:u w:val="none"/>
-        </w:rPr>
-      </w:pPr>
-      <w:r>
-        <w:rPr>
-          <w:rFonts w:ascii="Songti SC" w:hAnsi="Songti SC" w:eastAsia="Songti SC" w:cs="Songti SC"/>
-          <w:b w:val="0"/>
-          <w:bCs w:val="0"/>
-          <w:color w:val="000000"/>
-          <w:sz w:val="24"/>
-          <w:szCs w:val="24"/>
-          <w:u w:val="none"/>
-        </w:rPr>
-      </w:r>
-      <w:r>
-        <w:rPr>
-          <w:rFonts w:ascii="Songti SC" w:hAnsi="Songti SC" w:eastAsia="Songti SC" w:cs="Songti SC"/>
-          <w:b/>
-          <w:bCs/>
-          <w:color w:val="000000"/>
-          <w:sz w:val="24"/>
-          <w:szCs w:val="24"/>
-          <w:u w:val="none"/>
-        </w:rPr>
-        <w:t xml:space="preserve">七、未来展望：灯塔的光芒永不熄灭</w:t>
-      </w:r>
-      <w:r>
-        <w:rPr>
-          <w:rFonts w:ascii="Songti SC" w:hAnsi="Songti SC" w:eastAsia="Songti SC" w:cs="Songti SC"/>
-          <w:b w:val="0"/>
-          <w:bCs w:val="0"/>
-          <w:color w:val="000000"/>
-          <w:sz w:val="24"/>
-          <w:szCs w:val="24"/>
-          <w:u w:val="none"/>
-        </w:rPr>
-      </w:r>
-      <w:r>
-        <w:rPr>
-          <w:rFonts w:ascii="Songti SC" w:hAnsi="Songti SC" w:eastAsia="Songti SC" w:cs="Songti SC"/>
-          <w:b w:val="0"/>
-          <w:bCs w:val="0"/>
-          <w:color w:val="000000"/>
-          <w:sz w:val="24"/>
-          <w:szCs w:val="24"/>
-          <w:u w:val="none"/>
-        </w:rPr>
-      </w:r>
-    </w:p>
-    <w:p>
-      <w:pPr>
-        <w:pBdr/>
-        <w:spacing/>
-        <w:ind/>
-        <w:rPr>
-          <w:rFonts w:ascii="Songti SC" w:hAnsi="Songti SC" w:eastAsia="Songti SC" w:cs="Songti SC"/>
-          <w:b w:val="0"/>
-          <w:bCs w:val="0"/>
-          <w:color w:val="000000"/>
-          <w:sz w:val="24"/>
-          <w:szCs w:val="24"/>
-          <w:highlight w:val="none"/>
-          <w:u w:val="none"/>
-        </w:rPr>
-      </w:pPr>
-      <w:r>
-        <w:rPr>
-          <w:rFonts w:ascii="Songti SC" w:hAnsi="Songti SC" w:eastAsia="Songti SC" w:cs="Songti SC"/>
-          <w:b w:val="0"/>
-          <w:bCs w:val="0"/>
-          <w:color w:val="000000"/>
-          <w:sz w:val="24"/>
-          <w:szCs w:val="24"/>
-          <w:u w:val="none"/>
-        </w:rPr>
-        <w:t xml:space="preserve">    </w:t>
-      </w:r>
-      <w:r>
-        <w:rPr>
-          <w:rFonts w:ascii="Songti SC" w:hAnsi="Songti SC" w:eastAsia="Songti SC" w:cs="Songti SC"/>
-          <w:b w:val="0"/>
-          <w:bCs w:val="0"/>
-          <w:color w:val="000000"/>
-          <w:sz w:val="24"/>
-          <w:szCs w:val="24"/>
-          <w:u w:val="none"/>
-        </w:rPr>
-        <w:t xml:space="preserve">我们</w:t>
-      </w:r>
-      <w:r>
-        <w:rPr>
-          <w:rFonts w:ascii="Songti SC" w:hAnsi="Songti SC" w:eastAsia="Songti SC" w:cs="Songti SC"/>
-          <w:b w:val="0"/>
-          <w:bCs w:val="0"/>
-          <w:color w:val="000000"/>
-          <w:sz w:val="24"/>
-          <w:szCs w:val="24"/>
-          <w:u w:val="none"/>
-        </w:rPr>
-        <w:t xml:space="preserve">以其独特的国家格言和坚定的国家意志，向世界展示一个</w:t>
-      </w:r>
-      <w:r>
-        <w:rPr>
-          <w:rFonts w:ascii="Songti SC" w:hAnsi="Songti SC" w:eastAsia="Songti SC" w:cs="Songti SC"/>
-          <w:b w:val="0"/>
-          <w:bCs w:val="0"/>
-          <w:color w:val="000000"/>
-          <w:sz w:val="24"/>
-          <w:szCs w:val="24"/>
-          <w:u w:val="none"/>
-        </w:rPr>
-        <w:t xml:space="preserve">我们</w:t>
-      </w:r>
-      <w:r>
-        <w:rPr>
-          <w:rFonts w:ascii="Songti SC" w:hAnsi="Songti SC" w:eastAsia="Songti SC" w:cs="Songti SC"/>
-          <w:b w:val="0"/>
-          <w:bCs w:val="0"/>
-          <w:color w:val="000000"/>
-          <w:sz w:val="24"/>
-          <w:szCs w:val="24"/>
-          <w:u w:val="none"/>
-        </w:rPr>
-        <w:t xml:space="preserve">矢志</w:t>
-      </w:r>
-      <w:r>
-        <w:rPr>
-          <w:rFonts w:ascii="Songti SC" w:hAnsi="Songti SC" w:eastAsia="Songti SC" w:cs="Songti SC"/>
-          <w:b w:val="0"/>
-          <w:bCs w:val="0"/>
-          <w:color w:val="000000"/>
-          <w:sz w:val="24"/>
-          <w:szCs w:val="24"/>
-          <w:u w:val="none"/>
-        </w:rPr>
-        <w:t xml:space="preserve">要</w:t>
-      </w:r>
-      <w:r>
-        <w:rPr>
-          <w:rFonts w:ascii="Songti SC" w:hAnsi="Songti SC" w:eastAsia="Songti SC" w:cs="Songti SC"/>
-          <w:b w:val="0"/>
-          <w:bCs w:val="0"/>
-          <w:color w:val="000000"/>
-          <w:sz w:val="24"/>
-          <w:szCs w:val="24"/>
-          <w:u w:val="none"/>
-        </w:rPr>
-        <w:t xml:space="preserve">建立</w:t>
-      </w:r>
-      <w:r>
-        <w:rPr>
-          <w:rFonts w:ascii="Songti SC" w:hAnsi="Songti SC" w:eastAsia="Songti SC" w:cs="Songti SC"/>
-          <w:b w:val="0"/>
-          <w:bCs w:val="0"/>
-          <w:color w:val="000000"/>
-          <w:sz w:val="24"/>
-          <w:szCs w:val="24"/>
-          <w:u w:val="none"/>
-        </w:rPr>
-        <w:t xml:space="preserve">的</w:t>
-      </w:r>
-      <w:r>
-        <w:rPr>
-          <w:rFonts w:ascii="Songti SC" w:hAnsi="Songti SC" w:eastAsia="Songti SC" w:cs="Songti SC"/>
-          <w:b w:val="0"/>
-          <w:bCs w:val="0"/>
-          <w:color w:val="000000"/>
-          <w:sz w:val="24"/>
-          <w:szCs w:val="24"/>
-          <w:u w:val="none"/>
-        </w:rPr>
-        <w:t xml:space="preserve">自由</w:t>
-      </w:r>
-      <w:r>
-        <w:rPr>
-          <w:rFonts w:ascii="Songti SC" w:hAnsi="Songti SC" w:eastAsia="Songti SC" w:cs="Songti SC"/>
-          <w:b w:val="0"/>
-          <w:bCs w:val="0"/>
-          <w:color w:val="000000"/>
-          <w:sz w:val="24"/>
-          <w:szCs w:val="24"/>
-          <w:u w:val="none"/>
-        </w:rPr>
-        <w:t xml:space="preserve">的</w:t>
-      </w:r>
-      <w:r>
-        <w:rPr>
-          <w:rFonts w:ascii="Songti SC" w:hAnsi="Songti SC" w:eastAsia="Songti SC" w:cs="Songti SC"/>
-          <w:b w:val="0"/>
-          <w:bCs w:val="0"/>
-          <w:color w:val="000000"/>
-          <w:sz w:val="24"/>
-          <w:szCs w:val="24"/>
-          <w:u w:val="none"/>
-        </w:rPr>
-        <w:t xml:space="preserve">、民主</w:t>
-      </w:r>
-      <w:r>
-        <w:rPr>
-          <w:rFonts w:ascii="Songti SC" w:hAnsi="Songti SC" w:eastAsia="Songti SC" w:cs="Songti SC"/>
-          <w:b w:val="0"/>
-          <w:bCs w:val="0"/>
-          <w:color w:val="000000"/>
-          <w:sz w:val="24"/>
-          <w:szCs w:val="24"/>
-          <w:u w:val="none"/>
-        </w:rPr>
-        <w:t xml:space="preserve">的</w:t>
-      </w:r>
-      <w:r>
-        <w:rPr>
-          <w:rFonts w:ascii="Songti SC" w:hAnsi="Songti SC" w:eastAsia="Songti SC" w:cs="Songti SC"/>
-          <w:b w:val="0"/>
-          <w:bCs w:val="0"/>
-          <w:color w:val="000000"/>
-          <w:sz w:val="24"/>
-          <w:szCs w:val="24"/>
-          <w:u w:val="none"/>
-        </w:rPr>
-        <w:t xml:space="preserve">、正义</w:t>
-      </w:r>
-      <w:r>
-        <w:rPr>
-          <w:rFonts w:ascii="Songti SC" w:hAnsi="Songti SC" w:eastAsia="Songti SC" w:cs="Songti SC"/>
-          <w:b w:val="0"/>
-          <w:bCs w:val="0"/>
-          <w:color w:val="000000"/>
-          <w:sz w:val="24"/>
-          <w:szCs w:val="24"/>
-          <w:u w:val="none"/>
-        </w:rPr>
-        <w:t xml:space="preserve">的</w:t>
-      </w:r>
-      <w:r>
-        <w:rPr>
-          <w:rFonts w:ascii="Songti SC" w:hAnsi="Songti SC" w:eastAsia="Songti SC" w:cs="Songti SC"/>
-          <w:b w:val="0"/>
-          <w:bCs w:val="0"/>
-          <w:color w:val="000000"/>
-          <w:sz w:val="24"/>
-          <w:szCs w:val="24"/>
-          <w:u w:val="none"/>
-        </w:rPr>
-        <w:t xml:space="preserve">、平等</w:t>
-      </w:r>
-      <w:r>
-        <w:rPr>
-          <w:rFonts w:ascii="Songti SC" w:hAnsi="Songti SC" w:eastAsia="Songti SC" w:cs="Songti SC"/>
-          <w:b w:val="0"/>
-          <w:bCs w:val="0"/>
-          <w:color w:val="000000"/>
-          <w:sz w:val="24"/>
-          <w:szCs w:val="24"/>
-          <w:u w:val="none"/>
-        </w:rPr>
-        <w:t xml:space="preserve">的</w:t>
-      </w:r>
-      <w:r>
-        <w:rPr>
-          <w:rFonts w:ascii="Songti SC" w:hAnsi="Songti SC" w:eastAsia="Songti SC" w:cs="Songti SC"/>
-          <w:b w:val="0"/>
-          <w:bCs w:val="0"/>
-          <w:color w:val="000000"/>
-          <w:sz w:val="24"/>
-          <w:szCs w:val="24"/>
-          <w:u w:val="none"/>
-        </w:rPr>
-        <w:t xml:space="preserve">、求实</w:t>
-      </w:r>
-      <w:r>
-        <w:rPr>
-          <w:rFonts w:ascii="Songti SC" w:hAnsi="Songti SC" w:eastAsia="Songti SC" w:cs="Songti SC"/>
-          <w:b w:val="0"/>
-          <w:bCs w:val="0"/>
-          <w:color w:val="000000"/>
-          <w:sz w:val="24"/>
-          <w:szCs w:val="24"/>
-          <w:u w:val="none"/>
-        </w:rPr>
-        <w:t xml:space="preserve">的</w:t>
-      </w:r>
-      <w:r>
-        <w:rPr>
-          <w:rFonts w:ascii="Songti SC" w:hAnsi="Songti SC" w:eastAsia="Songti SC" w:cs="Songti SC"/>
-          <w:b w:val="0"/>
-          <w:bCs w:val="0"/>
-          <w:color w:val="000000"/>
-          <w:sz w:val="24"/>
-          <w:szCs w:val="24"/>
-          <w:u w:val="none"/>
-        </w:rPr>
-        <w:t xml:space="preserve">、勤劳</w:t>
-      </w:r>
-      <w:r>
-        <w:rPr>
-          <w:rFonts w:ascii="Songti SC" w:hAnsi="Songti SC" w:eastAsia="Songti SC" w:cs="Songti SC"/>
-          <w:b w:val="0"/>
-          <w:bCs w:val="0"/>
-          <w:color w:val="000000"/>
-          <w:sz w:val="24"/>
-          <w:szCs w:val="24"/>
-          <w:u w:val="none"/>
-        </w:rPr>
-        <w:t xml:space="preserve">的</w:t>
-      </w:r>
-      <w:r>
-        <w:rPr>
-          <w:rFonts w:ascii="Songti SC" w:hAnsi="Songti SC" w:eastAsia="Songti SC" w:cs="Songti SC"/>
-          <w:b w:val="0"/>
-          <w:bCs w:val="0"/>
-          <w:color w:val="000000"/>
-          <w:sz w:val="24"/>
-          <w:szCs w:val="24"/>
-          <w:u w:val="none"/>
-        </w:rPr>
-        <w:t xml:space="preserve">、包容的理想社会。作为人类的灯塔，联邦共和国不仅为自己的公民创造幸福的生活，也</w:t>
-      </w:r>
-      <w:r>
-        <w:rPr>
-          <w:rFonts w:ascii="Songti SC" w:hAnsi="Songti SC" w:eastAsia="Songti SC" w:cs="Songti SC"/>
-          <w:b w:val="0"/>
-          <w:bCs w:val="0"/>
-          <w:color w:val="000000"/>
-          <w:sz w:val="24"/>
-          <w:szCs w:val="24"/>
-          <w:u w:val="none"/>
-        </w:rPr>
-        <w:t xml:space="preserve">要</w:t>
-      </w:r>
-      <w:r>
-        <w:rPr>
-          <w:rFonts w:ascii="Songti SC" w:hAnsi="Songti SC" w:eastAsia="Songti SC" w:cs="Songti SC"/>
-          <w:b w:val="0"/>
-          <w:bCs w:val="0"/>
-          <w:color w:val="000000"/>
-          <w:sz w:val="24"/>
-          <w:szCs w:val="24"/>
-          <w:u w:val="none"/>
-        </w:rPr>
-        <w:t xml:space="preserve">为全球提供了可借鉴的发展模式。未来，联邦共和国</w:t>
-      </w:r>
-      <w:r>
-        <w:rPr>
-          <w:rFonts w:ascii="Songti SC" w:hAnsi="Songti SC" w:eastAsia="Songti SC" w:cs="Songti SC"/>
-          <w:b w:val="0"/>
-          <w:bCs w:val="0"/>
-          <w:color w:val="000000"/>
-          <w:sz w:val="24"/>
-          <w:szCs w:val="24"/>
-          <w:u w:val="none"/>
-        </w:rPr>
-        <w:t xml:space="preserve">会</w:t>
-      </w:r>
-      <w:r>
-        <w:rPr>
-          <w:rFonts w:ascii="Songti SC" w:hAnsi="Songti SC" w:eastAsia="Songti SC" w:cs="Songti SC"/>
-          <w:b w:val="0"/>
-          <w:bCs w:val="0"/>
-          <w:color w:val="000000"/>
-          <w:sz w:val="24"/>
-          <w:szCs w:val="24"/>
-          <w:u w:val="none"/>
-        </w:rPr>
-        <w:t xml:space="preserve">秉持其核心价值，致力于构建一个更加美好的世界。在全球化的浪潮中，以开放的胸怀迎接挑战，以坚定的信念推动进步。无论面对怎样的困难，都将以其国家格言为指引，点亮人类前行的道路。正如格言所言，“加入我们吧！”这不仅是对“</w:t>
-      </w:r>
-      <w:r>
-        <w:rPr>
-          <w:rFonts w:ascii="Songti SC" w:hAnsi="Songti SC" w:eastAsia="Songti SC" w:cs="Songti SC"/>
-          <w:b w:val="0"/>
-          <w:bCs w:val="0"/>
-          <w:color w:val="000000"/>
-          <w:sz w:val="24"/>
-          <w:szCs w:val="24"/>
-          <w:u w:val="none"/>
-        </w:rPr>
-        <w:t xml:space="preserve">中共国”</w:t>
-      </w:r>
-      <w:r>
-        <w:rPr>
-          <w:rFonts w:ascii="Songti SC" w:hAnsi="Songti SC" w:eastAsia="Songti SC" w:cs="Songti SC"/>
-          <w:b w:val="0"/>
-          <w:bCs w:val="0"/>
-          <w:color w:val="000000"/>
-          <w:sz w:val="24"/>
-          <w:szCs w:val="24"/>
-          <w:u w:val="none"/>
-        </w:rPr>
-        <w:t xml:space="preserve">个体</w:t>
-      </w:r>
-      <w:r>
-        <w:rPr>
-          <w:rFonts w:ascii="Songti SC" w:hAnsi="Songti SC" w:eastAsia="Songti SC" w:cs="Songti SC"/>
-          <w:b w:val="0"/>
-          <w:bCs w:val="0"/>
-          <w:color w:val="000000"/>
-          <w:sz w:val="24"/>
-          <w:szCs w:val="24"/>
-          <w:u w:val="none"/>
-        </w:rPr>
-        <w:t xml:space="preserve">人民</w:t>
-      </w:r>
-      <w:r>
-        <w:rPr>
-          <w:rFonts w:ascii="Songti SC" w:hAnsi="Songti SC" w:eastAsia="Songti SC" w:cs="Songti SC"/>
-          <w:b w:val="0"/>
-          <w:bCs w:val="0"/>
-          <w:color w:val="000000"/>
-          <w:sz w:val="24"/>
-          <w:szCs w:val="24"/>
-          <w:u w:val="none"/>
-        </w:rPr>
-        <w:t xml:space="preserve">的邀请，更是对全人类的号召，呼吁大家共同</w:t>
-      </w:r>
-      <w:r>
-        <w:rPr>
-          <w:rFonts w:ascii="Songti SC" w:hAnsi="Songti SC" w:eastAsia="Songti SC" w:cs="Songti SC"/>
-          <w:b w:val="0"/>
-          <w:bCs w:val="0"/>
-          <w:color w:val="000000"/>
-          <w:sz w:val="24"/>
-          <w:szCs w:val="24"/>
-          <w:u w:val="none"/>
-        </w:rPr>
-        <w:t xml:space="preserve">为自由、平等和正义而努力。</w:t>
-      </w:r>
-      <w:r>
-        <w:rPr>
-          <w:rFonts w:ascii="Songti SC" w:hAnsi="Songti SC" w:eastAsia="Songti SC" w:cs="Songti SC"/>
-          <w:b w:val="0"/>
-          <w:bCs w:val="0"/>
-          <w:color w:val="000000"/>
-          <w:sz w:val="24"/>
-          <w:szCs w:val="24"/>
-          <w:highlight w:val="none"/>
-          <w:u w:val="none"/>
-        </w:rPr>
-      </w:r>
-      <w:r>
-        <w:rPr>
-          <w:rFonts w:ascii="Songti SC" w:hAnsi="Songti SC" w:eastAsia="Songti SC" w:cs="Songti SC"/>
-          <w:b w:val="0"/>
-          <w:bCs w:val="0"/>
-          <w:color w:val="000000"/>
-          <w:sz w:val="24"/>
-          <w:szCs w:val="24"/>
-          <w:highlight w:val="none"/>
-          <w:u w:val="none"/>
-        </w:rPr>
-      </w:r>
-    </w:p>
-    <w:p>
-      <w:pPr>
-        <w:pBdr>
-          <w:top w:val="none" w:color="000000" w:sz="4" w:space="0"/>
-          <w:left w:val="none" w:color="000000" w:sz="4" w:space="0"/>
-          <w:bottom w:val="none" w:color="000000" w:sz="4" w:space="0"/>
-          <w:right w:val="none" w:color="000000" w:sz="4" w:space="0"/>
-        </w:pBdr>
-        <w:spacing/>
         <w:ind/>
         <w:jc w:val="right"/>
         <w:rPr>
@@ -5085,7 +5276,7 @@
           <w:szCs w:val="24"/>
           <w:lang w:eastAsia="zh-CN"/>
         </w:rPr>
-        <w:t xml:space="preserve">“</w:t>
+        <w:t xml:space="preserve">《</w:t>
       </w:r>
       <w:r>
         <w:rPr>
@@ -5097,7 +5288,7 @@
           <w:szCs w:val="24"/>
           <w:lang w:eastAsia="zh-CN"/>
         </w:rPr>
-        <w:t xml:space="preserve">五民主义</w:t>
+        <w:t xml:space="preserve">公</w:t>
       </w:r>
       <w:r>
         <w:rPr>
@@ -5109,7 +5300,7 @@
           <w:szCs w:val="24"/>
           <w:lang w:eastAsia="zh-CN"/>
         </w:rPr>
-        <w:t xml:space="preserve">”</w:t>
+        <w:t xml:space="preserve">民宪法》撰写人</w:t>
       </w:r>
       <w:r>
         <w:rPr>
@@ -5121,7 +5312,7 @@
           <w:szCs w:val="24"/>
           <w:lang w:eastAsia="zh-CN"/>
         </w:rPr>
-        <w:t xml:space="preserve">奠基人</w:t>
+        <w:t xml:space="preserve">程伟/</w:t>
       </w:r>
       <w:r>
         <w:rPr>
@@ -5133,7 +5324,7 @@
           <w:szCs w:val="24"/>
           <w:lang w:eastAsia="zh-CN"/>
         </w:rPr>
-        <w:t xml:space="preserve">、《五民宪法》撰写人何清风，一身正气、两袖清风。</w:t>
+        <w:t xml:space="preserve">何清风，一身正气、两袖清风。</w:t>
       </w:r>
       <w:r>
         <w:rPr>
@@ -5143,40 +5334,6 @@
           <w:color w:val="000000" w:themeColor="text1"/>
           <w:sz w:val="24"/>
           <w:szCs w:val="24"/>
-        </w:rPr>
-      </w:r>
-      <w:r>
-        <w:rPr>
-          <w:rFonts w:ascii="宋體-簡" w:hAnsi="宋體-簡" w:cs="宋體-簡"/>
-          <w:b/>
-          <w:bCs/>
-          <w:color w:val="000000" w:themeColor="text1"/>
-          <w:sz w:val="24"/>
-          <w:szCs w:val="24"/>
-        </w:rPr>
-      </w:r>
-      <w:r>
-        <w:rPr>
-          <w:rFonts w:ascii="Songti SC" w:hAnsi="Songti SC" w:eastAsia="Songti SC" w:cs="Songti SC"/>
-          <w:b w:val="0"/>
-          <w:bCs w:val="0"/>
-          <w:color w:val="000000"/>
-          <w:sz w:val="24"/>
-          <w:szCs w:val="24"/>
-          <w:highlight w:val="none"/>
-          <w:u w:val="none"/>
-        </w:rPr>
-      </w:r>
-      <w:r>
-        <w:rPr>
-          <w:rFonts w:ascii="Songti SC" w:hAnsi="Songti SC" w:eastAsia="Songti SC" w:cs="Songti SC"/>
-          <w:b w:val="0"/>
-          <w:bCs w:val="0"/>
-          <w:color w:val="000000"/>
-          <w:sz w:val="24"/>
-          <w:szCs w:val="24"/>
-          <w:highlight w:val="none"/>
-          <w:u w:val="none"/>
         </w:rPr>
       </w:r>
       <w:r>
